--- a/Skripsi.docx
+++ b/Skripsi.docx
@@ -20975,7 +20975,7 @@
         <w:rPr>
           <w:lang w:val="en-ID" w:eastAsia="id-ID"/>
         </w:rPr>
-        <w:instrText xml:space="preserve"> ADDIN ZOTERO_ITEM CSL_CITATION {"citationID":"PG5850W8","properties":{"unsorted":false,"formattedCitation":"(Reimers dan Gurevych, 2019, hlm.3982)","plainCitation":"(Reimers dan Gurevych, 2019, hlm.3982)","noteIndex":0},"citationItems":[{"id":324,"uris":["http://zotero.org/users/15174604/items/HTM82WU4"],"itemData":{"id":324,"type":"paper-conference","abstract":"BERT (Devlin et al., 2018) and RoBERTa (Liu et al., 2019) has set a new state-of-the-art performance on sentence-pair regression tasks like semantic textual similarity (STS). However, it requires that both sentences are fed into the network, which causes a massive computational overhead: Finding the most similar pair in a collection of 10,000 sentences requires about 50 million inference computations (\\textasciitilde65 hours) with BERT. The construction of BERT makes it unsuitable for semantic similarity search as well as for unsupervised tasks like clustering. In this publication, we present Sentence-BERT (SBERT), a modification of the pretrained BERT network that use siamese and triplet network structures to derive semantically meaningful sentence embeddings that can be compared using cosine-similarity. This reduces the effort for finding the most similar pair from 65 hours with BERT / RoBERTa to about 5 seconds with SBERT, while maintaining the accuracy from BERT. We evaluate SBERT and SRoBERTa on common STS tasks and transfer learning tasks, where it outperforms other state-of-the-art sentence embeddings methods.","container-title":"Proceedings of the 2019 Conference on Empirical Methods in Natural Language Processing and the 9th International Joint Conference on Natural Language Processing (EMNLP-IJCNLP)","DOI":"10.18653/v1/D19-1410","event-title":"EMNLP-IJCNLP 2019","page":"3982–3992","publisher":"Association for Computational Linguistics","publisher-place":"Hong Kong, China","source":"ACLWeb","title":"Sentence-BERT: Sentence Embeddings using Siamese BERT-Networks","title-short":"Sentence-BERT","URL":"https://aclanthology.org/D19-1410/","author":[{"family":"Reimers","given":"Nils"},{"family":"Gurevych","given":"Iryna"}],"editor":[{"family":"Inui","given":"Kentaro"},{"family":"Jiang","given":"Jing"},{"family":"Ng","given":"Vincent"},{"family":"Wan","given":"Xiaojun"}],"accessed":{"date-parts":[["2026",5,31]]},"issued":{"date-parts":[["2019",11]]}},"locator":"3982","label":"page"}],"schema":"https://github.com/citation-style-language/schema/raw/master/csl-citation.json"} </w:instrText>
+        <w:instrText xml:space="preserve"> ADDIN ZOTERO_ITEM CSL_CITATION {"citationID":"wlQTSSlM","properties":{"unsorted":false,"formattedCitation":"(Reimers dan Gurevych, 2019, hlm.3982)","plainCitation":"(Reimers dan Gurevych, 2019, hlm.3982)","noteIndex":0},"citationItems":[{"id":324,"uris":["http://zotero.org/users/15174604/items/HTM82WU4"],"itemData":{"id":324,"type":"paper-conference","abstract":"BERT (Devlin et al., 2018) and RoBERTa (Liu et al., 2019) has set a new state-of-the-art performance on sentence-pair regression tasks like semantic textual similarity (STS). However, it requires that both sentences are fed into the network, which causes a massive computational overhead: Finding the most similar pair in a collection of 10,000 sentences requires about 50 million inference computations (\\textasciitilde65 hours) with BERT. The construction of BERT makes it unsuitable for semantic similarity search as well as for unsupervised tasks like clustering. In this publication, we present Sentence-BERT (SBERT), a modification of the pretrained BERT network that use siamese and triplet network structures to derive semantically meaningful sentence embeddings that can be compared using cosine-similarity. This reduces the effort for finding the most similar pair from 65 hours with BERT / RoBERTa to about 5 seconds with SBERT, while maintaining the accuracy from BERT. We evaluate SBERT and SRoBERTa on common STS tasks and transfer learning tasks, where it outperforms other state-of-the-art sentence embeddings methods.","container-title":"Proceedings of the 2019 Conference on Empirical Methods in Natural Language Processing and the 9th International Joint Conference on Natural Language Processing (EMNLP-IJCNLP)","DOI":"10.18653/v1/D19-1410","event-title":"EMNLP-IJCNLP 2019","page":"3982–3992","publisher":"Association for Computational Linguistics","publisher-place":"Hong Kong, China","source":"ACLWeb","title":"Sentence-BERT: Sentence Embeddings using Siamese BERT-Networks","title-short":"Sentence-BERT","URL":"https://aclanthology.org/D19-1410/","author":[{"family":"Reimers","given":"Nils"},{"family":"Gurevych","given":"Iryna"}],"editor":[{"family":"Inui","given":"Kentaro"},{"family":"Jiang","given":"Jing"},{"family":"Ng","given":"Vincent"},{"family":"Wan","given":"Xiaojun"}],"accessed":{"date-parts":[["2026",5,31]]},"issued":{"date-parts":[["2019",11]]}},"locator":"3982","label":"page"}],"schema":"https://github.com/citation-style-language/schema/raw/master/csl-citation.json"} </w:instrText>
       </w:r>
       <w:r>
         <w:rPr>
@@ -21466,7 +21466,7 @@
         <w:rPr>
           <w:lang w:val="en-ID" w:eastAsia="id-ID"/>
         </w:rPr>
-        <w:instrText xml:space="preserve"> ADDIN ZOTERO_ITEM CSL_CITATION {"citationID":"PG5850W8","properties":{"unsorted":false,"formattedCitation":"(Reimers dan Gurevych, 2019, hlm.3982)","plainCitation":"(Reimers dan Gurevych, 2019, hlm.3982)","noteIndex":0},"citationItems":[{"id":324,"uris":["http://zotero.org/users/15174604/items/HTM82WU4"],"itemData":{"id":324,"type":"paper-conference","abstract":"BERT (Devlin et al., 2018) and RoBERTa (Liu et al., 2019) has set a new state-of-the-art performance on sentence-pair regression tasks like semantic textual similarity (STS). However, it requires that both sentences are fed into the network, which causes a massive computational overhead: Finding the most similar pair in a collection of 10,000 sentences requires about 50 million inference computations (\\textasciitilde65 hours) with BERT. The construction of BERT makes it unsuitable for semantic similarity search as well as for unsupervised tasks like clustering. In this publication, we present Sentence-BERT (SBERT), a modification of the pretrained BERT network that use siamese and triplet network structures to derive semantically meaningful sentence embeddings that can be compared using cosine-similarity. This reduces the effort for finding the most similar pair from 65 hours with BERT / RoBERTa to about 5 seconds with SBERT, while maintaining the accuracy from BERT. We evaluate SBERT and SRoBERTa on common STS tasks and transfer learning tasks, where it outperforms other state-of-the-art sentence embeddings methods.","container-title":"Proceedings of the 2019 Conference on Empirical Methods in Natural Language Processing and the 9th International Joint Conference on Natural Language Processing (EMNLP-IJCNLP)","DOI":"10.18653/v1/D19-1410","event-title":"EMNLP-IJCNLP 2019","page":"3982–3992","publisher":"Association for Computational Linguistics","publisher-place":"Hong Kong, China","source":"ACLWeb","title":"Sentence-BERT: Sentence Embeddings using Siamese BERT-Networks","title-short":"Sentence-BERT","URL":"https://aclanthology.org/D19-1410/","author":[{"family":"Reimers","given":"Nils"},{"family":"Gurevych","given":"Iryna"}],"editor":[{"family":"Inui","given":"Kentaro"},{"family":"Jiang","given":"Jing"},{"family":"Ng","given":"Vincent"},{"family":"Wan","given":"Xiaojun"}],"accessed":{"date-parts":[["2026",5,31]]},"issued":{"date-parts":[["2019",11]]}},"locator":"3982","label":"page"}],"schema":"https://github.com/citation-style-language/schema/raw/master/csl-citation.json"} </w:instrText>
+        <w:instrText xml:space="preserve"> ADDIN ZOTERO_ITEM CSL_CITATION {"citationID":"aKz43aZL","properties":{"unsorted":false,"formattedCitation":"(Reimers dan Gurevych, 2019, hlm.3982)","plainCitation":"(Reimers dan Gurevych, 2019, hlm.3982)","dontUpdate":true,"noteIndex":0},"citationItems":[{"id":324,"uris":["http://zotero.org/users/15174604/items/HTM82WU4"],"itemData":{"id":324,"type":"paper-conference","abstract":"BERT (Devlin et al., 2018) and RoBERTa (Liu et al., 2019) has set a new state-of-the-art performance on sentence-pair regression tasks like semantic textual similarity (STS). However, it requires that both sentences are fed into the network, which causes a massive computational overhead: Finding the most similar pair in a collection of 10,000 sentences requires about 50 million inference computations (\\textasciitilde65 hours) with BERT. The construction of BERT makes it unsuitable for semantic similarity search as well as for unsupervised tasks like clustering. In this publication, we present Sentence-BERT (SBERT), a modification of the pretrained BERT network that use siamese and triplet network structures to derive semantically meaningful sentence embeddings that can be compared using cosine-similarity. This reduces the effort for finding the most similar pair from 65 hours with BERT / RoBERTa to about 5 seconds with SBERT, while maintaining the accuracy from BERT. We evaluate SBERT and SRoBERTa on common STS tasks and transfer learning tasks, where it outperforms other state-of-the-art sentence embeddings methods.","container-title":"Proceedings of the 2019 Conference on Empirical Methods in Natural Language Processing and the 9th International Joint Conference on Natural Language Processing (EMNLP-IJCNLP)","DOI":"10.18653/v1/D19-1410","event-title":"EMNLP-IJCNLP 2019","page":"3982–3992","publisher":"Association for Computational Linguistics","publisher-place":"Hong Kong, China","source":"ACLWeb","title":"Sentence-BERT: Sentence Embeddings using Siamese BERT-Networks","title-short":"Sentence-BERT","URL":"https://aclanthology.org/D19-1410/","author":[{"family":"Reimers","given":"Nils"},{"family":"Gurevych","given":"Iryna"}],"editor":[{"family":"Inui","given":"Kentaro"},{"family":"Jiang","given":"Jing"},{"family":"Ng","given":"Vincent"},{"family":"Wan","given":"Xiaojun"}],"accessed":{"date-parts":[["2026",5,31]]},"issued":{"date-parts":[["2019",11]]}},"locator":"3982","label":"page"}],"schema":"https://github.com/citation-style-language/schema/raw/master/csl-citation.json"} </w:instrText>
       </w:r>
       <w:r>
         <w:rPr>
@@ -21511,9 +21511,1926 @@
     <w:p>
       <w:pPr>
         <w:pStyle w:val="Heading3"/>
-      </w:pPr>
-      <w:r>
+        <w:rPr>
+          <w:lang w:val="en-ID"/>
+        </w:rPr>
+      </w:pPr>
+      <w:proofErr w:type="spellStart"/>
+      <w:r>
+        <w:rPr>
+          <w:lang w:val="en-ID"/>
+        </w:rPr>
         <w:lastRenderedPageBreak/>
+        <w:t>Metode</w:t>
+      </w:r>
+      <w:proofErr w:type="spellEnd"/>
+      <w:r>
+        <w:rPr>
+          <w:lang w:val="en-ID"/>
+        </w:rPr>
+        <w:t xml:space="preserve"> </w:t>
+      </w:r>
+      <w:proofErr w:type="spellStart"/>
+      <w:r>
+        <w:rPr>
+          <w:lang w:val="en-ID"/>
+        </w:rPr>
+        <w:t>Evaluasi</w:t>
+      </w:r>
+      <w:proofErr w:type="spellEnd"/>
+      <w:r>
+        <w:rPr>
+          <w:lang w:val="en-ID"/>
+        </w:rPr>
+        <w:t xml:space="preserve"> </w:t>
+      </w:r>
+      <w:proofErr w:type="spellStart"/>
+      <w:r>
+        <w:rPr>
+          <w:lang w:val="en-ID"/>
+        </w:rPr>
+        <w:t>Berbasis</w:t>
+      </w:r>
+      <w:proofErr w:type="spellEnd"/>
+      <w:r>
+        <w:rPr>
+          <w:lang w:val="en-ID"/>
+        </w:rPr>
+        <w:t xml:space="preserve"> Model Bahasa </w:t>
+      </w:r>
+      <w:proofErr w:type="spellStart"/>
+      <w:r>
+        <w:rPr>
+          <w:lang w:val="en-ID"/>
+        </w:rPr>
+        <w:t>Besar</w:t>
+      </w:r>
+      <w:proofErr w:type="spellEnd"/>
+      <w:r>
+        <w:rPr>
+          <w:lang w:val="en-ID"/>
+        </w:rPr>
+        <w:t xml:space="preserve"> </w:t>
+      </w:r>
+      <w:proofErr w:type="spellStart"/>
+      <w:r>
+        <w:rPr>
+          <w:lang w:val="en-ID"/>
+        </w:rPr>
+        <w:t>sebagai</w:t>
+      </w:r>
+      <w:proofErr w:type="spellEnd"/>
+      <w:r>
+        <w:rPr>
+          <w:lang w:val="en-ID"/>
+        </w:rPr>
+        <w:t xml:space="preserve"> </w:t>
+      </w:r>
+      <w:proofErr w:type="spellStart"/>
+      <w:r>
+        <w:rPr>
+          <w:lang w:val="en-ID"/>
+        </w:rPr>
+        <w:t>Juri</w:t>
+      </w:r>
+      <w:proofErr w:type="spellEnd"/>
+    </w:p>
+    <w:p>
+      <w:pPr>
+        <w:pStyle w:val="BodyTextFirstIndent"/>
+        <w:rPr>
+          <w:lang w:val="en-ID" w:eastAsia="id-ID"/>
+        </w:rPr>
+      </w:pPr>
+      <w:proofErr w:type="spellStart"/>
+      <w:r>
+        <w:rPr>
+          <w:lang w:val="en-ID" w:eastAsia="id-ID"/>
+        </w:rPr>
+        <w:t>Evaluasi</w:t>
+      </w:r>
+      <w:proofErr w:type="spellEnd"/>
+      <w:r>
+        <w:rPr>
+          <w:lang w:val="en-ID" w:eastAsia="id-ID"/>
+        </w:rPr>
+        <w:t xml:space="preserve"> </w:t>
+      </w:r>
+      <w:proofErr w:type="spellStart"/>
+      <w:r>
+        <w:rPr>
+          <w:lang w:val="en-ID" w:eastAsia="id-ID"/>
+        </w:rPr>
+        <w:t>berbasis</w:t>
+      </w:r>
+      <w:proofErr w:type="spellEnd"/>
+      <w:r>
+        <w:rPr>
+          <w:lang w:val="en-ID" w:eastAsia="id-ID"/>
+        </w:rPr>
+        <w:t xml:space="preserve"> </w:t>
+      </w:r>
+      <w:proofErr w:type="spellStart"/>
+      <w:r>
+        <w:rPr>
+          <w:lang w:val="en-ID" w:eastAsia="id-ID"/>
+        </w:rPr>
+        <w:t>preferensi</w:t>
+      </w:r>
+      <w:proofErr w:type="spellEnd"/>
+      <w:r>
+        <w:rPr>
+          <w:lang w:val="en-ID" w:eastAsia="id-ID"/>
+        </w:rPr>
+        <w:t xml:space="preserve"> </w:t>
+      </w:r>
+      <w:proofErr w:type="spellStart"/>
+      <w:r>
+        <w:rPr>
+          <w:lang w:val="en-ID" w:eastAsia="id-ID"/>
+        </w:rPr>
+        <w:t>manusia</w:t>
+      </w:r>
+      <w:proofErr w:type="spellEnd"/>
+      <w:r>
+        <w:rPr>
+          <w:lang w:val="en-ID" w:eastAsia="id-ID"/>
+        </w:rPr>
+        <w:t xml:space="preserve"> </w:t>
+      </w:r>
+      <w:proofErr w:type="spellStart"/>
+      <w:r>
+        <w:rPr>
+          <w:lang w:val="en-ID" w:eastAsia="id-ID"/>
+        </w:rPr>
+        <w:t>merupakan</w:t>
+      </w:r>
+      <w:proofErr w:type="spellEnd"/>
+      <w:r>
+        <w:rPr>
+          <w:lang w:val="en-ID" w:eastAsia="id-ID"/>
+        </w:rPr>
+        <w:t xml:space="preserve"> </w:t>
+      </w:r>
+      <w:proofErr w:type="spellStart"/>
+      <w:r>
+        <w:rPr>
+          <w:lang w:val="en-ID" w:eastAsia="id-ID"/>
+        </w:rPr>
+        <w:t>standar</w:t>
+      </w:r>
+      <w:proofErr w:type="spellEnd"/>
+      <w:r>
+        <w:rPr>
+          <w:lang w:val="en-ID" w:eastAsia="id-ID"/>
+        </w:rPr>
+        <w:t xml:space="preserve"> </w:t>
+      </w:r>
+      <w:proofErr w:type="spellStart"/>
+      <w:r>
+        <w:rPr>
+          <w:lang w:val="en-ID" w:eastAsia="id-ID"/>
+        </w:rPr>
+        <w:t>tertinggi</w:t>
+      </w:r>
+      <w:proofErr w:type="spellEnd"/>
+      <w:r>
+        <w:rPr>
+          <w:lang w:val="en-ID" w:eastAsia="id-ID"/>
+        </w:rPr>
+        <w:t xml:space="preserve"> </w:t>
+      </w:r>
+      <w:proofErr w:type="spellStart"/>
+      <w:r>
+        <w:rPr>
+          <w:lang w:val="en-ID" w:eastAsia="id-ID"/>
+        </w:rPr>
+        <w:t>dalam</w:t>
+      </w:r>
+      <w:proofErr w:type="spellEnd"/>
+      <w:r>
+        <w:rPr>
+          <w:lang w:val="en-ID" w:eastAsia="id-ID"/>
+        </w:rPr>
+        <w:t xml:space="preserve"> </w:t>
+      </w:r>
+      <w:proofErr w:type="spellStart"/>
+      <w:r>
+        <w:rPr>
+          <w:lang w:val="en-ID" w:eastAsia="id-ID"/>
+        </w:rPr>
+        <w:t>mengukur</w:t>
+      </w:r>
+      <w:proofErr w:type="spellEnd"/>
+      <w:r>
+        <w:rPr>
+          <w:lang w:val="en-ID" w:eastAsia="id-ID"/>
+        </w:rPr>
+        <w:t xml:space="preserve"> </w:t>
+      </w:r>
+      <w:proofErr w:type="spellStart"/>
+      <w:r>
+        <w:rPr>
+          <w:lang w:val="en-ID" w:eastAsia="id-ID"/>
+        </w:rPr>
+        <w:t>kualitas</w:t>
+      </w:r>
+      <w:proofErr w:type="spellEnd"/>
+      <w:r>
+        <w:rPr>
+          <w:lang w:val="en-ID" w:eastAsia="id-ID"/>
+        </w:rPr>
+        <w:t xml:space="preserve"> </w:t>
+      </w:r>
+      <w:proofErr w:type="spellStart"/>
+      <w:r>
+        <w:rPr>
+          <w:lang w:val="en-ID" w:eastAsia="id-ID"/>
+        </w:rPr>
+        <w:t>hasil</w:t>
+      </w:r>
+      <w:proofErr w:type="spellEnd"/>
+      <w:r>
+        <w:rPr>
+          <w:lang w:val="en-ID" w:eastAsia="id-ID"/>
+        </w:rPr>
+        <w:t xml:space="preserve"> </w:t>
+      </w:r>
+      <w:proofErr w:type="spellStart"/>
+      <w:r>
+        <w:rPr>
+          <w:lang w:val="en-ID" w:eastAsia="id-ID"/>
+        </w:rPr>
+        <w:t>pencarian</w:t>
+      </w:r>
+      <w:proofErr w:type="spellEnd"/>
+      <w:r>
+        <w:rPr>
+          <w:lang w:val="en-ID" w:eastAsia="id-ID"/>
+        </w:rPr>
+        <w:t xml:space="preserve"> yang </w:t>
+      </w:r>
+      <w:proofErr w:type="spellStart"/>
+      <w:r>
+        <w:rPr>
+          <w:lang w:val="en-ID" w:eastAsia="id-ID"/>
+        </w:rPr>
+        <w:t>bersifat</w:t>
+      </w:r>
+      <w:proofErr w:type="spellEnd"/>
+      <w:r>
+        <w:rPr>
+          <w:lang w:val="en-ID" w:eastAsia="id-ID"/>
+        </w:rPr>
+        <w:t xml:space="preserve"> </w:t>
+      </w:r>
+      <w:proofErr w:type="spellStart"/>
+      <w:r>
+        <w:rPr>
+          <w:lang w:val="en-ID" w:eastAsia="id-ID"/>
+        </w:rPr>
+        <w:t>subjektif</w:t>
+      </w:r>
+      <w:proofErr w:type="spellEnd"/>
+      <w:r>
+        <w:rPr>
+          <w:lang w:val="en-ID" w:eastAsia="id-ID"/>
+        </w:rPr>
+        <w:t xml:space="preserve"> dan </w:t>
+      </w:r>
+      <w:proofErr w:type="spellStart"/>
+      <w:r>
+        <w:rPr>
+          <w:lang w:val="en-ID" w:eastAsia="id-ID"/>
+        </w:rPr>
+        <w:t>dinamis</w:t>
+      </w:r>
+      <w:proofErr w:type="spellEnd"/>
+      <w:r>
+        <w:rPr>
+          <w:lang w:val="en-ID" w:eastAsia="id-ID"/>
+        </w:rPr>
+        <w:t xml:space="preserve">. </w:t>
+      </w:r>
+      <w:proofErr w:type="spellStart"/>
+      <w:r>
+        <w:rPr>
+          <w:lang w:val="en-ID" w:eastAsia="id-ID"/>
+        </w:rPr>
+        <w:t>Namun</w:t>
+      </w:r>
+      <w:proofErr w:type="spellEnd"/>
+      <w:r>
+        <w:rPr>
+          <w:lang w:val="en-ID" w:eastAsia="id-ID"/>
+        </w:rPr>
+        <w:t xml:space="preserve">, proses </w:t>
+      </w:r>
+      <w:proofErr w:type="spellStart"/>
+      <w:r>
+        <w:rPr>
+          <w:lang w:val="en-ID" w:eastAsia="id-ID"/>
+        </w:rPr>
+        <w:t>pengumpulan</w:t>
+      </w:r>
+      <w:proofErr w:type="spellEnd"/>
+      <w:r>
+        <w:rPr>
+          <w:lang w:val="en-ID" w:eastAsia="id-ID"/>
+        </w:rPr>
+        <w:t xml:space="preserve"> data </w:t>
+      </w:r>
+      <w:proofErr w:type="spellStart"/>
+      <w:r>
+        <w:rPr>
+          <w:lang w:val="en-ID" w:eastAsia="id-ID"/>
+        </w:rPr>
+        <w:t>preferensi</w:t>
+      </w:r>
+      <w:proofErr w:type="spellEnd"/>
+      <w:r>
+        <w:rPr>
+          <w:lang w:val="en-ID" w:eastAsia="id-ID"/>
+        </w:rPr>
+        <w:t xml:space="preserve"> </w:t>
+      </w:r>
+      <w:proofErr w:type="spellStart"/>
+      <w:r>
+        <w:rPr>
+          <w:lang w:val="en-ID" w:eastAsia="id-ID"/>
+        </w:rPr>
+        <w:t>langsung</w:t>
+      </w:r>
+      <w:proofErr w:type="spellEnd"/>
+      <w:r>
+        <w:rPr>
+          <w:lang w:val="en-ID" w:eastAsia="id-ID"/>
+        </w:rPr>
+        <w:t xml:space="preserve"> </w:t>
+      </w:r>
+      <w:proofErr w:type="spellStart"/>
+      <w:r>
+        <w:rPr>
+          <w:lang w:val="en-ID" w:eastAsia="id-ID"/>
+        </w:rPr>
+        <w:t>dari</w:t>
+      </w:r>
+      <w:proofErr w:type="spellEnd"/>
+      <w:r>
+        <w:rPr>
+          <w:lang w:val="en-ID" w:eastAsia="id-ID"/>
+        </w:rPr>
+        <w:t xml:space="preserve"> </w:t>
+      </w:r>
+      <w:proofErr w:type="spellStart"/>
+      <w:r>
+        <w:rPr>
+          <w:lang w:val="en-ID" w:eastAsia="id-ID"/>
+        </w:rPr>
+        <w:t>penilai</w:t>
+      </w:r>
+      <w:proofErr w:type="spellEnd"/>
+      <w:r>
+        <w:rPr>
+          <w:lang w:val="en-ID" w:eastAsia="id-ID"/>
+        </w:rPr>
+        <w:t xml:space="preserve"> </w:t>
+      </w:r>
+      <w:proofErr w:type="spellStart"/>
+      <w:r>
+        <w:rPr>
+          <w:lang w:val="en-ID" w:eastAsia="id-ID"/>
+        </w:rPr>
+        <w:t>manusia</w:t>
+      </w:r>
+      <w:proofErr w:type="spellEnd"/>
+      <w:r>
+        <w:rPr>
+          <w:lang w:val="en-ID" w:eastAsia="id-ID"/>
+        </w:rPr>
+        <w:t xml:space="preserve"> </w:t>
+      </w:r>
+      <w:proofErr w:type="spellStart"/>
+      <w:r>
+        <w:rPr>
+          <w:lang w:val="en-ID" w:eastAsia="id-ID"/>
+        </w:rPr>
+        <w:t>membutuhkan</w:t>
+      </w:r>
+      <w:proofErr w:type="spellEnd"/>
+      <w:r>
+        <w:rPr>
+          <w:lang w:val="en-ID" w:eastAsia="id-ID"/>
+        </w:rPr>
+        <w:t xml:space="preserve"> </w:t>
+      </w:r>
+      <w:proofErr w:type="spellStart"/>
+      <w:r>
+        <w:rPr>
+          <w:lang w:val="en-ID" w:eastAsia="id-ID"/>
+        </w:rPr>
+        <w:t>biaya</w:t>
+      </w:r>
+      <w:proofErr w:type="spellEnd"/>
+      <w:r>
+        <w:rPr>
+          <w:lang w:val="en-ID" w:eastAsia="id-ID"/>
+        </w:rPr>
+        <w:t xml:space="preserve"> </w:t>
+      </w:r>
+      <w:proofErr w:type="spellStart"/>
+      <w:r>
+        <w:rPr>
+          <w:lang w:val="en-ID" w:eastAsia="id-ID"/>
+        </w:rPr>
+        <w:t>operasional</w:t>
+      </w:r>
+      <w:proofErr w:type="spellEnd"/>
+      <w:r>
+        <w:rPr>
+          <w:lang w:val="en-ID" w:eastAsia="id-ID"/>
+        </w:rPr>
+        <w:t xml:space="preserve"> yang </w:t>
+      </w:r>
+      <w:proofErr w:type="spellStart"/>
+      <w:r>
+        <w:rPr>
+          <w:lang w:val="en-ID" w:eastAsia="id-ID"/>
+        </w:rPr>
+        <w:t>besar</w:t>
+      </w:r>
+      <w:proofErr w:type="spellEnd"/>
+      <w:r>
+        <w:rPr>
+          <w:lang w:val="en-ID" w:eastAsia="id-ID"/>
+        </w:rPr>
+        <w:t xml:space="preserve"> </w:t>
+      </w:r>
+      <w:proofErr w:type="spellStart"/>
+      <w:r>
+        <w:rPr>
+          <w:lang w:val="en-ID" w:eastAsia="id-ID"/>
+        </w:rPr>
+        <w:t>serta</w:t>
+      </w:r>
+      <w:proofErr w:type="spellEnd"/>
+      <w:r>
+        <w:rPr>
+          <w:lang w:val="en-ID" w:eastAsia="id-ID"/>
+        </w:rPr>
+        <w:t xml:space="preserve"> </w:t>
+      </w:r>
+      <w:proofErr w:type="spellStart"/>
+      <w:r>
+        <w:rPr>
+          <w:lang w:val="en-ID" w:eastAsia="id-ID"/>
+        </w:rPr>
+        <w:t>memakan</w:t>
+      </w:r>
+      <w:proofErr w:type="spellEnd"/>
+      <w:r>
+        <w:rPr>
+          <w:lang w:val="en-ID" w:eastAsia="id-ID"/>
+        </w:rPr>
+        <w:t xml:space="preserve"> </w:t>
+      </w:r>
+      <w:proofErr w:type="spellStart"/>
+      <w:r>
+        <w:rPr>
+          <w:lang w:val="en-ID" w:eastAsia="id-ID"/>
+        </w:rPr>
+        <w:t>waktu</w:t>
+      </w:r>
+      <w:proofErr w:type="spellEnd"/>
+      <w:r>
+        <w:rPr>
+          <w:lang w:val="en-ID" w:eastAsia="id-ID"/>
+        </w:rPr>
+        <w:t xml:space="preserve"> </w:t>
+      </w:r>
+      <w:proofErr w:type="spellStart"/>
+      <w:r>
+        <w:rPr>
+          <w:lang w:val="en-ID" w:eastAsia="id-ID"/>
+        </w:rPr>
+        <w:t>pengerjaan</w:t>
+      </w:r>
+      <w:proofErr w:type="spellEnd"/>
+      <w:r>
+        <w:rPr>
+          <w:lang w:val="en-ID" w:eastAsia="id-ID"/>
+        </w:rPr>
+        <w:t xml:space="preserve"> yang lama </w:t>
+      </w:r>
+      <w:r>
+        <w:rPr>
+          <w:lang w:val="en-ID" w:eastAsia="id-ID"/>
+        </w:rPr>
+        <w:fldChar w:fldCharType="begin"/>
+      </w:r>
+      <w:r>
+        <w:rPr>
+          <w:lang w:val="en-ID" w:eastAsia="id-ID"/>
+        </w:rPr>
+        <w:instrText xml:space="preserve"> ADDIN ZOTERO_ITEM CSL_CITATION {"citationID":"mULWHp8j","properties":{"unsorted":false,"formattedCitation":"(Zheng dkk., 2023, hlm.2)","plainCitation":"(Zheng dkk., 2023, hlm.2)","noteIndex":0},"citationItems":[{"id":328,"uris":["http://zotero.org/users/15174604/items/JF2585QT"],"itemData":{"id":328,"type":"article-journal","container-title":"Advances in Neural Information Processing Systems","language":"en","page":"46595-46623","source":"proceedings.neurips.cc","title":"Judging LLM-as-a-Judge with MT-Bench and Chatbot Arena","volume":"36","author":[{"family":"Zheng","given":"Lianmin"},{"family":"Chiang","given":"Wei-Lin"},{"family":"Sheng","given":"Ying"},{"family":"Zhuang","given":"Siyuan"},{"family":"Wu","given":"Zhanghao"},{"family":"Zhuang","given":"Yonghao"},{"family":"Lin","given":"Zi"},{"family":"Li","given":"Zhuohan"},{"family":"Li","given":"Dacheng"},{"family":"Xing","given":"Eric"},{"family":"Zhang","given":"Hao"},{"family":"Gonzalez","given":"Joseph"},{"family":"Stoica","given":"Ion"}],"issued":{"date-parts":[["2023",12,15]]}},"locator":"2","label":"page"}],"schema":"https://github.com/citation-style-language/schema/raw/master/csl-citation.json"} </w:instrText>
+      </w:r>
+      <w:r>
+        <w:rPr>
+          <w:lang w:val="en-ID" w:eastAsia="id-ID"/>
+        </w:rPr>
+        <w:fldChar w:fldCharType="separate"/>
+      </w:r>
+      <w:r>
+        <w:rPr>
+          <w:noProof/>
+          <w:lang w:val="en-ID" w:eastAsia="id-ID"/>
+        </w:rPr>
+        <w:t>(Zheng dkk., 2023, hlm.2)</w:t>
+      </w:r>
+      <w:r>
+        <w:rPr>
+          <w:lang w:val="en-ID" w:eastAsia="id-ID"/>
+        </w:rPr>
+        <w:fldChar w:fldCharType="end"/>
+      </w:r>
+      <w:r>
+        <w:rPr>
+          <w:lang w:val="en-ID" w:eastAsia="id-ID"/>
+        </w:rPr>
+        <w:t xml:space="preserve">. </w:t>
+      </w:r>
+      <w:proofErr w:type="spellStart"/>
+      <w:r>
+        <w:rPr>
+          <w:lang w:val="en-ID" w:eastAsia="id-ID"/>
+        </w:rPr>
+        <w:t>Kendala</w:t>
+      </w:r>
+      <w:proofErr w:type="spellEnd"/>
+      <w:r>
+        <w:rPr>
+          <w:lang w:val="en-ID" w:eastAsia="id-ID"/>
+        </w:rPr>
+        <w:t xml:space="preserve"> </w:t>
+      </w:r>
+      <w:proofErr w:type="spellStart"/>
+      <w:r>
+        <w:rPr>
+          <w:lang w:val="en-ID" w:eastAsia="id-ID"/>
+        </w:rPr>
+        <w:t>skalabilitas</w:t>
+      </w:r>
+      <w:proofErr w:type="spellEnd"/>
+      <w:r>
+        <w:rPr>
+          <w:lang w:val="en-ID" w:eastAsia="id-ID"/>
+        </w:rPr>
+        <w:t xml:space="preserve"> </w:t>
+      </w:r>
+      <w:proofErr w:type="spellStart"/>
+      <w:r>
+        <w:rPr>
+          <w:lang w:val="en-ID" w:eastAsia="id-ID"/>
+        </w:rPr>
+        <w:t>tersebut</w:t>
+      </w:r>
+      <w:proofErr w:type="spellEnd"/>
+      <w:r>
+        <w:rPr>
+          <w:lang w:val="en-ID" w:eastAsia="id-ID"/>
+        </w:rPr>
+        <w:t xml:space="preserve"> </w:t>
+      </w:r>
+      <w:proofErr w:type="spellStart"/>
+      <w:r>
+        <w:rPr>
+          <w:lang w:val="en-ID" w:eastAsia="id-ID"/>
+        </w:rPr>
+        <w:t>mendorong</w:t>
+      </w:r>
+      <w:proofErr w:type="spellEnd"/>
+      <w:r>
+        <w:rPr>
+          <w:lang w:val="en-ID" w:eastAsia="id-ID"/>
+        </w:rPr>
+        <w:t xml:space="preserve"> </w:t>
+      </w:r>
+      <w:proofErr w:type="spellStart"/>
+      <w:r>
+        <w:rPr>
+          <w:lang w:val="en-ID" w:eastAsia="id-ID"/>
+        </w:rPr>
+        <w:t>urgensi</w:t>
+      </w:r>
+      <w:proofErr w:type="spellEnd"/>
+      <w:r>
+        <w:rPr>
+          <w:lang w:val="en-ID" w:eastAsia="id-ID"/>
+        </w:rPr>
+        <w:t xml:space="preserve"> </w:t>
+      </w:r>
+      <w:proofErr w:type="spellStart"/>
+      <w:r>
+        <w:rPr>
+          <w:lang w:val="en-ID" w:eastAsia="id-ID"/>
+        </w:rPr>
+        <w:t>penggunaan</w:t>
+      </w:r>
+      <w:proofErr w:type="spellEnd"/>
+      <w:r>
+        <w:rPr>
+          <w:lang w:val="en-ID" w:eastAsia="id-ID"/>
+        </w:rPr>
+        <w:t xml:space="preserve"> model </w:t>
+      </w:r>
+      <w:proofErr w:type="spellStart"/>
+      <w:r>
+        <w:rPr>
+          <w:lang w:val="en-ID" w:eastAsia="id-ID"/>
+        </w:rPr>
+        <w:t>bahasa</w:t>
+      </w:r>
+      <w:proofErr w:type="spellEnd"/>
+      <w:r>
+        <w:rPr>
+          <w:lang w:val="en-ID" w:eastAsia="id-ID"/>
+        </w:rPr>
+        <w:t xml:space="preserve"> </w:t>
+      </w:r>
+      <w:proofErr w:type="spellStart"/>
+      <w:r>
+        <w:rPr>
+          <w:lang w:val="en-ID" w:eastAsia="id-ID"/>
+        </w:rPr>
+        <w:t>besar</w:t>
+      </w:r>
+      <w:proofErr w:type="spellEnd"/>
+      <w:r>
+        <w:rPr>
+          <w:lang w:val="en-ID" w:eastAsia="id-ID"/>
+        </w:rPr>
+        <w:t xml:space="preserve"> </w:t>
+      </w:r>
+      <w:proofErr w:type="spellStart"/>
+      <w:r>
+        <w:rPr>
+          <w:lang w:val="en-ID" w:eastAsia="id-ID"/>
+        </w:rPr>
+        <w:t>berkinerja</w:t>
+      </w:r>
+      <w:proofErr w:type="spellEnd"/>
+      <w:r>
+        <w:rPr>
+          <w:lang w:val="en-ID" w:eastAsia="id-ID"/>
+        </w:rPr>
+        <w:t xml:space="preserve"> </w:t>
+      </w:r>
+      <w:proofErr w:type="spellStart"/>
+      <w:r>
+        <w:rPr>
+          <w:lang w:val="en-ID" w:eastAsia="id-ID"/>
+        </w:rPr>
+        <w:t>tinggi</w:t>
+      </w:r>
+      <w:proofErr w:type="spellEnd"/>
+      <w:r>
+        <w:rPr>
+          <w:lang w:val="en-ID" w:eastAsia="id-ID"/>
+        </w:rPr>
+        <w:t xml:space="preserve"> </w:t>
+      </w:r>
+      <w:proofErr w:type="spellStart"/>
+      <w:r>
+        <w:rPr>
+          <w:lang w:val="en-ID" w:eastAsia="id-ID"/>
+        </w:rPr>
+        <w:t>sebagai</w:t>
+      </w:r>
+      <w:proofErr w:type="spellEnd"/>
+      <w:r>
+        <w:rPr>
+          <w:lang w:val="en-ID" w:eastAsia="id-ID"/>
+        </w:rPr>
+        <w:t xml:space="preserve"> </w:t>
+      </w:r>
+      <w:proofErr w:type="spellStart"/>
+      <w:r>
+        <w:rPr>
+          <w:lang w:val="en-ID" w:eastAsia="id-ID"/>
+        </w:rPr>
+        <w:t>juri</w:t>
+      </w:r>
+      <w:proofErr w:type="spellEnd"/>
+      <w:r>
+        <w:rPr>
+          <w:lang w:val="en-ID" w:eastAsia="id-ID"/>
+        </w:rPr>
+        <w:t xml:space="preserve"> </w:t>
+      </w:r>
+      <w:proofErr w:type="spellStart"/>
+      <w:r>
+        <w:rPr>
+          <w:lang w:val="en-ID" w:eastAsia="id-ID"/>
+        </w:rPr>
+        <w:t>otomatis</w:t>
+      </w:r>
+      <w:proofErr w:type="spellEnd"/>
+      <w:r>
+        <w:rPr>
+          <w:lang w:val="en-ID" w:eastAsia="id-ID"/>
+        </w:rPr>
+        <w:t xml:space="preserve"> </w:t>
+      </w:r>
+      <w:proofErr w:type="spellStart"/>
+      <w:r>
+        <w:rPr>
+          <w:lang w:val="en-ID" w:eastAsia="id-ID"/>
+        </w:rPr>
+        <w:t>guna</w:t>
+      </w:r>
+      <w:proofErr w:type="spellEnd"/>
+      <w:r>
+        <w:rPr>
+          <w:lang w:val="en-ID" w:eastAsia="id-ID"/>
+        </w:rPr>
+        <w:t xml:space="preserve"> </w:t>
+      </w:r>
+      <w:proofErr w:type="spellStart"/>
+      <w:r>
+        <w:rPr>
+          <w:lang w:val="en-ID" w:eastAsia="id-ID"/>
+        </w:rPr>
+        <w:t>mendekati</w:t>
+      </w:r>
+      <w:proofErr w:type="spellEnd"/>
+      <w:r>
+        <w:rPr>
+          <w:lang w:val="en-ID" w:eastAsia="id-ID"/>
+        </w:rPr>
+        <w:t xml:space="preserve"> </w:t>
+      </w:r>
+      <w:proofErr w:type="spellStart"/>
+      <w:r>
+        <w:rPr>
+          <w:lang w:val="en-ID" w:eastAsia="id-ID"/>
+        </w:rPr>
+        <w:t>preferensi</w:t>
+      </w:r>
+      <w:proofErr w:type="spellEnd"/>
+      <w:r>
+        <w:rPr>
+          <w:lang w:val="en-ID" w:eastAsia="id-ID"/>
+        </w:rPr>
+        <w:t xml:space="preserve"> </w:t>
+      </w:r>
+      <w:proofErr w:type="spellStart"/>
+      <w:r>
+        <w:rPr>
+          <w:lang w:val="en-ID" w:eastAsia="id-ID"/>
+        </w:rPr>
+        <w:t>manusia</w:t>
+      </w:r>
+      <w:proofErr w:type="spellEnd"/>
+      <w:r>
+        <w:rPr>
+          <w:lang w:val="en-ID" w:eastAsia="id-ID"/>
+        </w:rPr>
+        <w:t xml:space="preserve"> (Zheng </w:t>
+      </w:r>
+      <w:proofErr w:type="spellStart"/>
+      <w:r>
+        <w:rPr>
+          <w:lang w:val="en-ID" w:eastAsia="id-ID"/>
+        </w:rPr>
+        <w:t>dkk</w:t>
+      </w:r>
+      <w:proofErr w:type="spellEnd"/>
+      <w:r>
+        <w:rPr>
+          <w:lang w:val="en-ID" w:eastAsia="id-ID"/>
+        </w:rPr>
+        <w:t xml:space="preserve">., 2023, hlm.2). </w:t>
+      </w:r>
+      <w:proofErr w:type="spellStart"/>
+      <w:r>
+        <w:rPr>
+          <w:lang w:val="en-ID" w:eastAsia="id-ID"/>
+        </w:rPr>
+        <w:t>Metode</w:t>
+      </w:r>
+      <w:proofErr w:type="spellEnd"/>
+      <w:r>
+        <w:rPr>
+          <w:lang w:val="en-ID" w:eastAsia="id-ID"/>
+        </w:rPr>
+        <w:t xml:space="preserve"> </w:t>
+      </w:r>
+      <w:proofErr w:type="spellStart"/>
+      <w:r>
+        <w:rPr>
+          <w:lang w:val="en-ID" w:eastAsia="id-ID"/>
+        </w:rPr>
+        <w:t>evaluasi</w:t>
+      </w:r>
+      <w:proofErr w:type="spellEnd"/>
+      <w:r>
+        <w:rPr>
+          <w:lang w:val="en-ID" w:eastAsia="id-ID"/>
+        </w:rPr>
+        <w:t xml:space="preserve"> </w:t>
+      </w:r>
+      <w:proofErr w:type="spellStart"/>
+      <w:r>
+        <w:rPr>
+          <w:lang w:val="en-ID" w:eastAsia="id-ID"/>
+        </w:rPr>
+        <w:t>ini</w:t>
+      </w:r>
+      <w:proofErr w:type="spellEnd"/>
+      <w:r>
+        <w:rPr>
+          <w:lang w:val="en-ID" w:eastAsia="id-ID"/>
+        </w:rPr>
+        <w:t xml:space="preserve"> </w:t>
+      </w:r>
+      <w:proofErr w:type="spellStart"/>
+      <w:r>
+        <w:rPr>
+          <w:lang w:val="en-ID" w:eastAsia="id-ID"/>
+        </w:rPr>
+        <w:t>dikenal</w:t>
+      </w:r>
+      <w:proofErr w:type="spellEnd"/>
+      <w:r>
+        <w:rPr>
+          <w:lang w:val="en-ID" w:eastAsia="id-ID"/>
+        </w:rPr>
+        <w:t xml:space="preserve"> </w:t>
+      </w:r>
+      <w:proofErr w:type="spellStart"/>
+      <w:r>
+        <w:rPr>
+          <w:lang w:val="en-ID" w:eastAsia="id-ID"/>
+        </w:rPr>
+        <w:t>luas</w:t>
+      </w:r>
+      <w:proofErr w:type="spellEnd"/>
+      <w:r>
+        <w:rPr>
+          <w:lang w:val="en-ID" w:eastAsia="id-ID"/>
+        </w:rPr>
+        <w:t xml:space="preserve"> </w:t>
+      </w:r>
+      <w:proofErr w:type="spellStart"/>
+      <w:r>
+        <w:rPr>
+          <w:lang w:val="en-ID" w:eastAsia="id-ID"/>
+        </w:rPr>
+        <w:t>dengan</w:t>
+      </w:r>
+      <w:proofErr w:type="spellEnd"/>
+      <w:r>
+        <w:rPr>
+          <w:lang w:val="en-ID" w:eastAsia="id-ID"/>
+        </w:rPr>
+        <w:t xml:space="preserve"> </w:t>
+      </w:r>
+      <w:proofErr w:type="spellStart"/>
+      <w:r>
+        <w:rPr>
+          <w:lang w:val="en-ID" w:eastAsia="id-ID"/>
+        </w:rPr>
+        <w:t>istilah</w:t>
+      </w:r>
+      <w:proofErr w:type="spellEnd"/>
+      <w:r>
+        <w:rPr>
+          <w:lang w:val="en-ID" w:eastAsia="id-ID"/>
+        </w:rPr>
+        <w:t> </w:t>
+      </w:r>
+      <w:r>
+        <w:rPr>
+          <w:i/>
+          <w:iCs/>
+          <w:lang w:val="en-ID" w:eastAsia="id-ID"/>
+        </w:rPr>
+        <w:t>LLM-as-a-Judge</w:t>
+      </w:r>
+      <w:r>
+        <w:rPr>
+          <w:lang w:val="en-ID" w:eastAsia="id-ID"/>
+        </w:rPr>
+        <w:t>.</w:t>
+      </w:r>
+    </w:p>
+    <w:p>
+      <w:pPr>
+        <w:pStyle w:val="BodyTextFirstIndent"/>
+        <w:rPr>
+          <w:lang w:val="en-ID" w:eastAsia="id-ID"/>
+        </w:rPr>
+      </w:pPr>
+      <w:proofErr w:type="spellStart"/>
+      <w:r>
+        <w:rPr>
+          <w:lang w:val="en-ID" w:eastAsia="id-ID"/>
+        </w:rPr>
+        <w:t>Penggunaan</w:t>
+      </w:r>
+      <w:proofErr w:type="spellEnd"/>
+      <w:r>
+        <w:rPr>
+          <w:lang w:val="en-ID" w:eastAsia="id-ID"/>
+        </w:rPr>
+        <w:t xml:space="preserve"> model </w:t>
+      </w:r>
+      <w:proofErr w:type="spellStart"/>
+      <w:r>
+        <w:rPr>
+          <w:lang w:val="en-ID" w:eastAsia="id-ID"/>
+        </w:rPr>
+        <w:t>bahasa</w:t>
+      </w:r>
+      <w:proofErr w:type="spellEnd"/>
+      <w:r>
+        <w:rPr>
+          <w:lang w:val="en-ID" w:eastAsia="id-ID"/>
+        </w:rPr>
+        <w:t xml:space="preserve"> </w:t>
+      </w:r>
+      <w:proofErr w:type="spellStart"/>
+      <w:r>
+        <w:rPr>
+          <w:lang w:val="en-ID" w:eastAsia="id-ID"/>
+        </w:rPr>
+        <w:t>besar</w:t>
+      </w:r>
+      <w:proofErr w:type="spellEnd"/>
+      <w:r>
+        <w:rPr>
+          <w:lang w:val="en-ID" w:eastAsia="id-ID"/>
+        </w:rPr>
+        <w:t xml:space="preserve"> </w:t>
+      </w:r>
+      <w:proofErr w:type="spellStart"/>
+      <w:r>
+        <w:rPr>
+          <w:lang w:val="en-ID" w:eastAsia="id-ID"/>
+        </w:rPr>
+        <w:t>sebagai</w:t>
+      </w:r>
+      <w:proofErr w:type="spellEnd"/>
+      <w:r>
+        <w:rPr>
+          <w:lang w:val="en-ID" w:eastAsia="id-ID"/>
+        </w:rPr>
+        <w:t xml:space="preserve"> </w:t>
+      </w:r>
+      <w:proofErr w:type="spellStart"/>
+      <w:r>
+        <w:rPr>
+          <w:lang w:val="en-ID" w:eastAsia="id-ID"/>
+        </w:rPr>
+        <w:t>juri</w:t>
+      </w:r>
+      <w:proofErr w:type="spellEnd"/>
+      <w:r>
+        <w:rPr>
+          <w:lang w:val="en-ID" w:eastAsia="id-ID"/>
+        </w:rPr>
+        <w:t xml:space="preserve"> </w:t>
+      </w:r>
+      <w:proofErr w:type="spellStart"/>
+      <w:r>
+        <w:rPr>
+          <w:lang w:val="en-ID" w:eastAsia="id-ID"/>
+        </w:rPr>
+        <w:t>dinilai</w:t>
+      </w:r>
+      <w:proofErr w:type="spellEnd"/>
+      <w:r>
+        <w:rPr>
+          <w:lang w:val="en-ID" w:eastAsia="id-ID"/>
+        </w:rPr>
+        <w:t xml:space="preserve"> </w:t>
+      </w:r>
+      <w:proofErr w:type="spellStart"/>
+      <w:r>
+        <w:rPr>
+          <w:lang w:val="en-ID" w:eastAsia="id-ID"/>
+        </w:rPr>
+        <w:t>efektif</w:t>
+      </w:r>
+      <w:proofErr w:type="spellEnd"/>
+      <w:r>
+        <w:rPr>
+          <w:lang w:val="en-ID" w:eastAsia="id-ID"/>
+        </w:rPr>
+        <w:t xml:space="preserve"> </w:t>
+      </w:r>
+      <w:proofErr w:type="spellStart"/>
+      <w:r>
+        <w:rPr>
+          <w:lang w:val="en-ID" w:eastAsia="id-ID"/>
+        </w:rPr>
+        <w:t>karena</w:t>
+      </w:r>
+      <w:proofErr w:type="spellEnd"/>
+      <w:r>
+        <w:rPr>
+          <w:lang w:val="en-ID" w:eastAsia="id-ID"/>
+        </w:rPr>
+        <w:t xml:space="preserve"> model </w:t>
+      </w:r>
+      <w:proofErr w:type="spellStart"/>
+      <w:r>
+        <w:rPr>
+          <w:lang w:val="en-ID" w:eastAsia="id-ID"/>
+        </w:rPr>
+        <w:t>tersebut</w:t>
+      </w:r>
+      <w:proofErr w:type="spellEnd"/>
+      <w:r>
+        <w:rPr>
+          <w:lang w:val="en-ID" w:eastAsia="id-ID"/>
+        </w:rPr>
+        <w:t xml:space="preserve"> </w:t>
+      </w:r>
+      <w:proofErr w:type="spellStart"/>
+      <w:r>
+        <w:rPr>
+          <w:lang w:val="en-ID" w:eastAsia="id-ID"/>
+        </w:rPr>
+        <w:t>telah</w:t>
+      </w:r>
+      <w:proofErr w:type="spellEnd"/>
+      <w:r>
+        <w:rPr>
+          <w:lang w:val="en-ID" w:eastAsia="id-ID"/>
+        </w:rPr>
+        <w:t xml:space="preserve"> </w:t>
+      </w:r>
+      <w:proofErr w:type="spellStart"/>
+      <w:r>
+        <w:rPr>
+          <w:lang w:val="en-ID" w:eastAsia="id-ID"/>
+        </w:rPr>
+        <w:t>melalui</w:t>
+      </w:r>
+      <w:proofErr w:type="spellEnd"/>
+      <w:r>
+        <w:rPr>
+          <w:lang w:val="en-ID" w:eastAsia="id-ID"/>
+        </w:rPr>
+        <w:t xml:space="preserve"> proses </w:t>
+      </w:r>
+      <w:proofErr w:type="spellStart"/>
+      <w:r>
+        <w:rPr>
+          <w:lang w:val="en-ID" w:eastAsia="id-ID"/>
+        </w:rPr>
+        <w:t>penyelarasan</w:t>
+      </w:r>
+      <w:proofErr w:type="spellEnd"/>
+      <w:r>
+        <w:rPr>
+          <w:lang w:val="en-ID" w:eastAsia="id-ID"/>
+        </w:rPr>
+        <w:t xml:space="preserve"> </w:t>
+      </w:r>
+      <w:proofErr w:type="spellStart"/>
+      <w:r>
+        <w:rPr>
+          <w:lang w:val="en-ID" w:eastAsia="id-ID"/>
+        </w:rPr>
+        <w:t>instruksi</w:t>
+      </w:r>
+      <w:proofErr w:type="spellEnd"/>
+      <w:r>
+        <w:rPr>
+          <w:lang w:val="en-ID" w:eastAsia="id-ID"/>
+        </w:rPr>
+        <w:t xml:space="preserve"> yang </w:t>
+      </w:r>
+      <w:proofErr w:type="spellStart"/>
+      <w:r>
+        <w:rPr>
+          <w:lang w:val="en-ID" w:eastAsia="id-ID"/>
+        </w:rPr>
+        <w:t>intensif</w:t>
+      </w:r>
+      <w:proofErr w:type="spellEnd"/>
+      <w:r>
+        <w:rPr>
+          <w:lang w:val="en-ID" w:eastAsia="id-ID"/>
+        </w:rPr>
+        <w:t xml:space="preserve">. Model </w:t>
+      </w:r>
+      <w:proofErr w:type="spellStart"/>
+      <w:r>
+        <w:rPr>
+          <w:lang w:val="en-ID" w:eastAsia="id-ID"/>
+        </w:rPr>
+        <w:t>bahasa</w:t>
+      </w:r>
+      <w:proofErr w:type="spellEnd"/>
+      <w:r>
+        <w:rPr>
+          <w:lang w:val="en-ID" w:eastAsia="id-ID"/>
+        </w:rPr>
+        <w:t xml:space="preserve"> </w:t>
+      </w:r>
+      <w:proofErr w:type="spellStart"/>
+      <w:r>
+        <w:rPr>
+          <w:lang w:val="en-ID" w:eastAsia="id-ID"/>
+        </w:rPr>
+        <w:t>besar</w:t>
+      </w:r>
+      <w:proofErr w:type="spellEnd"/>
+      <w:r>
+        <w:rPr>
+          <w:lang w:val="en-ID" w:eastAsia="id-ID"/>
+        </w:rPr>
+        <w:t xml:space="preserve"> </w:t>
+      </w:r>
+      <w:proofErr w:type="spellStart"/>
+      <w:r>
+        <w:rPr>
+          <w:lang w:val="en-ID" w:eastAsia="id-ID"/>
+        </w:rPr>
+        <w:t>tingkat</w:t>
+      </w:r>
+      <w:proofErr w:type="spellEnd"/>
+      <w:r>
+        <w:rPr>
+          <w:lang w:val="en-ID" w:eastAsia="id-ID"/>
+        </w:rPr>
+        <w:t xml:space="preserve"> </w:t>
+      </w:r>
+      <w:proofErr w:type="spellStart"/>
+      <w:r>
+        <w:rPr>
+          <w:lang w:val="en-ID" w:eastAsia="id-ID"/>
+        </w:rPr>
+        <w:t>lanjut</w:t>
+      </w:r>
+      <w:proofErr w:type="spellEnd"/>
+      <w:r>
+        <w:rPr>
+          <w:lang w:val="en-ID" w:eastAsia="id-ID"/>
+        </w:rPr>
+        <w:t xml:space="preserve"> </w:t>
+      </w:r>
+      <w:proofErr w:type="spellStart"/>
+      <w:r>
+        <w:rPr>
+          <w:lang w:val="en-ID" w:eastAsia="id-ID"/>
+        </w:rPr>
+        <w:t>terbukti</w:t>
+      </w:r>
+      <w:proofErr w:type="spellEnd"/>
+      <w:r>
+        <w:rPr>
+          <w:lang w:val="en-ID" w:eastAsia="id-ID"/>
+        </w:rPr>
+        <w:t xml:space="preserve"> </w:t>
+      </w:r>
+      <w:proofErr w:type="spellStart"/>
+      <w:r>
+        <w:rPr>
+          <w:lang w:val="en-ID" w:eastAsia="id-ID"/>
+        </w:rPr>
+        <w:t>mampu</w:t>
+      </w:r>
+      <w:proofErr w:type="spellEnd"/>
+      <w:r>
+        <w:rPr>
+          <w:lang w:val="en-ID" w:eastAsia="id-ID"/>
+        </w:rPr>
+        <w:t xml:space="preserve"> </w:t>
+      </w:r>
+      <w:proofErr w:type="spellStart"/>
+      <w:r>
+        <w:rPr>
+          <w:lang w:val="en-ID" w:eastAsia="id-ID"/>
+        </w:rPr>
+        <w:t>menghasilkan</w:t>
+      </w:r>
+      <w:proofErr w:type="spellEnd"/>
+      <w:r>
+        <w:rPr>
+          <w:lang w:val="en-ID" w:eastAsia="id-ID"/>
+        </w:rPr>
+        <w:t xml:space="preserve"> </w:t>
+      </w:r>
+      <w:proofErr w:type="spellStart"/>
+      <w:r>
+        <w:rPr>
+          <w:lang w:val="en-ID" w:eastAsia="id-ID"/>
+        </w:rPr>
+        <w:t>keputusan</w:t>
+      </w:r>
+      <w:proofErr w:type="spellEnd"/>
+      <w:r>
+        <w:rPr>
+          <w:lang w:val="en-ID" w:eastAsia="id-ID"/>
+        </w:rPr>
+        <w:t xml:space="preserve"> </w:t>
+      </w:r>
+      <w:proofErr w:type="spellStart"/>
+      <w:r>
+        <w:rPr>
+          <w:lang w:val="en-ID" w:eastAsia="id-ID"/>
+        </w:rPr>
+        <w:t>evaluasi</w:t>
+      </w:r>
+      <w:proofErr w:type="spellEnd"/>
+      <w:r>
+        <w:rPr>
+          <w:lang w:val="en-ID" w:eastAsia="id-ID"/>
+        </w:rPr>
+        <w:t xml:space="preserve"> yang </w:t>
+      </w:r>
+      <w:proofErr w:type="spellStart"/>
+      <w:r>
+        <w:rPr>
+          <w:lang w:val="en-ID" w:eastAsia="id-ID"/>
+        </w:rPr>
+        <w:t>konsisten</w:t>
+      </w:r>
+      <w:proofErr w:type="spellEnd"/>
+      <w:r>
+        <w:rPr>
+          <w:lang w:val="en-ID" w:eastAsia="id-ID"/>
+        </w:rPr>
+        <w:t xml:space="preserve"> dan </w:t>
+      </w:r>
+      <w:proofErr w:type="spellStart"/>
+      <w:r>
+        <w:rPr>
+          <w:lang w:val="en-ID" w:eastAsia="id-ID"/>
+        </w:rPr>
+        <w:t>selaras</w:t>
+      </w:r>
+      <w:proofErr w:type="spellEnd"/>
+      <w:r>
+        <w:rPr>
+          <w:lang w:val="en-ID" w:eastAsia="id-ID"/>
+        </w:rPr>
+        <w:t xml:space="preserve"> </w:t>
+      </w:r>
+      <w:proofErr w:type="spellStart"/>
+      <w:r>
+        <w:rPr>
+          <w:lang w:val="en-ID" w:eastAsia="id-ID"/>
+        </w:rPr>
+        <w:t>dengan</w:t>
+      </w:r>
+      <w:proofErr w:type="spellEnd"/>
+      <w:r>
+        <w:rPr>
+          <w:lang w:val="en-ID" w:eastAsia="id-ID"/>
+        </w:rPr>
+        <w:t xml:space="preserve"> </w:t>
+      </w:r>
+      <w:proofErr w:type="spellStart"/>
+      <w:r>
+        <w:rPr>
+          <w:lang w:val="en-ID" w:eastAsia="id-ID"/>
+        </w:rPr>
+        <w:t>penilaian</w:t>
+      </w:r>
+      <w:proofErr w:type="spellEnd"/>
+      <w:r>
+        <w:rPr>
+          <w:lang w:val="en-ID" w:eastAsia="id-ID"/>
+        </w:rPr>
+        <w:t xml:space="preserve"> </w:t>
+      </w:r>
+      <w:proofErr w:type="spellStart"/>
+      <w:r>
+        <w:rPr>
+          <w:lang w:val="en-ID" w:eastAsia="id-ID"/>
+        </w:rPr>
+        <w:t>pakar</w:t>
+      </w:r>
+      <w:proofErr w:type="spellEnd"/>
+      <w:r>
+        <w:rPr>
+          <w:lang w:val="en-ID" w:eastAsia="id-ID"/>
+        </w:rPr>
+        <w:t xml:space="preserve"> </w:t>
+      </w:r>
+      <w:proofErr w:type="spellStart"/>
+      <w:r>
+        <w:rPr>
+          <w:lang w:val="en-ID" w:eastAsia="id-ID"/>
+        </w:rPr>
+        <w:t>manusia</w:t>
+      </w:r>
+      <w:proofErr w:type="spellEnd"/>
+      <w:r>
+        <w:rPr>
+          <w:lang w:val="en-ID" w:eastAsia="id-ID"/>
+        </w:rPr>
+        <w:t xml:space="preserve"> (Zheng </w:t>
+      </w:r>
+      <w:proofErr w:type="spellStart"/>
+      <w:r>
+        <w:rPr>
+          <w:lang w:val="en-ID" w:eastAsia="id-ID"/>
+        </w:rPr>
+        <w:t>dkk</w:t>
+      </w:r>
+      <w:proofErr w:type="spellEnd"/>
+      <w:r>
+        <w:rPr>
+          <w:lang w:val="en-ID" w:eastAsia="id-ID"/>
+        </w:rPr>
+        <w:t>., 2023, hlm.2).</w:t>
+      </w:r>
+    </w:p>
+    <w:p>
+      <w:pPr>
+        <w:pStyle w:val="BodyTextFirstIndent"/>
+        <w:rPr>
+          <w:lang w:val="en-US" w:eastAsia="id-ID"/>
+        </w:rPr>
+      </w:pPr>
+      <w:proofErr w:type="spellStart"/>
+      <w:r>
+        <w:rPr>
+          <w:lang w:val="en-ID" w:eastAsia="id-ID"/>
+        </w:rPr>
+        <w:t>Pengujian</w:t>
+      </w:r>
+      <w:proofErr w:type="spellEnd"/>
+      <w:r>
+        <w:rPr>
+          <w:lang w:val="en-ID" w:eastAsia="id-ID"/>
+        </w:rPr>
+        <w:t xml:space="preserve"> </w:t>
+      </w:r>
+      <w:proofErr w:type="spellStart"/>
+      <w:r>
+        <w:rPr>
+          <w:lang w:val="en-ID" w:eastAsia="id-ID"/>
+        </w:rPr>
+        <w:t>empiris</w:t>
+      </w:r>
+      <w:proofErr w:type="spellEnd"/>
+      <w:r>
+        <w:rPr>
+          <w:lang w:val="en-ID" w:eastAsia="id-ID"/>
+        </w:rPr>
+        <w:t xml:space="preserve"> </w:t>
+      </w:r>
+      <w:proofErr w:type="spellStart"/>
+      <w:r>
+        <w:rPr>
+          <w:lang w:val="en-ID" w:eastAsia="id-ID"/>
+        </w:rPr>
+        <w:t>menunjukkan</w:t>
+      </w:r>
+      <w:proofErr w:type="spellEnd"/>
+      <w:r>
+        <w:rPr>
+          <w:lang w:val="en-ID" w:eastAsia="id-ID"/>
+        </w:rPr>
+        <w:t xml:space="preserve"> </w:t>
+      </w:r>
+      <w:proofErr w:type="spellStart"/>
+      <w:r>
+        <w:rPr>
+          <w:lang w:val="en-ID" w:eastAsia="id-ID"/>
+        </w:rPr>
+        <w:t>bahwa</w:t>
+      </w:r>
+      <w:proofErr w:type="spellEnd"/>
+      <w:r>
+        <w:rPr>
+          <w:lang w:val="en-ID" w:eastAsia="id-ID"/>
+        </w:rPr>
+        <w:t xml:space="preserve"> </w:t>
+      </w:r>
+      <w:proofErr w:type="spellStart"/>
+      <w:r>
+        <w:rPr>
+          <w:lang w:val="en-ID" w:eastAsia="id-ID"/>
+        </w:rPr>
+        <w:t>tingkat</w:t>
+      </w:r>
+      <w:proofErr w:type="spellEnd"/>
+      <w:r>
+        <w:rPr>
+          <w:lang w:val="en-ID" w:eastAsia="id-ID"/>
+        </w:rPr>
+        <w:t xml:space="preserve"> </w:t>
+      </w:r>
+      <w:proofErr w:type="spellStart"/>
+      <w:r>
+        <w:rPr>
+          <w:lang w:val="en-ID" w:eastAsia="id-ID"/>
+        </w:rPr>
+        <w:t>kesepakatan</w:t>
+      </w:r>
+      <w:proofErr w:type="spellEnd"/>
+      <w:r>
+        <w:rPr>
+          <w:lang w:val="en-ID" w:eastAsia="id-ID"/>
+        </w:rPr>
+        <w:t xml:space="preserve"> </w:t>
+      </w:r>
+      <w:proofErr w:type="spellStart"/>
+      <w:r>
+        <w:rPr>
+          <w:lang w:val="en-ID" w:eastAsia="id-ID"/>
+        </w:rPr>
+        <w:t>keputusan</w:t>
+      </w:r>
+      <w:proofErr w:type="spellEnd"/>
+      <w:r>
+        <w:rPr>
+          <w:lang w:val="en-ID" w:eastAsia="id-ID"/>
+        </w:rPr>
+        <w:t xml:space="preserve"> </w:t>
+      </w:r>
+      <w:proofErr w:type="spellStart"/>
+      <w:r>
+        <w:rPr>
+          <w:lang w:val="en-ID" w:eastAsia="id-ID"/>
+        </w:rPr>
+        <w:t>antara</w:t>
+      </w:r>
+      <w:proofErr w:type="spellEnd"/>
+      <w:r>
+        <w:rPr>
+          <w:lang w:val="en-ID" w:eastAsia="id-ID"/>
+        </w:rPr>
+        <w:t xml:space="preserve"> </w:t>
+      </w:r>
+      <w:proofErr w:type="spellStart"/>
+      <w:r>
+        <w:rPr>
+          <w:lang w:val="en-ID" w:eastAsia="id-ID"/>
+        </w:rPr>
+        <w:t>juri</w:t>
+      </w:r>
+      <w:proofErr w:type="spellEnd"/>
+      <w:r>
+        <w:rPr>
+          <w:lang w:val="en-ID" w:eastAsia="id-ID"/>
+        </w:rPr>
+        <w:t xml:space="preserve"> </w:t>
+      </w:r>
+      <w:proofErr w:type="spellStart"/>
+      <w:r>
+        <w:rPr>
+          <w:lang w:val="en-ID" w:eastAsia="id-ID"/>
+        </w:rPr>
+        <w:t>otomatis</w:t>
+      </w:r>
+      <w:proofErr w:type="spellEnd"/>
+      <w:r>
+        <w:rPr>
+          <w:lang w:val="en-ID" w:eastAsia="id-ID"/>
+        </w:rPr>
+        <w:t xml:space="preserve"> dan </w:t>
+      </w:r>
+      <w:proofErr w:type="spellStart"/>
+      <w:r>
+        <w:rPr>
+          <w:lang w:val="en-ID" w:eastAsia="id-ID"/>
+        </w:rPr>
+        <w:t>pakar</w:t>
+      </w:r>
+      <w:proofErr w:type="spellEnd"/>
+      <w:r>
+        <w:rPr>
+          <w:lang w:val="en-ID" w:eastAsia="id-ID"/>
+        </w:rPr>
+        <w:t xml:space="preserve"> </w:t>
+      </w:r>
+      <w:proofErr w:type="spellStart"/>
+      <w:r>
+        <w:rPr>
+          <w:lang w:val="en-ID" w:eastAsia="id-ID"/>
+        </w:rPr>
+        <w:t>manusia</w:t>
+      </w:r>
+      <w:proofErr w:type="spellEnd"/>
+      <w:r>
+        <w:rPr>
+          <w:lang w:val="en-ID" w:eastAsia="id-ID"/>
+        </w:rPr>
+        <w:t xml:space="preserve"> </w:t>
+      </w:r>
+      <w:proofErr w:type="spellStart"/>
+      <w:r>
+        <w:rPr>
+          <w:lang w:val="en-ID" w:eastAsia="id-ID"/>
+        </w:rPr>
+        <w:t>mampu</w:t>
+      </w:r>
+      <w:proofErr w:type="spellEnd"/>
+      <w:r>
+        <w:rPr>
+          <w:lang w:val="en-ID" w:eastAsia="id-ID"/>
+        </w:rPr>
+        <w:t xml:space="preserve"> </w:t>
+      </w:r>
+      <w:proofErr w:type="spellStart"/>
+      <w:r>
+        <w:rPr>
+          <w:lang w:val="en-ID" w:eastAsia="id-ID"/>
+        </w:rPr>
+        <w:t>melampaui</w:t>
+      </w:r>
+      <w:proofErr w:type="spellEnd"/>
+      <w:r>
+        <w:rPr>
+          <w:lang w:val="en-ID" w:eastAsia="id-ID"/>
+        </w:rPr>
+        <w:t> 80</w:t>
+      </w:r>
+      <w:r>
+        <w:rPr>
+          <w:lang w:val="en-ID" w:eastAsia="id-ID"/>
+        </w:rPr>
+        <w:t xml:space="preserve"> </w:t>
+      </w:r>
+      <w:proofErr w:type="spellStart"/>
+      <w:r>
+        <w:rPr>
+          <w:lang w:val="en-ID" w:eastAsia="id-ID"/>
+        </w:rPr>
+        <w:t>persen</w:t>
+      </w:r>
+      <w:proofErr w:type="spellEnd"/>
+      <w:r>
+        <w:rPr>
+          <w:lang w:val="en-ID" w:eastAsia="id-ID"/>
+        </w:rPr>
+        <w:t xml:space="preserve"> (Zheng </w:t>
+      </w:r>
+      <w:proofErr w:type="spellStart"/>
+      <w:r>
+        <w:rPr>
+          <w:lang w:val="en-ID" w:eastAsia="id-ID"/>
+        </w:rPr>
+        <w:t>dkk</w:t>
+      </w:r>
+      <w:proofErr w:type="spellEnd"/>
+      <w:r>
+        <w:rPr>
+          <w:lang w:val="en-ID" w:eastAsia="id-ID"/>
+        </w:rPr>
+        <w:t xml:space="preserve">., 2023, hlm.1). </w:t>
+      </w:r>
+      <w:proofErr w:type="spellStart"/>
+      <w:r>
+        <w:rPr>
+          <w:lang w:val="en-ID" w:eastAsia="id-ID"/>
+        </w:rPr>
+        <w:t>Persentase</w:t>
+      </w:r>
+      <w:proofErr w:type="spellEnd"/>
+      <w:r>
+        <w:rPr>
+          <w:lang w:val="en-ID" w:eastAsia="id-ID"/>
+        </w:rPr>
+        <w:t xml:space="preserve"> </w:t>
+      </w:r>
+      <w:proofErr w:type="spellStart"/>
+      <w:r>
+        <w:rPr>
+          <w:lang w:val="en-ID" w:eastAsia="id-ID"/>
+        </w:rPr>
+        <w:t>tersebut</w:t>
+      </w:r>
+      <w:proofErr w:type="spellEnd"/>
+      <w:r>
+        <w:rPr>
+          <w:lang w:val="en-ID" w:eastAsia="id-ID"/>
+        </w:rPr>
+        <w:t xml:space="preserve"> </w:t>
+      </w:r>
+      <w:proofErr w:type="spellStart"/>
+      <w:r>
+        <w:rPr>
+          <w:lang w:val="en-ID" w:eastAsia="id-ID"/>
+        </w:rPr>
+        <w:t>berada</w:t>
+      </w:r>
+      <w:proofErr w:type="spellEnd"/>
+      <w:r>
+        <w:rPr>
+          <w:lang w:val="en-ID" w:eastAsia="id-ID"/>
+        </w:rPr>
+        <w:t xml:space="preserve"> pada </w:t>
+      </w:r>
+      <w:proofErr w:type="spellStart"/>
+      <w:r>
+        <w:rPr>
+          <w:lang w:val="en-ID" w:eastAsia="id-ID"/>
+        </w:rPr>
+        <w:t>tingkat</w:t>
+      </w:r>
+      <w:proofErr w:type="spellEnd"/>
+      <w:r>
+        <w:rPr>
+          <w:lang w:val="en-ID" w:eastAsia="id-ID"/>
+        </w:rPr>
+        <w:t xml:space="preserve"> </w:t>
+      </w:r>
+      <w:proofErr w:type="spellStart"/>
+      <w:r>
+        <w:rPr>
+          <w:lang w:val="en-ID" w:eastAsia="id-ID"/>
+        </w:rPr>
+        <w:t>kesepakatan</w:t>
+      </w:r>
+      <w:proofErr w:type="spellEnd"/>
+      <w:r>
+        <w:rPr>
+          <w:lang w:val="en-ID" w:eastAsia="id-ID"/>
+        </w:rPr>
+        <w:t xml:space="preserve"> yang </w:t>
+      </w:r>
+      <w:proofErr w:type="spellStart"/>
+      <w:r>
+        <w:rPr>
+          <w:lang w:val="en-ID" w:eastAsia="id-ID"/>
+        </w:rPr>
+        <w:t>setara</w:t>
+      </w:r>
+      <w:proofErr w:type="spellEnd"/>
+      <w:r>
+        <w:rPr>
+          <w:lang w:val="en-ID" w:eastAsia="id-ID"/>
+        </w:rPr>
+        <w:t xml:space="preserve"> </w:t>
+      </w:r>
+      <w:proofErr w:type="spellStart"/>
+      <w:r>
+        <w:rPr>
+          <w:lang w:val="en-ID" w:eastAsia="id-ID"/>
+        </w:rPr>
+        <w:t>dengan</w:t>
+      </w:r>
+      <w:proofErr w:type="spellEnd"/>
+      <w:r>
+        <w:rPr>
+          <w:lang w:val="en-ID" w:eastAsia="id-ID"/>
+        </w:rPr>
+        <w:t xml:space="preserve"> </w:t>
+      </w:r>
+      <w:proofErr w:type="spellStart"/>
+      <w:r>
+        <w:rPr>
+          <w:lang w:val="en-ID" w:eastAsia="id-ID"/>
+        </w:rPr>
+        <w:t>konsistensi</w:t>
+      </w:r>
+      <w:proofErr w:type="spellEnd"/>
+      <w:r>
+        <w:rPr>
+          <w:lang w:val="en-ID" w:eastAsia="id-ID"/>
+        </w:rPr>
+        <w:t xml:space="preserve"> </w:t>
+      </w:r>
+      <w:proofErr w:type="spellStart"/>
+      <w:r>
+        <w:rPr>
+          <w:lang w:val="en-ID" w:eastAsia="id-ID"/>
+        </w:rPr>
+        <w:t>penilaian</w:t>
+      </w:r>
+      <w:proofErr w:type="spellEnd"/>
+      <w:r>
+        <w:rPr>
+          <w:lang w:val="en-ID" w:eastAsia="id-ID"/>
+        </w:rPr>
+        <w:t xml:space="preserve"> </w:t>
+      </w:r>
+      <w:proofErr w:type="spellStart"/>
+      <w:r>
+        <w:rPr>
+          <w:lang w:val="en-ID" w:eastAsia="id-ID"/>
+        </w:rPr>
+        <w:t>antar-manusia</w:t>
+      </w:r>
+      <w:proofErr w:type="spellEnd"/>
+      <w:r>
+        <w:rPr>
+          <w:lang w:val="en-ID" w:eastAsia="id-ID"/>
+        </w:rPr>
+        <w:t xml:space="preserve"> </w:t>
+      </w:r>
+      <w:proofErr w:type="spellStart"/>
+      <w:r>
+        <w:rPr>
+          <w:lang w:val="en-ID" w:eastAsia="id-ID"/>
+        </w:rPr>
+        <w:t>sendiri</w:t>
+      </w:r>
+      <w:proofErr w:type="spellEnd"/>
+      <w:r>
+        <w:rPr>
+          <w:lang w:val="en-ID" w:eastAsia="id-ID"/>
+        </w:rPr>
+        <w:t xml:space="preserve">, </w:t>
+      </w:r>
+      <w:proofErr w:type="spellStart"/>
+      <w:r>
+        <w:rPr>
+          <w:lang w:val="en-ID" w:eastAsia="id-ID"/>
+        </w:rPr>
+        <w:t>sehingga</w:t>
+      </w:r>
+      <w:proofErr w:type="spellEnd"/>
+      <w:r>
+        <w:rPr>
+          <w:lang w:val="en-ID" w:eastAsia="id-ID"/>
+        </w:rPr>
+        <w:t xml:space="preserve"> </w:t>
+      </w:r>
+      <w:proofErr w:type="spellStart"/>
+      <w:r>
+        <w:rPr>
+          <w:lang w:val="en-ID" w:eastAsia="id-ID"/>
+        </w:rPr>
+        <w:t>menegaskan</w:t>
+      </w:r>
+      <w:proofErr w:type="spellEnd"/>
+      <w:r>
+        <w:rPr>
+          <w:lang w:val="en-ID" w:eastAsia="id-ID"/>
+        </w:rPr>
+        <w:t xml:space="preserve"> </w:t>
+      </w:r>
+      <w:proofErr w:type="spellStart"/>
+      <w:r>
+        <w:rPr>
+          <w:lang w:val="en-ID" w:eastAsia="id-ID"/>
+        </w:rPr>
+        <w:t>bahwa</w:t>
+      </w:r>
+      <w:proofErr w:type="spellEnd"/>
+      <w:r>
+        <w:rPr>
+          <w:lang w:val="en-ID" w:eastAsia="id-ID"/>
+        </w:rPr>
+        <w:t xml:space="preserve"> </w:t>
+      </w:r>
+      <w:proofErr w:type="spellStart"/>
+      <w:r>
+        <w:rPr>
+          <w:lang w:val="en-ID" w:eastAsia="id-ID"/>
+        </w:rPr>
+        <w:t>metode</w:t>
+      </w:r>
+      <w:proofErr w:type="spellEnd"/>
+      <w:r>
+        <w:rPr>
+          <w:lang w:val="en-ID" w:eastAsia="id-ID"/>
+        </w:rPr>
+        <w:t> </w:t>
+      </w:r>
+      <w:r>
+        <w:rPr>
+          <w:i/>
+          <w:iCs/>
+          <w:lang w:val="en-ID" w:eastAsia="id-ID"/>
+        </w:rPr>
+        <w:t>LLM-as-a-Judge</w:t>
+      </w:r>
+      <w:r>
+        <w:rPr>
+          <w:lang w:val="en-ID" w:eastAsia="id-ID"/>
+        </w:rPr>
+        <w:t> </w:t>
+      </w:r>
+      <w:proofErr w:type="spellStart"/>
+      <w:r>
+        <w:rPr>
+          <w:lang w:val="en-ID" w:eastAsia="id-ID"/>
+        </w:rPr>
+        <w:t>merupakan</w:t>
+      </w:r>
+      <w:proofErr w:type="spellEnd"/>
+      <w:r>
+        <w:rPr>
+          <w:lang w:val="en-ID" w:eastAsia="id-ID"/>
+        </w:rPr>
+        <w:t xml:space="preserve"> </w:t>
+      </w:r>
+      <w:proofErr w:type="spellStart"/>
+      <w:r>
+        <w:rPr>
+          <w:lang w:val="en-ID" w:eastAsia="id-ID"/>
+        </w:rPr>
+        <w:t>alternatif</w:t>
+      </w:r>
+      <w:proofErr w:type="spellEnd"/>
+      <w:r>
+        <w:rPr>
+          <w:lang w:val="en-ID" w:eastAsia="id-ID"/>
+        </w:rPr>
+        <w:t xml:space="preserve"> </w:t>
+      </w:r>
+      <w:proofErr w:type="spellStart"/>
+      <w:r>
+        <w:rPr>
+          <w:lang w:val="en-ID" w:eastAsia="id-ID"/>
+        </w:rPr>
+        <w:t>evaluasi</w:t>
+      </w:r>
+      <w:proofErr w:type="spellEnd"/>
+      <w:r>
+        <w:rPr>
+          <w:lang w:val="en-ID" w:eastAsia="id-ID"/>
+        </w:rPr>
+        <w:t xml:space="preserve"> yang valid, </w:t>
+      </w:r>
+      <w:proofErr w:type="spellStart"/>
+      <w:r>
+        <w:rPr>
+          <w:lang w:val="en-ID" w:eastAsia="id-ID"/>
+        </w:rPr>
+        <w:t>efisien</w:t>
+      </w:r>
+      <w:proofErr w:type="spellEnd"/>
+      <w:r>
+        <w:rPr>
+          <w:lang w:val="en-ID" w:eastAsia="id-ID"/>
+        </w:rPr>
+        <w:t xml:space="preserve">, dan </w:t>
+      </w:r>
+      <w:proofErr w:type="spellStart"/>
+      <w:r>
+        <w:rPr>
+          <w:lang w:val="en-ID" w:eastAsia="id-ID"/>
+        </w:rPr>
+        <w:t>memiliki</w:t>
+      </w:r>
+      <w:proofErr w:type="spellEnd"/>
+      <w:r>
+        <w:rPr>
+          <w:lang w:val="en-ID" w:eastAsia="id-ID"/>
+        </w:rPr>
+        <w:t xml:space="preserve"> </w:t>
+      </w:r>
+      <w:proofErr w:type="spellStart"/>
+      <w:r>
+        <w:rPr>
+          <w:lang w:val="en-ID" w:eastAsia="id-ID"/>
+        </w:rPr>
+        <w:t>skalabilitas</w:t>
+      </w:r>
+      <w:proofErr w:type="spellEnd"/>
+      <w:r>
+        <w:rPr>
+          <w:lang w:val="en-ID" w:eastAsia="id-ID"/>
+        </w:rPr>
+        <w:t xml:space="preserve"> </w:t>
+      </w:r>
+      <w:proofErr w:type="spellStart"/>
+      <w:r>
+        <w:rPr>
+          <w:lang w:val="en-ID" w:eastAsia="id-ID"/>
+        </w:rPr>
+        <w:t>tinggi</w:t>
+      </w:r>
+      <w:proofErr w:type="spellEnd"/>
+      <w:r>
+        <w:rPr>
+          <w:lang w:val="en-ID" w:eastAsia="id-ID"/>
+        </w:rPr>
+        <w:t xml:space="preserve"> (Zheng </w:t>
+      </w:r>
+      <w:proofErr w:type="spellStart"/>
+      <w:r>
+        <w:rPr>
+          <w:lang w:val="en-ID" w:eastAsia="id-ID"/>
+        </w:rPr>
+        <w:t>dkk</w:t>
+      </w:r>
+      <w:proofErr w:type="spellEnd"/>
+      <w:r>
+        <w:rPr>
+          <w:lang w:val="en-ID" w:eastAsia="id-ID"/>
+        </w:rPr>
+        <w:t>., 2023, hlm.1).</w:t>
+      </w:r>
+    </w:p>
+    <w:p>
+      <w:pPr>
+        <w:pStyle w:val="Heading3"/>
+      </w:pPr>
+      <w:r>
         <w:t>Sistem Penilaian ELO</w:t>
       </w:r>
       <w:bookmarkEnd w:id="26"/>
@@ -21775,49 +23692,7 @@
         <w:rPr>
           <w:lang w:eastAsia="id-ID"/>
         </w:rPr>
-        <w:t xml:space="preserve">, paling </w:t>
-      </w:r>
-      <w:proofErr w:type="spellStart"/>
-      <w:r>
-        <w:rPr>
-          <w:lang w:eastAsia="id-ID"/>
-        </w:rPr>
-        <w:t>terkenal</w:t>
-      </w:r>
-      <w:proofErr w:type="spellEnd"/>
-      <w:r>
-        <w:rPr>
-          <w:lang w:eastAsia="id-ID"/>
-        </w:rPr>
-        <w:t xml:space="preserve"> </w:t>
-      </w:r>
-      <w:proofErr w:type="spellStart"/>
-      <w:r>
-        <w:rPr>
-          <w:lang w:eastAsia="id-ID"/>
-        </w:rPr>
-        <w:t>adalah</w:t>
-      </w:r>
-      <w:proofErr w:type="spellEnd"/>
-      <w:r>
-        <w:rPr>
-          <w:lang w:eastAsia="id-ID"/>
-        </w:rPr>
-        <w:t xml:space="preserve"> </w:t>
-      </w:r>
-      <w:proofErr w:type="spellStart"/>
-      <w:r>
-        <w:rPr>
-          <w:lang w:eastAsia="id-ID"/>
-        </w:rPr>
-        <w:t>catur</w:t>
-      </w:r>
-      <w:proofErr w:type="spellEnd"/>
-      <w:r>
-        <w:rPr>
-          <w:lang w:eastAsia="id-ID"/>
-        </w:rPr>
-        <w:t xml:space="preserve"> </w:t>
+        <w:t xml:space="preserve">, paling terkenal adalah catur </w:t>
       </w:r>
       <w:r>
         <w:rPr>
@@ -24161,181 +26036,2629 @@
     <w:p>
       <w:pPr>
         <w:pStyle w:val="BodyTextFirstIndent"/>
-      </w:pPr>
-      <w:proofErr w:type="spellStart"/>
-      <w:r>
+        <w:rPr>
+          <w:lang w:val="en-ID"/>
+        </w:rPr>
+      </w:pPr>
+      <w:proofErr w:type="spellStart"/>
+      <w:r>
+        <w:rPr>
+          <w:lang w:val="en-ID"/>
+        </w:rPr>
         <w:t>Evaluasi</w:t>
       </w:r>
       <w:proofErr w:type="spellEnd"/>
       <w:r>
-        <w:t xml:space="preserve"> </w:t>
-      </w:r>
-      <w:proofErr w:type="spellStart"/>
-      <w:r>
+        <w:rPr>
+          <w:lang w:val="en-ID"/>
+        </w:rPr>
+        <w:t xml:space="preserve"> </w:t>
+      </w:r>
+      <w:proofErr w:type="spellStart"/>
+      <w:r>
+        <w:rPr>
+          <w:lang w:val="en-ID"/>
+        </w:rPr>
         <w:t>dalam</w:t>
       </w:r>
       <w:proofErr w:type="spellEnd"/>
       <w:r>
-        <w:t xml:space="preserve"> </w:t>
-      </w:r>
-      <w:proofErr w:type="spellStart"/>
-      <w:r>
+        <w:rPr>
+          <w:lang w:val="en-ID"/>
+        </w:rPr>
+        <w:t xml:space="preserve"> </w:t>
+      </w:r>
+      <w:proofErr w:type="spellStart"/>
+      <w:r>
+        <w:rPr>
+          <w:lang w:val="en-ID"/>
+        </w:rPr>
         <w:t>penelitian</w:t>
       </w:r>
       <w:proofErr w:type="spellEnd"/>
       <w:r>
-        <w:t xml:space="preserve"> </w:t>
-      </w:r>
-      <w:proofErr w:type="spellStart"/>
-      <w:r>
+        <w:rPr>
+          <w:lang w:val="en-ID"/>
+        </w:rPr>
+        <w:t xml:space="preserve"> </w:t>
+      </w:r>
+      <w:proofErr w:type="spellStart"/>
+      <w:r>
+        <w:rPr>
+          <w:lang w:val="en-ID"/>
+        </w:rPr>
         <w:t>ini</w:t>
       </w:r>
       <w:proofErr w:type="spellEnd"/>
       <w:r>
-        <w:t xml:space="preserve"> bertujuan untuk mengukur kualitas hasil pencarian yang dihasilkan oleh sistem pada berbagai dimensi </w:t>
-      </w:r>
-      <w:proofErr w:type="spellStart"/>
-      <w:r>
-        <w:t>embedding</w:t>
-      </w:r>
-      <w:proofErr w:type="spellEnd"/>
-      <w:r>
-        <w:t xml:space="preserve"> </w:t>
-      </w:r>
-      <w:proofErr w:type="spellStart"/>
-      <w:r>
-        <w:t>Matryoshka</w:t>
-      </w:r>
-      <w:proofErr w:type="spellEnd"/>
-      <w:r>
-        <w:t xml:space="preserve">. Kualitas didefinisikan sebagai tingkat relevansi, kegunaan, dan koherensi daftar pakar yang dipersepsikan oleh pengguna akhir. Karena kualitas bersifat subjektif dan tidak memiliki </w:t>
-      </w:r>
-      <w:proofErr w:type="spellStart"/>
-      <w:r>
-        <w:t>ground</w:t>
-      </w:r>
-      <w:proofErr w:type="spellEnd"/>
-      <w:r>
-        <w:t xml:space="preserve"> </w:t>
-      </w:r>
-      <w:proofErr w:type="spellStart"/>
-      <w:r>
-        <w:t>truth</w:t>
-      </w:r>
-      <w:proofErr w:type="spellEnd"/>
-      <w:r>
-        <w:t xml:space="preserve"> yang absolut, metrik evaluasi tradisional seperti presisi dan </w:t>
-      </w:r>
-      <w:proofErr w:type="spellStart"/>
-      <w:r>
-        <w:t>recall</w:t>
-      </w:r>
-      <w:proofErr w:type="spellEnd"/>
-      <w:r>
-        <w:t xml:space="preserve"> tidak dapat diterapkan secara langsung.</w:t>
+        <w:rPr>
+          <w:lang w:val="en-ID"/>
+        </w:rPr>
+        <w:t xml:space="preserve"> </w:t>
+      </w:r>
+      <w:proofErr w:type="spellStart"/>
+      <w:r>
+        <w:rPr>
+          <w:lang w:val="en-ID"/>
+        </w:rPr>
+        <w:t>bertujuan</w:t>
+      </w:r>
+      <w:proofErr w:type="spellEnd"/>
+      <w:r>
+        <w:rPr>
+          <w:lang w:val="en-ID"/>
+        </w:rPr>
+        <w:t xml:space="preserve"> </w:t>
+      </w:r>
+      <w:proofErr w:type="spellStart"/>
+      <w:r>
+        <w:rPr>
+          <w:lang w:val="en-ID"/>
+        </w:rPr>
+        <w:t>untuk</w:t>
+      </w:r>
+      <w:proofErr w:type="spellEnd"/>
+      <w:r>
+        <w:rPr>
+          <w:lang w:val="en-ID"/>
+        </w:rPr>
+        <w:t xml:space="preserve"> </w:t>
+      </w:r>
+      <w:proofErr w:type="spellStart"/>
+      <w:r>
+        <w:rPr>
+          <w:lang w:val="en-ID"/>
+        </w:rPr>
+        <w:t>mengukur</w:t>
+      </w:r>
+      <w:proofErr w:type="spellEnd"/>
+      <w:r>
+        <w:rPr>
+          <w:lang w:val="en-ID"/>
+        </w:rPr>
+        <w:t xml:space="preserve"> </w:t>
+      </w:r>
+      <w:proofErr w:type="spellStart"/>
+      <w:r>
+        <w:rPr>
+          <w:lang w:val="en-ID"/>
+        </w:rPr>
+        <w:t>kualitas</w:t>
+      </w:r>
+      <w:proofErr w:type="spellEnd"/>
+      <w:r>
+        <w:rPr>
+          <w:lang w:val="en-ID"/>
+        </w:rPr>
+        <w:t xml:space="preserve"> </w:t>
+      </w:r>
+      <w:proofErr w:type="spellStart"/>
+      <w:r>
+        <w:rPr>
+          <w:lang w:val="en-ID"/>
+        </w:rPr>
+        <w:t>hasil</w:t>
+      </w:r>
+      <w:proofErr w:type="spellEnd"/>
+      <w:r>
+        <w:rPr>
+          <w:lang w:val="en-ID"/>
+        </w:rPr>
+        <w:t xml:space="preserve"> </w:t>
+      </w:r>
+      <w:proofErr w:type="spellStart"/>
+      <w:r>
+        <w:rPr>
+          <w:lang w:val="en-ID"/>
+        </w:rPr>
+        <w:t>pencarian</w:t>
+      </w:r>
+      <w:proofErr w:type="spellEnd"/>
+      <w:r>
+        <w:rPr>
+          <w:lang w:val="en-ID"/>
+        </w:rPr>
+        <w:t xml:space="preserve"> </w:t>
+      </w:r>
+      <w:proofErr w:type="spellStart"/>
+      <w:r>
+        <w:rPr>
+          <w:lang w:val="en-ID"/>
+        </w:rPr>
+        <w:t>pakar</w:t>
+      </w:r>
+      <w:proofErr w:type="spellEnd"/>
+      <w:r>
+        <w:rPr>
+          <w:lang w:val="en-ID"/>
+        </w:rPr>
+        <w:t xml:space="preserve"> yang </w:t>
+      </w:r>
+      <w:proofErr w:type="spellStart"/>
+      <w:r>
+        <w:rPr>
+          <w:lang w:val="en-ID"/>
+        </w:rPr>
+        <w:t>dihasilkan</w:t>
+      </w:r>
+      <w:proofErr w:type="spellEnd"/>
+      <w:r>
+        <w:rPr>
+          <w:lang w:val="en-ID"/>
+        </w:rPr>
+        <w:t xml:space="preserve"> oleh </w:t>
+      </w:r>
+      <w:proofErr w:type="spellStart"/>
+      <w:r>
+        <w:rPr>
+          <w:lang w:val="en-ID"/>
+        </w:rPr>
+        <w:t>variasi</w:t>
+      </w:r>
+      <w:proofErr w:type="spellEnd"/>
+      <w:r>
+        <w:rPr>
+          <w:lang w:val="en-ID"/>
+        </w:rPr>
+        <w:t xml:space="preserve"> </w:t>
+      </w:r>
+      <w:proofErr w:type="spellStart"/>
+      <w:r>
+        <w:rPr>
+          <w:lang w:val="en-ID"/>
+        </w:rPr>
+        <w:t>dimensi</w:t>
+      </w:r>
+      <w:proofErr w:type="spellEnd"/>
+      <w:r>
+        <w:rPr>
+          <w:lang w:val="en-ID"/>
+        </w:rPr>
+        <w:t> </w:t>
+      </w:r>
+      <w:r>
+        <w:rPr>
+          <w:i/>
+          <w:iCs/>
+          <w:lang w:val="en-ID"/>
+        </w:rPr>
+        <w:t>embedding Matryoshka</w:t>
+      </w:r>
+      <w:r>
+        <w:rPr>
+          <w:lang w:val="en-ID"/>
+        </w:rPr>
+        <w:t xml:space="preserve">. Karena </w:t>
+      </w:r>
+      <w:proofErr w:type="spellStart"/>
+      <w:r>
+        <w:rPr>
+          <w:lang w:val="en-ID"/>
+        </w:rPr>
+        <w:t>kualitas</w:t>
+      </w:r>
+      <w:proofErr w:type="spellEnd"/>
+      <w:r>
+        <w:rPr>
+          <w:lang w:val="en-ID"/>
+        </w:rPr>
+        <w:t xml:space="preserve"> </w:t>
+      </w:r>
+      <w:proofErr w:type="spellStart"/>
+      <w:r>
+        <w:rPr>
+          <w:lang w:val="en-ID"/>
+        </w:rPr>
+        <w:t>hasil</w:t>
+      </w:r>
+      <w:proofErr w:type="spellEnd"/>
+      <w:r>
+        <w:rPr>
+          <w:lang w:val="en-ID"/>
+        </w:rPr>
+        <w:t xml:space="preserve"> </w:t>
+      </w:r>
+      <w:proofErr w:type="spellStart"/>
+      <w:r>
+        <w:rPr>
+          <w:lang w:val="en-ID"/>
+        </w:rPr>
+        <w:t>pencarian</w:t>
+      </w:r>
+      <w:proofErr w:type="spellEnd"/>
+      <w:r>
+        <w:rPr>
+          <w:lang w:val="en-ID"/>
+        </w:rPr>
+        <w:t xml:space="preserve"> </w:t>
+      </w:r>
+      <w:proofErr w:type="spellStart"/>
+      <w:r>
+        <w:rPr>
+          <w:lang w:val="en-ID"/>
+        </w:rPr>
+        <w:t>pakar</w:t>
+      </w:r>
+      <w:proofErr w:type="spellEnd"/>
+      <w:r>
+        <w:rPr>
+          <w:lang w:val="en-ID"/>
+        </w:rPr>
+        <w:t xml:space="preserve"> </w:t>
+      </w:r>
+      <w:proofErr w:type="spellStart"/>
+      <w:r>
+        <w:rPr>
+          <w:lang w:val="en-ID"/>
+        </w:rPr>
+        <w:t>bersifat</w:t>
+      </w:r>
+      <w:proofErr w:type="spellEnd"/>
+      <w:r>
+        <w:rPr>
+          <w:lang w:val="en-ID"/>
+        </w:rPr>
+        <w:t xml:space="preserve"> </w:t>
+      </w:r>
+      <w:proofErr w:type="spellStart"/>
+      <w:r>
+        <w:rPr>
+          <w:lang w:val="en-ID"/>
+        </w:rPr>
+        <w:t>subjektif</w:t>
+      </w:r>
+      <w:proofErr w:type="spellEnd"/>
+      <w:r>
+        <w:rPr>
+          <w:lang w:val="en-ID"/>
+        </w:rPr>
+        <w:t xml:space="preserve"> dan </w:t>
+      </w:r>
+      <w:proofErr w:type="spellStart"/>
+      <w:r>
+        <w:rPr>
+          <w:lang w:val="en-ID"/>
+        </w:rPr>
+        <w:t>tidak</w:t>
+      </w:r>
+      <w:proofErr w:type="spellEnd"/>
+      <w:r>
+        <w:rPr>
+          <w:lang w:val="en-ID"/>
+        </w:rPr>
+        <w:t xml:space="preserve"> </w:t>
+      </w:r>
+      <w:proofErr w:type="spellStart"/>
+      <w:r>
+        <w:rPr>
+          <w:lang w:val="en-ID"/>
+        </w:rPr>
+        <w:t>memiliki</w:t>
+      </w:r>
+      <w:proofErr w:type="spellEnd"/>
+      <w:r>
+        <w:rPr>
+          <w:lang w:val="en-ID"/>
+        </w:rPr>
+        <w:t xml:space="preserve"> </w:t>
+      </w:r>
+      <w:proofErr w:type="spellStart"/>
+      <w:r>
+        <w:rPr>
+          <w:lang w:val="en-ID"/>
+        </w:rPr>
+        <w:t>kebenaran</w:t>
+      </w:r>
+      <w:proofErr w:type="spellEnd"/>
+      <w:r>
+        <w:rPr>
+          <w:lang w:val="en-ID"/>
+        </w:rPr>
+        <w:t xml:space="preserve"> </w:t>
+      </w:r>
+      <w:proofErr w:type="spellStart"/>
+      <w:r>
+        <w:rPr>
+          <w:lang w:val="en-ID"/>
+        </w:rPr>
+        <w:t>mutlak</w:t>
+      </w:r>
+      <w:proofErr w:type="spellEnd"/>
+      <w:r>
+        <w:rPr>
+          <w:lang w:val="en-ID"/>
+        </w:rPr>
+        <w:t xml:space="preserve">, </w:t>
+      </w:r>
+      <w:proofErr w:type="spellStart"/>
+      <w:r>
+        <w:rPr>
+          <w:lang w:val="en-ID"/>
+        </w:rPr>
+        <w:t>pengujian</w:t>
+      </w:r>
+      <w:proofErr w:type="spellEnd"/>
+      <w:r>
+        <w:rPr>
+          <w:lang w:val="en-ID"/>
+        </w:rPr>
+        <w:t xml:space="preserve"> </w:t>
+      </w:r>
+      <w:proofErr w:type="spellStart"/>
+      <w:r>
+        <w:rPr>
+          <w:lang w:val="en-ID"/>
+        </w:rPr>
+        <w:t>dilakukan</w:t>
+      </w:r>
+      <w:proofErr w:type="spellEnd"/>
+      <w:r>
+        <w:rPr>
+          <w:lang w:val="en-ID"/>
+        </w:rPr>
+        <w:t xml:space="preserve"> </w:t>
+      </w:r>
+      <w:proofErr w:type="spellStart"/>
+      <w:r>
+        <w:rPr>
+          <w:lang w:val="en-ID"/>
+        </w:rPr>
+        <w:t>melalui</w:t>
+      </w:r>
+      <w:proofErr w:type="spellEnd"/>
+      <w:r>
+        <w:rPr>
+          <w:lang w:val="en-ID"/>
+        </w:rPr>
+        <w:t xml:space="preserve"> </w:t>
+      </w:r>
+      <w:proofErr w:type="spellStart"/>
+      <w:r>
+        <w:rPr>
+          <w:lang w:val="en-ID"/>
+        </w:rPr>
+        <w:t>metode</w:t>
+      </w:r>
+      <w:proofErr w:type="spellEnd"/>
+      <w:r>
+        <w:rPr>
+          <w:lang w:val="en-ID"/>
+        </w:rPr>
+        <w:t xml:space="preserve"> </w:t>
+      </w:r>
+      <w:proofErr w:type="spellStart"/>
+      <w:r>
+        <w:rPr>
+          <w:lang w:val="en-ID"/>
+        </w:rPr>
+        <w:t>perbandingan</w:t>
+      </w:r>
+      <w:proofErr w:type="spellEnd"/>
+      <w:r>
+        <w:rPr>
+          <w:lang w:val="en-ID"/>
+        </w:rPr>
+        <w:t xml:space="preserve"> </w:t>
+      </w:r>
+      <w:proofErr w:type="spellStart"/>
+      <w:r>
+        <w:rPr>
+          <w:lang w:val="en-ID"/>
+        </w:rPr>
+        <w:t>berpasangan</w:t>
+      </w:r>
+      <w:proofErr w:type="spellEnd"/>
+      <w:r>
+        <w:rPr>
+          <w:lang w:val="en-ID"/>
+        </w:rPr>
+        <w:t xml:space="preserve"> </w:t>
+      </w:r>
+      <w:proofErr w:type="spellStart"/>
+      <w:r>
+        <w:rPr>
+          <w:lang w:val="en-ID"/>
+        </w:rPr>
+        <w:t>acak</w:t>
+      </w:r>
+      <w:proofErr w:type="spellEnd"/>
+      <w:r>
+        <w:rPr>
+          <w:lang w:val="en-ID"/>
+        </w:rPr>
+        <w:t xml:space="preserve"> </w:t>
+      </w:r>
+      <w:proofErr w:type="spellStart"/>
+      <w:r>
+        <w:rPr>
+          <w:lang w:val="en-ID"/>
+        </w:rPr>
+        <w:t>ganda</w:t>
+      </w:r>
+      <w:proofErr w:type="spellEnd"/>
+      <w:r>
+        <w:rPr>
+          <w:lang w:val="en-ID"/>
+        </w:rPr>
+        <w:t xml:space="preserve"> </w:t>
+      </w:r>
+      <w:proofErr w:type="spellStart"/>
+      <w:r>
+        <w:rPr>
+          <w:lang w:val="en-ID"/>
+        </w:rPr>
+        <w:t>atau</w:t>
+      </w:r>
+      <w:proofErr w:type="spellEnd"/>
+      <w:r>
+        <w:rPr>
+          <w:lang w:val="en-ID"/>
+        </w:rPr>
+        <w:t> </w:t>
+      </w:r>
+      <w:r>
+        <w:rPr>
+          <w:i/>
+          <w:iCs/>
+          <w:lang w:val="en-ID"/>
+        </w:rPr>
+        <w:t>blind pairwise comparison</w:t>
+      </w:r>
+      <w:r>
+        <w:rPr>
+          <w:lang w:val="en-ID"/>
+        </w:rPr>
+        <w:t xml:space="preserve"> (Zheng </w:t>
+      </w:r>
+      <w:proofErr w:type="spellStart"/>
+      <w:r>
+        <w:rPr>
+          <w:lang w:val="en-ID"/>
+        </w:rPr>
+        <w:t>dkk</w:t>
+      </w:r>
+      <w:proofErr w:type="spellEnd"/>
+      <w:r>
+        <w:rPr>
+          <w:lang w:val="en-ID"/>
+        </w:rPr>
+        <w:t>., 2023, hlm.2).</w:t>
       </w:r>
     </w:p>
     <w:p>
       <w:pPr>
         <w:pStyle w:val="BodyTextFirstIndent"/>
-      </w:pPr>
-      <w:r>
-        <w:t xml:space="preserve">Metode yang dipilih adalah eksperimen perbandingan </w:t>
-      </w:r>
-      <w:proofErr w:type="spellStart"/>
+        <w:rPr>
+          <w:lang w:val="en-ID"/>
+        </w:rPr>
+      </w:pPr>
+      <w:proofErr w:type="spellStart"/>
+      <w:r>
+        <w:rPr>
+          <w:lang w:val="en-ID"/>
+        </w:rPr>
+        <w:t>Guna</w:t>
+      </w:r>
+      <w:proofErr w:type="spellEnd"/>
+      <w:r>
+        <w:rPr>
+          <w:lang w:val="en-ID"/>
+        </w:rPr>
+        <w:t xml:space="preserve"> </w:t>
+      </w:r>
+      <w:proofErr w:type="spellStart"/>
+      <w:r>
+        <w:rPr>
+          <w:lang w:val="en-ID"/>
+        </w:rPr>
+        <w:t>menghindari</w:t>
+      </w:r>
+      <w:proofErr w:type="spellEnd"/>
+      <w:r>
+        <w:rPr>
+          <w:lang w:val="en-ID"/>
+        </w:rPr>
+        <w:t xml:space="preserve"> bias </w:t>
+      </w:r>
+      <w:proofErr w:type="spellStart"/>
+      <w:r>
+        <w:rPr>
+          <w:lang w:val="en-ID"/>
+        </w:rPr>
+        <w:t>kelelahan</w:t>
+      </w:r>
+      <w:proofErr w:type="spellEnd"/>
+      <w:r>
+        <w:rPr>
+          <w:lang w:val="en-ID"/>
+        </w:rPr>
+        <w:t xml:space="preserve"> </w:t>
+      </w:r>
+      <w:proofErr w:type="spellStart"/>
+      <w:r>
+        <w:rPr>
+          <w:lang w:val="en-ID"/>
+        </w:rPr>
+        <w:t>kognitif</w:t>
+      </w:r>
+      <w:proofErr w:type="spellEnd"/>
+      <w:r>
+        <w:rPr>
+          <w:lang w:val="en-ID"/>
+        </w:rPr>
+        <w:t xml:space="preserve"> yang </w:t>
+      </w:r>
+      <w:proofErr w:type="spellStart"/>
+      <w:r>
+        <w:rPr>
+          <w:lang w:val="en-ID"/>
+        </w:rPr>
+        <w:t>kerap</w:t>
+      </w:r>
+      <w:proofErr w:type="spellEnd"/>
+      <w:r>
+        <w:rPr>
+          <w:lang w:val="en-ID"/>
+        </w:rPr>
+        <w:t xml:space="preserve"> </w:t>
+      </w:r>
+      <w:proofErr w:type="spellStart"/>
+      <w:r>
+        <w:rPr>
+          <w:lang w:val="en-ID"/>
+        </w:rPr>
+        <w:t>dialami</w:t>
+      </w:r>
+      <w:proofErr w:type="spellEnd"/>
+      <w:r>
+        <w:rPr>
+          <w:lang w:val="en-ID"/>
+        </w:rPr>
+        <w:t xml:space="preserve"> oleh </w:t>
+      </w:r>
+      <w:proofErr w:type="spellStart"/>
+      <w:r>
+        <w:rPr>
+          <w:lang w:val="en-ID"/>
+        </w:rPr>
+        <w:t>penilai</w:t>
+      </w:r>
+      <w:proofErr w:type="spellEnd"/>
+      <w:r>
+        <w:rPr>
+          <w:lang w:val="en-ID"/>
+        </w:rPr>
+        <w:t xml:space="preserve"> </w:t>
+      </w:r>
+      <w:proofErr w:type="spellStart"/>
+      <w:r>
+        <w:rPr>
+          <w:lang w:val="en-ID"/>
+        </w:rPr>
+        <w:t>manusia</w:t>
+      </w:r>
+      <w:proofErr w:type="spellEnd"/>
+      <w:r>
+        <w:rPr>
+          <w:lang w:val="en-ID"/>
+        </w:rPr>
+        <w:t xml:space="preserve"> </w:t>
+      </w:r>
+      <w:proofErr w:type="spellStart"/>
+      <w:r>
+        <w:rPr>
+          <w:lang w:val="en-ID"/>
+        </w:rPr>
+        <w:t>apabila</w:t>
+      </w:r>
+      <w:proofErr w:type="spellEnd"/>
+      <w:r>
+        <w:rPr>
+          <w:lang w:val="en-ID"/>
+        </w:rPr>
+        <w:t xml:space="preserve"> </w:t>
+      </w:r>
+      <w:proofErr w:type="spellStart"/>
+      <w:r>
+        <w:rPr>
+          <w:lang w:val="en-ID"/>
+        </w:rPr>
+        <w:t>dipaksa</w:t>
+      </w:r>
+      <w:proofErr w:type="spellEnd"/>
+      <w:r>
+        <w:rPr>
+          <w:lang w:val="en-ID"/>
+        </w:rPr>
+        <w:t xml:space="preserve"> </w:t>
+      </w:r>
+      <w:proofErr w:type="spellStart"/>
+      <w:r>
+        <w:rPr>
+          <w:lang w:val="en-ID"/>
+        </w:rPr>
+        <w:t>mengevaluasi</w:t>
+      </w:r>
+      <w:proofErr w:type="spellEnd"/>
+      <w:r>
+        <w:rPr>
+          <w:lang w:val="en-ID"/>
+        </w:rPr>
+        <w:t xml:space="preserve"> </w:t>
+      </w:r>
+      <w:proofErr w:type="spellStart"/>
+      <w:r>
+        <w:rPr>
+          <w:lang w:val="en-ID"/>
+        </w:rPr>
+        <w:t>ribuan</w:t>
+      </w:r>
+      <w:proofErr w:type="spellEnd"/>
+      <w:r>
+        <w:rPr>
+          <w:lang w:val="en-ID"/>
+        </w:rPr>
+        <w:t xml:space="preserve"> </w:t>
+      </w:r>
+      <w:proofErr w:type="spellStart"/>
+      <w:r>
+        <w:rPr>
+          <w:lang w:val="en-ID"/>
+        </w:rPr>
+        <w:t>pasangan</w:t>
+      </w:r>
+      <w:proofErr w:type="spellEnd"/>
+      <w:r>
+        <w:rPr>
+          <w:lang w:val="en-ID"/>
+        </w:rPr>
+        <w:t xml:space="preserve"> data </w:t>
+      </w:r>
+      <w:proofErr w:type="spellStart"/>
+      <w:r>
+        <w:rPr>
+          <w:lang w:val="en-ID"/>
+        </w:rPr>
+        <w:t>secara</w:t>
+      </w:r>
+      <w:proofErr w:type="spellEnd"/>
+      <w:r>
+        <w:rPr>
+          <w:lang w:val="en-ID"/>
+        </w:rPr>
+        <w:t xml:space="preserve"> manual, </w:t>
+      </w:r>
+      <w:proofErr w:type="spellStart"/>
+      <w:r>
+        <w:rPr>
+          <w:lang w:val="en-ID"/>
+        </w:rPr>
+        <w:t>penelitian</w:t>
+      </w:r>
+      <w:proofErr w:type="spellEnd"/>
+      <w:r>
+        <w:rPr>
+          <w:lang w:val="en-ID"/>
+        </w:rPr>
+        <w:t xml:space="preserve"> </w:t>
+      </w:r>
+      <w:proofErr w:type="spellStart"/>
+      <w:r>
+        <w:rPr>
+          <w:lang w:val="en-ID"/>
+        </w:rPr>
+        <w:t>ini</w:t>
+      </w:r>
+      <w:proofErr w:type="spellEnd"/>
+      <w:r>
+        <w:rPr>
+          <w:lang w:val="en-ID"/>
+        </w:rPr>
+        <w:t xml:space="preserve"> </w:t>
+      </w:r>
+      <w:proofErr w:type="spellStart"/>
+      <w:r>
+        <w:rPr>
+          <w:lang w:val="en-ID"/>
+        </w:rPr>
+        <w:t>menerapkan</w:t>
+      </w:r>
+      <w:proofErr w:type="spellEnd"/>
+      <w:r>
+        <w:rPr>
+          <w:lang w:val="en-ID"/>
+        </w:rPr>
+        <w:t xml:space="preserve"> </w:t>
+      </w:r>
+      <w:proofErr w:type="spellStart"/>
+      <w:r>
+        <w:rPr>
+          <w:lang w:val="en-ID"/>
+        </w:rPr>
+        <w:t>pendekatan</w:t>
+      </w:r>
+      <w:proofErr w:type="spellEnd"/>
+      <w:r>
+        <w:rPr>
+          <w:lang w:val="en-ID"/>
+        </w:rPr>
+        <w:t> </w:t>
+      </w:r>
       <w:r>
         <w:rPr>
           <w:i/>
           <w:iCs/>
-        </w:rPr>
-        <w:t>blind</w:t>
-      </w:r>
-      <w:proofErr w:type="spellEnd"/>
+          <w:lang w:val="en-ID"/>
+        </w:rPr>
+        <w:t>LLM-as-a-Judge</w:t>
+      </w:r>
+      <w:r>
+        <w:rPr>
+          <w:lang w:val="en-ID"/>
+        </w:rPr>
+        <w:t> </w:t>
+      </w:r>
+      <w:proofErr w:type="spellStart"/>
+      <w:r>
+        <w:rPr>
+          <w:lang w:val="en-ID"/>
+        </w:rPr>
+        <w:t>menggunakan</w:t>
+      </w:r>
+      <w:proofErr w:type="spellEnd"/>
+      <w:r>
+        <w:rPr>
+          <w:lang w:val="en-ID"/>
+        </w:rPr>
+        <w:t xml:space="preserve"> </w:t>
+      </w:r>
+      <w:proofErr w:type="spellStart"/>
+      <w:r>
+        <w:rPr>
+          <w:lang w:val="en-ID"/>
+        </w:rPr>
+        <w:t>juri</w:t>
+      </w:r>
+      <w:proofErr w:type="spellEnd"/>
+      <w:r>
+        <w:rPr>
+          <w:lang w:val="en-ID"/>
+        </w:rPr>
+        <w:t xml:space="preserve"> </w:t>
+      </w:r>
+      <w:proofErr w:type="spellStart"/>
+      <w:r>
+        <w:rPr>
+          <w:lang w:val="en-ID"/>
+        </w:rPr>
+        <w:t>otomatis</w:t>
+      </w:r>
+      <w:proofErr w:type="spellEnd"/>
+      <w:r>
+        <w:rPr>
+          <w:lang w:val="en-ID"/>
+        </w:rPr>
+        <w:t xml:space="preserve"> </w:t>
+      </w:r>
+      <w:proofErr w:type="spellStart"/>
+      <w:r>
+        <w:rPr>
+          <w:lang w:val="en-ID"/>
+        </w:rPr>
+        <w:t>berbasis</w:t>
+      </w:r>
+      <w:proofErr w:type="spellEnd"/>
+      <w:r>
+        <w:rPr>
+          <w:lang w:val="en-ID"/>
+        </w:rPr>
+        <w:t xml:space="preserve"> model </w:t>
+      </w:r>
+      <w:proofErr w:type="spellStart"/>
+      <w:r>
+        <w:rPr>
+          <w:lang w:val="en-ID"/>
+        </w:rPr>
+        <w:t>bahasa</w:t>
+      </w:r>
+      <w:proofErr w:type="spellEnd"/>
+      <w:r>
+        <w:rPr>
+          <w:lang w:val="en-ID"/>
+        </w:rPr>
+        <w:t xml:space="preserve"> </w:t>
+      </w:r>
+      <w:proofErr w:type="spellStart"/>
+      <w:r>
+        <w:rPr>
+          <w:lang w:val="en-ID"/>
+        </w:rPr>
+        <w:t>besar</w:t>
+      </w:r>
+      <w:proofErr w:type="spellEnd"/>
+      <w:r>
+        <w:rPr>
+          <w:lang w:val="en-ID"/>
+        </w:rPr>
+        <w:t xml:space="preserve"> </w:t>
+      </w:r>
+      <w:proofErr w:type="spellStart"/>
+      <w:r>
+        <w:rPr>
+          <w:lang w:val="en-ID"/>
+        </w:rPr>
+        <w:t>berkinerja</w:t>
+      </w:r>
+      <w:proofErr w:type="spellEnd"/>
+      <w:r>
+        <w:rPr>
+          <w:lang w:val="en-ID"/>
+        </w:rPr>
+        <w:t xml:space="preserve"> </w:t>
+      </w:r>
+      <w:proofErr w:type="spellStart"/>
+      <w:r>
+        <w:rPr>
+          <w:lang w:val="en-ID"/>
+        </w:rPr>
+        <w:t>tinggi</w:t>
+      </w:r>
+      <w:proofErr w:type="spellEnd"/>
+      <w:r>
+        <w:rPr>
+          <w:lang w:val="en-ID"/>
+        </w:rPr>
+        <w:t xml:space="preserve"> (Zheng </w:t>
+      </w:r>
+      <w:proofErr w:type="spellStart"/>
+      <w:r>
+        <w:rPr>
+          <w:lang w:val="en-ID"/>
+        </w:rPr>
+        <w:t>dkk</w:t>
+      </w:r>
+      <w:proofErr w:type="spellEnd"/>
+      <w:r>
+        <w:rPr>
+          <w:lang w:val="en-ID"/>
+        </w:rPr>
+        <w:t>., 2023, hlm.2).</w:t>
+      </w:r>
+    </w:p>
+    <w:p>
+      <w:pPr>
+        <w:pStyle w:val="BodyTextFirstIndent"/>
+        <w:rPr>
+          <w:lang w:val="en-ID"/>
+        </w:rPr>
+      </w:pPr>
+      <w:proofErr w:type="spellStart"/>
+      <w:r>
+        <w:rPr>
+          <w:lang w:val="en-ID"/>
+        </w:rPr>
+        <w:t>Meskipun</w:t>
+      </w:r>
+      <w:proofErr w:type="spellEnd"/>
+      <w:r>
+        <w:rPr>
+          <w:lang w:val="en-ID"/>
+        </w:rPr>
+        <w:t xml:space="preserve"> </w:t>
+      </w:r>
+      <w:proofErr w:type="spellStart"/>
+      <w:r>
+        <w:rPr>
+          <w:lang w:val="en-ID"/>
+        </w:rPr>
+        <w:t>demikian</w:t>
+      </w:r>
+      <w:proofErr w:type="spellEnd"/>
+      <w:r>
+        <w:rPr>
+          <w:lang w:val="en-ID"/>
+        </w:rPr>
+        <w:t xml:space="preserve">, </w:t>
+      </w:r>
+      <w:proofErr w:type="spellStart"/>
+      <w:r>
+        <w:rPr>
+          <w:lang w:val="en-ID"/>
+        </w:rPr>
+        <w:t>penggunaan</w:t>
+      </w:r>
+      <w:proofErr w:type="spellEnd"/>
+      <w:r>
+        <w:rPr>
+          <w:lang w:val="en-ID"/>
+        </w:rPr>
+        <w:t xml:space="preserve"> model </w:t>
+      </w:r>
+      <w:proofErr w:type="spellStart"/>
+      <w:r>
+        <w:rPr>
+          <w:lang w:val="en-ID"/>
+        </w:rPr>
+        <w:t>bahasa</w:t>
+      </w:r>
+      <w:proofErr w:type="spellEnd"/>
+      <w:r>
+        <w:rPr>
+          <w:lang w:val="en-ID"/>
+        </w:rPr>
+        <w:t xml:space="preserve"> </w:t>
+      </w:r>
+      <w:proofErr w:type="spellStart"/>
+      <w:r>
+        <w:rPr>
+          <w:lang w:val="en-ID"/>
+        </w:rPr>
+        <w:t>besar</w:t>
+      </w:r>
+      <w:proofErr w:type="spellEnd"/>
+      <w:r>
+        <w:rPr>
+          <w:lang w:val="en-ID"/>
+        </w:rPr>
+        <w:t xml:space="preserve"> </w:t>
+      </w:r>
+      <w:proofErr w:type="spellStart"/>
+      <w:r>
+        <w:rPr>
+          <w:lang w:val="en-ID"/>
+        </w:rPr>
+        <w:t>sebagai</w:t>
+      </w:r>
+      <w:proofErr w:type="spellEnd"/>
+      <w:r>
+        <w:rPr>
+          <w:lang w:val="en-ID"/>
+        </w:rPr>
+        <w:t xml:space="preserve"> </w:t>
+      </w:r>
+      <w:proofErr w:type="spellStart"/>
+      <w:r>
+        <w:rPr>
+          <w:lang w:val="en-ID"/>
+        </w:rPr>
+        <w:t>juri</w:t>
+      </w:r>
+      <w:proofErr w:type="spellEnd"/>
+      <w:r>
+        <w:rPr>
+          <w:lang w:val="en-ID"/>
+        </w:rPr>
+        <w:t xml:space="preserve"> </w:t>
+      </w:r>
+      <w:proofErr w:type="spellStart"/>
+      <w:r>
+        <w:rPr>
+          <w:lang w:val="en-ID"/>
+        </w:rPr>
+        <w:t>memiliki</w:t>
+      </w:r>
+      <w:proofErr w:type="spellEnd"/>
+      <w:r>
+        <w:rPr>
+          <w:lang w:val="en-ID"/>
+        </w:rPr>
+        <w:t xml:space="preserve"> </w:t>
+      </w:r>
+      <w:proofErr w:type="spellStart"/>
+      <w:r>
+        <w:rPr>
+          <w:lang w:val="en-ID"/>
+        </w:rPr>
+        <w:t>keterbatasan</w:t>
+      </w:r>
+      <w:proofErr w:type="spellEnd"/>
+      <w:r>
+        <w:rPr>
+          <w:lang w:val="en-ID"/>
+        </w:rPr>
+        <w:t xml:space="preserve"> </w:t>
+      </w:r>
+      <w:proofErr w:type="spellStart"/>
+      <w:r>
+        <w:rPr>
+          <w:lang w:val="en-ID"/>
+        </w:rPr>
+        <w:t>berupa</w:t>
+      </w:r>
+      <w:proofErr w:type="spellEnd"/>
+      <w:r>
+        <w:rPr>
+          <w:lang w:val="en-ID"/>
+        </w:rPr>
+        <w:t xml:space="preserve"> bias </w:t>
+      </w:r>
+      <w:proofErr w:type="spellStart"/>
+      <w:r>
+        <w:rPr>
+          <w:lang w:val="en-ID"/>
+        </w:rPr>
+        <w:t>posisi</w:t>
+      </w:r>
+      <w:proofErr w:type="spellEnd"/>
+      <w:r>
+        <w:rPr>
+          <w:lang w:val="en-ID"/>
+        </w:rPr>
+        <w:t xml:space="preserve"> </w:t>
+      </w:r>
+      <w:proofErr w:type="spellStart"/>
+      <w:r>
+        <w:rPr>
+          <w:lang w:val="en-ID"/>
+        </w:rPr>
+        <w:t>atau</w:t>
+      </w:r>
+      <w:proofErr w:type="spellEnd"/>
+      <w:r>
+        <w:rPr>
+          <w:lang w:val="en-ID"/>
+        </w:rPr>
+        <w:t> </w:t>
+      </w:r>
       <w:r>
         <w:rPr>
           <w:i/>
           <w:iCs/>
-        </w:rPr>
-        <w:t xml:space="preserve"> </w:t>
-      </w:r>
-      <w:proofErr w:type="spellStart"/>
+          <w:lang w:val="en-ID"/>
+        </w:rPr>
+        <w:t>position bias</w:t>
+      </w:r>
+      <w:r>
+        <w:rPr>
+          <w:lang w:val="en-ID"/>
+        </w:rPr>
+        <w:t xml:space="preserve">, di mana model </w:t>
+      </w:r>
+      <w:proofErr w:type="spellStart"/>
+      <w:r>
+        <w:rPr>
+          <w:lang w:val="en-ID"/>
+        </w:rPr>
+        <w:t>cenderung</w:t>
+      </w:r>
+      <w:proofErr w:type="spellEnd"/>
+      <w:r>
+        <w:rPr>
+          <w:lang w:val="en-ID"/>
+        </w:rPr>
+        <w:t xml:space="preserve"> </w:t>
+      </w:r>
+      <w:proofErr w:type="spellStart"/>
+      <w:r>
+        <w:rPr>
+          <w:lang w:val="en-ID"/>
+        </w:rPr>
+        <w:t>lebih</w:t>
+      </w:r>
+      <w:proofErr w:type="spellEnd"/>
+      <w:r>
+        <w:rPr>
+          <w:lang w:val="en-ID"/>
+        </w:rPr>
+        <w:t xml:space="preserve"> </w:t>
+      </w:r>
+      <w:proofErr w:type="spellStart"/>
+      <w:r>
+        <w:rPr>
+          <w:lang w:val="en-ID"/>
+        </w:rPr>
+        <w:t>memihak</w:t>
+      </w:r>
+      <w:proofErr w:type="spellEnd"/>
+      <w:r>
+        <w:rPr>
+          <w:lang w:val="en-ID"/>
+        </w:rPr>
+        <w:t xml:space="preserve"> pada </w:t>
+      </w:r>
+      <w:proofErr w:type="spellStart"/>
+      <w:r>
+        <w:rPr>
+          <w:lang w:val="en-ID"/>
+        </w:rPr>
+        <w:t>pilihan</w:t>
+      </w:r>
+      <w:proofErr w:type="spellEnd"/>
+      <w:r>
+        <w:rPr>
+          <w:lang w:val="en-ID"/>
+        </w:rPr>
+        <w:t xml:space="preserve"> yang </w:t>
+      </w:r>
+      <w:proofErr w:type="spellStart"/>
+      <w:r>
+        <w:rPr>
+          <w:lang w:val="en-ID"/>
+        </w:rPr>
+        <w:t>disajikan</w:t>
+      </w:r>
+      <w:proofErr w:type="spellEnd"/>
+      <w:r>
+        <w:rPr>
+          <w:lang w:val="en-ID"/>
+        </w:rPr>
+        <w:t xml:space="preserve"> di </w:t>
+      </w:r>
+      <w:proofErr w:type="spellStart"/>
+      <w:r>
+        <w:rPr>
+          <w:lang w:val="en-ID"/>
+        </w:rPr>
+        <w:t>urutan</w:t>
+      </w:r>
+      <w:proofErr w:type="spellEnd"/>
+      <w:r>
+        <w:rPr>
+          <w:lang w:val="en-ID"/>
+        </w:rPr>
+        <w:t xml:space="preserve"> </w:t>
+      </w:r>
+      <w:proofErr w:type="spellStart"/>
+      <w:r>
+        <w:rPr>
+          <w:lang w:val="en-ID"/>
+        </w:rPr>
+        <w:t>pertama</w:t>
+      </w:r>
+      <w:proofErr w:type="spellEnd"/>
+      <w:r>
+        <w:rPr>
+          <w:lang w:val="en-ID"/>
+        </w:rPr>
+        <w:t xml:space="preserve"> (Zheng </w:t>
+      </w:r>
+      <w:proofErr w:type="spellStart"/>
+      <w:r>
+        <w:rPr>
+          <w:lang w:val="en-ID"/>
+        </w:rPr>
+        <w:t>dkk</w:t>
+      </w:r>
+      <w:proofErr w:type="spellEnd"/>
+      <w:r>
+        <w:rPr>
+          <w:lang w:val="en-ID"/>
+        </w:rPr>
+        <w:t xml:space="preserve">., 2023, hlm.4). </w:t>
+      </w:r>
+      <w:proofErr w:type="spellStart"/>
+      <w:r>
+        <w:rPr>
+          <w:lang w:val="en-ID"/>
+        </w:rPr>
+        <w:t>Penelitian</w:t>
+      </w:r>
+      <w:proofErr w:type="spellEnd"/>
+      <w:r>
+        <w:rPr>
+          <w:lang w:val="en-ID"/>
+        </w:rPr>
+        <w:t xml:space="preserve"> </w:t>
+      </w:r>
+      <w:proofErr w:type="spellStart"/>
+      <w:r>
+        <w:rPr>
+          <w:lang w:val="en-ID"/>
+        </w:rPr>
+        <w:t>ini</w:t>
+      </w:r>
+      <w:proofErr w:type="spellEnd"/>
+      <w:r>
+        <w:rPr>
+          <w:lang w:val="en-ID"/>
+        </w:rPr>
+        <w:t xml:space="preserve"> </w:t>
+      </w:r>
+      <w:proofErr w:type="spellStart"/>
+      <w:r>
+        <w:rPr>
+          <w:lang w:val="en-ID"/>
+        </w:rPr>
+        <w:t>menerapkan</w:t>
+      </w:r>
+      <w:proofErr w:type="spellEnd"/>
+      <w:r>
+        <w:rPr>
+          <w:lang w:val="en-ID"/>
+        </w:rPr>
+        <w:t xml:space="preserve"> </w:t>
+      </w:r>
+      <w:proofErr w:type="spellStart"/>
+      <w:r>
+        <w:rPr>
+          <w:lang w:val="en-ID"/>
+        </w:rPr>
+        <w:t>dua</w:t>
+      </w:r>
+      <w:proofErr w:type="spellEnd"/>
+      <w:r>
+        <w:rPr>
+          <w:lang w:val="en-ID"/>
+        </w:rPr>
+        <w:t xml:space="preserve"> strategi </w:t>
+      </w:r>
+      <w:proofErr w:type="spellStart"/>
+      <w:r>
+        <w:rPr>
+          <w:lang w:val="en-ID"/>
+        </w:rPr>
+        <w:t>utama</w:t>
+      </w:r>
+      <w:proofErr w:type="spellEnd"/>
+      <w:r>
+        <w:rPr>
+          <w:lang w:val="en-ID"/>
+        </w:rPr>
+        <w:t xml:space="preserve"> </w:t>
+      </w:r>
+      <w:proofErr w:type="spellStart"/>
+      <w:r>
+        <w:rPr>
+          <w:lang w:val="en-ID"/>
+        </w:rPr>
+        <w:t>guna</w:t>
+      </w:r>
+      <w:proofErr w:type="spellEnd"/>
+      <w:r>
+        <w:rPr>
+          <w:lang w:val="en-ID"/>
+        </w:rPr>
+        <w:t xml:space="preserve"> </w:t>
+      </w:r>
+      <w:proofErr w:type="spellStart"/>
+      <w:r>
+        <w:rPr>
+          <w:lang w:val="en-ID"/>
+        </w:rPr>
+        <w:t>memitigasi</w:t>
+      </w:r>
+      <w:proofErr w:type="spellEnd"/>
+      <w:r>
+        <w:rPr>
+          <w:lang w:val="en-ID"/>
+        </w:rPr>
+        <w:t xml:space="preserve"> </w:t>
+      </w:r>
+      <w:proofErr w:type="spellStart"/>
+      <w:r>
+        <w:rPr>
+          <w:lang w:val="en-ID"/>
+        </w:rPr>
+        <w:t>kendala</w:t>
+      </w:r>
+      <w:proofErr w:type="spellEnd"/>
+      <w:r>
+        <w:rPr>
+          <w:lang w:val="en-ID"/>
+        </w:rPr>
+        <w:t xml:space="preserve"> bias </w:t>
+      </w:r>
+      <w:proofErr w:type="spellStart"/>
+      <w:r>
+        <w:rPr>
+          <w:lang w:val="en-ID"/>
+        </w:rPr>
+        <w:t>posisi</w:t>
+      </w:r>
+      <w:proofErr w:type="spellEnd"/>
+      <w:r>
+        <w:rPr>
+          <w:lang w:val="en-ID"/>
+        </w:rPr>
+        <w:t xml:space="preserve"> </w:t>
+      </w:r>
+      <w:proofErr w:type="spellStart"/>
+      <w:r>
+        <w:rPr>
+          <w:lang w:val="en-ID"/>
+        </w:rPr>
+        <w:t>tersebut</w:t>
+      </w:r>
+      <w:proofErr w:type="spellEnd"/>
+      <w:r>
+        <w:rPr>
+          <w:lang w:val="en-ID"/>
+        </w:rPr>
+        <w:t>.</w:t>
+      </w:r>
+    </w:p>
+    <w:p>
+      <w:pPr>
+        <w:pStyle w:val="BodyTextFirstIndent"/>
+        <w:rPr>
+          <w:lang w:val="en-ID"/>
+        </w:rPr>
+      </w:pPr>
+      <w:r>
+        <w:rPr>
+          <w:lang w:val="en-ID"/>
+        </w:rPr>
+        <w:t xml:space="preserve">Strategi </w:t>
+      </w:r>
+      <w:proofErr w:type="spellStart"/>
+      <w:r>
+        <w:rPr>
+          <w:lang w:val="en-ID"/>
+        </w:rPr>
+        <w:t>pertama</w:t>
+      </w:r>
+      <w:proofErr w:type="spellEnd"/>
+      <w:r>
+        <w:rPr>
+          <w:lang w:val="en-ID"/>
+        </w:rPr>
+        <w:t xml:space="preserve"> </w:t>
+      </w:r>
+      <w:proofErr w:type="spellStart"/>
+      <w:r>
+        <w:rPr>
+          <w:lang w:val="en-ID"/>
+        </w:rPr>
+        <w:t>adalah</w:t>
+      </w:r>
+      <w:proofErr w:type="spellEnd"/>
+      <w:r>
+        <w:rPr>
+          <w:lang w:val="en-ID"/>
+        </w:rPr>
+        <w:t xml:space="preserve"> </w:t>
+      </w:r>
+      <w:proofErr w:type="spellStart"/>
+      <w:r>
+        <w:rPr>
+          <w:lang w:val="en-ID"/>
+        </w:rPr>
+        <w:t>pemilihan</w:t>
+      </w:r>
+      <w:proofErr w:type="spellEnd"/>
+      <w:r>
+        <w:rPr>
+          <w:lang w:val="en-ID"/>
+        </w:rPr>
+        <w:t xml:space="preserve"> model </w:t>
+      </w:r>
+      <w:proofErr w:type="spellStart"/>
+      <w:r>
+        <w:rPr>
+          <w:lang w:val="en-ID"/>
+        </w:rPr>
+        <w:t>juri</w:t>
+      </w:r>
+      <w:proofErr w:type="spellEnd"/>
+      <w:r>
+        <w:rPr>
+          <w:lang w:val="en-ID"/>
+        </w:rPr>
+        <w:t xml:space="preserve"> </w:t>
+      </w:r>
+      <w:proofErr w:type="spellStart"/>
+      <w:r>
+        <w:rPr>
+          <w:lang w:val="en-ID"/>
+        </w:rPr>
+        <w:t>otomatis</w:t>
+      </w:r>
+      <w:proofErr w:type="spellEnd"/>
+      <w:r>
+        <w:rPr>
+          <w:lang w:val="en-ID"/>
+        </w:rPr>
+        <w:t xml:space="preserve"> </w:t>
+      </w:r>
+      <w:proofErr w:type="spellStart"/>
+      <w:r>
+        <w:rPr>
+          <w:lang w:val="en-ID"/>
+        </w:rPr>
+        <w:t>menggunakan</w:t>
+      </w:r>
+      <w:proofErr w:type="spellEnd"/>
+      <w:r>
+        <w:rPr>
+          <w:lang w:val="en-ID"/>
+        </w:rPr>
+        <w:t xml:space="preserve"> model </w:t>
+      </w:r>
+      <w:proofErr w:type="spellStart"/>
+      <w:r>
+        <w:rPr>
+          <w:lang w:val="en-ID"/>
+        </w:rPr>
+        <w:t>bahasa</w:t>
+      </w:r>
+      <w:proofErr w:type="spellEnd"/>
+      <w:r>
+        <w:rPr>
+          <w:lang w:val="en-ID"/>
+        </w:rPr>
+        <w:t xml:space="preserve"> </w:t>
+      </w:r>
+      <w:proofErr w:type="spellStart"/>
+      <w:r>
+        <w:rPr>
+          <w:lang w:val="en-ID"/>
+        </w:rPr>
+        <w:t>besar</w:t>
+      </w:r>
+      <w:proofErr w:type="spellEnd"/>
+      <w:r>
+        <w:rPr>
+          <w:lang w:val="en-ID"/>
+        </w:rPr>
+        <w:t xml:space="preserve"> </w:t>
+      </w:r>
+      <w:proofErr w:type="spellStart"/>
+      <w:r>
+        <w:rPr>
+          <w:lang w:val="en-ID"/>
+        </w:rPr>
+        <w:t>tingkat</w:t>
+      </w:r>
+      <w:proofErr w:type="spellEnd"/>
+      <w:r>
+        <w:rPr>
+          <w:lang w:val="en-ID"/>
+        </w:rPr>
+        <w:t xml:space="preserve"> </w:t>
+      </w:r>
+      <w:proofErr w:type="spellStart"/>
+      <w:r>
+        <w:rPr>
+          <w:lang w:val="en-ID"/>
+        </w:rPr>
+        <w:t>lanjut</w:t>
+      </w:r>
+      <w:proofErr w:type="spellEnd"/>
+      <w:r>
+        <w:rPr>
+          <w:lang w:val="en-ID"/>
+        </w:rPr>
+        <w:t xml:space="preserve"> yang </w:t>
+      </w:r>
+      <w:proofErr w:type="spellStart"/>
+      <w:r>
+        <w:rPr>
+          <w:lang w:val="en-ID"/>
+        </w:rPr>
+        <w:t>terbukti</w:t>
+      </w:r>
+      <w:proofErr w:type="spellEnd"/>
+      <w:r>
+        <w:rPr>
+          <w:lang w:val="en-ID"/>
+        </w:rPr>
+        <w:t xml:space="preserve"> </w:t>
+      </w:r>
+      <w:proofErr w:type="spellStart"/>
+      <w:r>
+        <w:rPr>
+          <w:lang w:val="en-ID"/>
+        </w:rPr>
+        <w:t>memiliki</w:t>
+      </w:r>
+      <w:proofErr w:type="spellEnd"/>
+      <w:r>
+        <w:rPr>
+          <w:lang w:val="en-ID"/>
+        </w:rPr>
+        <w:t xml:space="preserve"> </w:t>
+      </w:r>
+      <w:proofErr w:type="spellStart"/>
+      <w:r>
+        <w:rPr>
+          <w:lang w:val="en-ID"/>
+        </w:rPr>
+        <w:t>tingkat</w:t>
+      </w:r>
+      <w:proofErr w:type="spellEnd"/>
+      <w:r>
+        <w:rPr>
+          <w:lang w:val="en-ID"/>
+        </w:rPr>
+        <w:t xml:space="preserve"> </w:t>
+      </w:r>
+      <w:proofErr w:type="spellStart"/>
+      <w:r>
+        <w:rPr>
+          <w:lang w:val="en-ID"/>
+        </w:rPr>
+        <w:t>konsistensi</w:t>
+      </w:r>
+      <w:proofErr w:type="spellEnd"/>
+      <w:r>
+        <w:rPr>
+          <w:lang w:val="en-ID"/>
+        </w:rPr>
+        <w:t xml:space="preserve"> </w:t>
+      </w:r>
+      <w:proofErr w:type="spellStart"/>
+      <w:r>
+        <w:rPr>
+          <w:lang w:val="en-ID"/>
+        </w:rPr>
+        <w:t>tinggi</w:t>
+      </w:r>
+      <w:proofErr w:type="spellEnd"/>
+      <w:r>
+        <w:rPr>
+          <w:lang w:val="en-ID"/>
+        </w:rPr>
+        <w:t xml:space="preserve"> dan bias </w:t>
+      </w:r>
+      <w:proofErr w:type="spellStart"/>
+      <w:r>
+        <w:rPr>
+          <w:lang w:val="en-ID"/>
+        </w:rPr>
+        <w:t>posisi</w:t>
+      </w:r>
+      <w:proofErr w:type="spellEnd"/>
+      <w:r>
+        <w:rPr>
+          <w:lang w:val="en-ID"/>
+        </w:rPr>
+        <w:t xml:space="preserve"> yang </w:t>
+      </w:r>
+      <w:proofErr w:type="spellStart"/>
+      <w:r>
+        <w:rPr>
+          <w:lang w:val="en-ID"/>
+        </w:rPr>
+        <w:t>sangat</w:t>
+      </w:r>
+      <w:proofErr w:type="spellEnd"/>
+      <w:r>
+        <w:rPr>
+          <w:lang w:val="en-ID"/>
+        </w:rPr>
+        <w:t xml:space="preserve"> minim </w:t>
+      </w:r>
+      <w:proofErr w:type="spellStart"/>
+      <w:r>
+        <w:rPr>
+          <w:lang w:val="en-ID"/>
+        </w:rPr>
+        <w:t>dibanding</w:t>
+      </w:r>
+      <w:proofErr w:type="spellEnd"/>
+      <w:r>
+        <w:rPr>
+          <w:lang w:val="en-ID"/>
+        </w:rPr>
+        <w:t xml:space="preserve"> model </w:t>
+      </w:r>
+      <w:proofErr w:type="spellStart"/>
+      <w:r>
+        <w:rPr>
+          <w:lang w:val="en-ID"/>
+        </w:rPr>
+        <w:t>generasi</w:t>
+      </w:r>
+      <w:proofErr w:type="spellEnd"/>
+      <w:r>
+        <w:rPr>
+          <w:lang w:val="en-ID"/>
+        </w:rPr>
+        <w:t xml:space="preserve"> </w:t>
+      </w:r>
+      <w:proofErr w:type="spellStart"/>
+      <w:r>
+        <w:rPr>
+          <w:lang w:val="en-ID"/>
+        </w:rPr>
+        <w:t>sebelumnya</w:t>
+      </w:r>
+      <w:proofErr w:type="spellEnd"/>
+      <w:r>
+        <w:rPr>
+          <w:lang w:val="en-ID"/>
+        </w:rPr>
+        <w:t xml:space="preserve"> (Zheng </w:t>
+      </w:r>
+      <w:proofErr w:type="spellStart"/>
+      <w:r>
+        <w:rPr>
+          <w:lang w:val="en-ID"/>
+        </w:rPr>
+        <w:t>dkk</w:t>
+      </w:r>
+      <w:proofErr w:type="spellEnd"/>
+      <w:r>
+        <w:rPr>
+          <w:lang w:val="en-ID"/>
+        </w:rPr>
+        <w:t>., 2023, hlm.5).</w:t>
+      </w:r>
+    </w:p>
+    <w:p>
+      <w:pPr>
+        <w:pStyle w:val="BodyTextFirstIndent"/>
+        <w:rPr>
+          <w:lang w:val="en-ID"/>
+        </w:rPr>
+      </w:pPr>
+      <w:r>
+        <w:rPr>
+          <w:lang w:val="en-ID"/>
+        </w:rPr>
+        <w:lastRenderedPageBreak/>
+        <w:t xml:space="preserve">Strategi </w:t>
+      </w:r>
+      <w:proofErr w:type="spellStart"/>
+      <w:r>
+        <w:rPr>
+          <w:lang w:val="en-ID"/>
+        </w:rPr>
+        <w:t>kedua</w:t>
+      </w:r>
+      <w:proofErr w:type="spellEnd"/>
+      <w:r>
+        <w:rPr>
+          <w:lang w:val="en-ID"/>
+        </w:rPr>
+        <w:t xml:space="preserve"> </w:t>
+      </w:r>
+      <w:proofErr w:type="spellStart"/>
+      <w:r>
+        <w:rPr>
+          <w:lang w:val="en-ID"/>
+        </w:rPr>
+        <w:t>adalah</w:t>
+      </w:r>
+      <w:proofErr w:type="spellEnd"/>
+      <w:r>
+        <w:rPr>
+          <w:lang w:val="en-ID"/>
+        </w:rPr>
+        <w:t xml:space="preserve"> </w:t>
+      </w:r>
+      <w:proofErr w:type="spellStart"/>
+      <w:r>
+        <w:rPr>
+          <w:lang w:val="en-ID"/>
+        </w:rPr>
+        <w:t>implementasi</w:t>
+      </w:r>
+      <w:proofErr w:type="spellEnd"/>
+      <w:r>
+        <w:rPr>
+          <w:lang w:val="en-ID"/>
+        </w:rPr>
+        <w:t xml:space="preserve"> </w:t>
+      </w:r>
+      <w:proofErr w:type="spellStart"/>
+      <w:r>
+        <w:rPr>
+          <w:lang w:val="en-ID"/>
+        </w:rPr>
+        <w:t>algoritma</w:t>
+      </w:r>
+      <w:proofErr w:type="spellEnd"/>
+      <w:r>
+        <w:rPr>
+          <w:lang w:val="en-ID"/>
+        </w:rPr>
+        <w:t xml:space="preserve"> </w:t>
+      </w:r>
+      <w:proofErr w:type="spellStart"/>
+      <w:r>
+        <w:rPr>
+          <w:lang w:val="en-ID"/>
+        </w:rPr>
+        <w:t>pengacakan</w:t>
+      </w:r>
+      <w:proofErr w:type="spellEnd"/>
+      <w:r>
+        <w:rPr>
+          <w:lang w:val="en-ID"/>
+        </w:rPr>
+        <w:t xml:space="preserve"> </w:t>
+      </w:r>
+      <w:proofErr w:type="spellStart"/>
+      <w:r>
+        <w:rPr>
+          <w:lang w:val="en-ID"/>
+        </w:rPr>
+        <w:t>urutan</w:t>
+      </w:r>
+      <w:proofErr w:type="spellEnd"/>
+      <w:r>
+        <w:rPr>
+          <w:lang w:val="en-ID"/>
+        </w:rPr>
+        <w:t xml:space="preserve"> </w:t>
+      </w:r>
+      <w:proofErr w:type="spellStart"/>
+      <w:r>
+        <w:rPr>
+          <w:lang w:val="en-ID"/>
+        </w:rPr>
+        <w:t>penyajian</w:t>
+      </w:r>
+      <w:proofErr w:type="spellEnd"/>
+      <w:r>
+        <w:rPr>
+          <w:lang w:val="en-ID"/>
+        </w:rPr>
+        <w:t xml:space="preserve"> pada </w:t>
+      </w:r>
+      <w:proofErr w:type="spellStart"/>
+      <w:r>
+        <w:rPr>
+          <w:lang w:val="en-ID"/>
+        </w:rPr>
+        <w:t>skrip</w:t>
+      </w:r>
+      <w:proofErr w:type="spellEnd"/>
+      <w:r>
+        <w:rPr>
+          <w:lang w:val="en-ID"/>
+        </w:rPr>
+        <w:t xml:space="preserve"> </w:t>
+      </w:r>
+      <w:proofErr w:type="spellStart"/>
+      <w:r>
+        <w:rPr>
+          <w:lang w:val="en-ID"/>
+        </w:rPr>
+        <w:t>pengujian</w:t>
+      </w:r>
+      <w:proofErr w:type="spellEnd"/>
+      <w:r>
+        <w:rPr>
+          <w:lang w:val="en-ID"/>
+        </w:rPr>
+        <w:t xml:space="preserve"> </w:t>
+      </w:r>
+      <w:proofErr w:type="spellStart"/>
+      <w:r>
+        <w:rPr>
+          <w:lang w:val="en-ID"/>
+        </w:rPr>
+        <w:t>sistem</w:t>
+      </w:r>
+      <w:proofErr w:type="spellEnd"/>
+      <w:r>
+        <w:rPr>
+          <w:lang w:val="en-ID"/>
+        </w:rPr>
+        <w:t xml:space="preserve">. </w:t>
+      </w:r>
+      <w:proofErr w:type="spellStart"/>
+      <w:r>
+        <w:rPr>
+          <w:lang w:val="en-ID"/>
+        </w:rPr>
+        <w:t>Sebelum</w:t>
+      </w:r>
+      <w:proofErr w:type="spellEnd"/>
+      <w:r>
+        <w:rPr>
+          <w:lang w:val="en-ID"/>
+        </w:rPr>
+        <w:t xml:space="preserve"> </w:t>
+      </w:r>
+      <w:proofErr w:type="spellStart"/>
+      <w:r>
+        <w:rPr>
+          <w:lang w:val="en-ID"/>
+        </w:rPr>
+        <w:t>draf</w:t>
+      </w:r>
+      <w:proofErr w:type="spellEnd"/>
+      <w:r>
+        <w:rPr>
+          <w:lang w:val="en-ID"/>
+        </w:rPr>
+        <w:t xml:space="preserve"> </w:t>
+      </w:r>
+      <w:proofErr w:type="spellStart"/>
+      <w:r>
+        <w:rPr>
+          <w:lang w:val="en-ID"/>
+        </w:rPr>
+        <w:t>instruksi</w:t>
+      </w:r>
+      <w:proofErr w:type="spellEnd"/>
+      <w:r>
+        <w:rPr>
+          <w:lang w:val="en-ID"/>
+        </w:rPr>
+        <w:t xml:space="preserve"> </w:t>
+      </w:r>
+      <w:proofErr w:type="spellStart"/>
+      <w:r>
+        <w:rPr>
+          <w:lang w:val="en-ID"/>
+        </w:rPr>
+        <w:t>dikirimkan</w:t>
+      </w:r>
+      <w:proofErr w:type="spellEnd"/>
+      <w:r>
+        <w:rPr>
+          <w:lang w:val="en-ID"/>
+        </w:rPr>
+        <w:t xml:space="preserve"> </w:t>
+      </w:r>
+      <w:proofErr w:type="spellStart"/>
+      <w:r>
+        <w:rPr>
+          <w:lang w:val="en-ID"/>
+        </w:rPr>
+        <w:t>kepada</w:t>
+      </w:r>
+      <w:proofErr w:type="spellEnd"/>
+      <w:r>
+        <w:rPr>
+          <w:lang w:val="en-ID"/>
+        </w:rPr>
+        <w:t xml:space="preserve"> </w:t>
+      </w:r>
+      <w:proofErr w:type="spellStart"/>
+      <w:r>
+        <w:rPr>
+          <w:lang w:val="en-ID"/>
+        </w:rPr>
+        <w:t>juri</w:t>
+      </w:r>
+      <w:proofErr w:type="spellEnd"/>
+      <w:r>
+        <w:rPr>
+          <w:lang w:val="en-ID"/>
+        </w:rPr>
+        <w:t xml:space="preserve"> </w:t>
+      </w:r>
+      <w:proofErr w:type="spellStart"/>
+      <w:r>
+        <w:rPr>
+          <w:lang w:val="en-ID"/>
+        </w:rPr>
+        <w:t>otomatis</w:t>
+      </w:r>
+      <w:proofErr w:type="spellEnd"/>
+      <w:r>
+        <w:rPr>
+          <w:lang w:val="en-ID"/>
+        </w:rPr>
+        <w:t xml:space="preserve">, </w:t>
+      </w:r>
+      <w:proofErr w:type="spellStart"/>
+      <w:r>
+        <w:rPr>
+          <w:lang w:val="en-ID"/>
+        </w:rPr>
+        <w:t>sistem</w:t>
+      </w:r>
+      <w:proofErr w:type="spellEnd"/>
+      <w:r>
+        <w:rPr>
+          <w:lang w:val="en-ID"/>
+        </w:rPr>
+        <w:t xml:space="preserve"> </w:t>
+      </w:r>
+      <w:proofErr w:type="spellStart"/>
+      <w:r>
+        <w:rPr>
+          <w:lang w:val="en-ID"/>
+        </w:rPr>
+        <w:t>mengacak</w:t>
+      </w:r>
+      <w:proofErr w:type="spellEnd"/>
+      <w:r>
+        <w:rPr>
+          <w:lang w:val="en-ID"/>
+        </w:rPr>
+        <w:t xml:space="preserve"> </w:t>
+      </w:r>
+      <w:proofErr w:type="spellStart"/>
+      <w:r>
+        <w:rPr>
+          <w:lang w:val="en-ID"/>
+        </w:rPr>
+        <w:t>penempatan</w:t>
+      </w:r>
+      <w:proofErr w:type="spellEnd"/>
+      <w:r>
+        <w:rPr>
+          <w:lang w:val="en-ID"/>
+        </w:rPr>
+        <w:t xml:space="preserve"> model yang </w:t>
+      </w:r>
+      <w:proofErr w:type="spellStart"/>
+      <w:r>
+        <w:rPr>
+          <w:lang w:val="en-ID"/>
+        </w:rPr>
+        <w:t>bertindak</w:t>
+      </w:r>
+      <w:proofErr w:type="spellEnd"/>
+      <w:r>
+        <w:rPr>
+          <w:lang w:val="en-ID"/>
+        </w:rPr>
+        <w:t xml:space="preserve"> </w:t>
+      </w:r>
+      <w:proofErr w:type="spellStart"/>
+      <w:r>
+        <w:rPr>
+          <w:lang w:val="en-ID"/>
+        </w:rPr>
+        <w:t>sebagai</w:t>
+      </w:r>
+      <w:proofErr w:type="spellEnd"/>
+      <w:r>
+        <w:rPr>
+          <w:lang w:val="en-ID"/>
+        </w:rPr>
+        <w:t xml:space="preserve"> </w:t>
+      </w:r>
+      <w:proofErr w:type="spellStart"/>
+      <w:r>
+        <w:rPr>
+          <w:lang w:val="en-ID"/>
+        </w:rPr>
+        <w:t>Pilihan</w:t>
+      </w:r>
+      <w:proofErr w:type="spellEnd"/>
+      <w:r>
+        <w:rPr>
+          <w:lang w:val="en-ID"/>
+        </w:rPr>
+        <w:t xml:space="preserve"> A dan </w:t>
+      </w:r>
+      <w:proofErr w:type="spellStart"/>
+      <w:r>
+        <w:rPr>
+          <w:lang w:val="en-ID"/>
+        </w:rPr>
+        <w:t>Pilihan</w:t>
+      </w:r>
+      <w:proofErr w:type="spellEnd"/>
+      <w:r>
+        <w:rPr>
+          <w:lang w:val="en-ID"/>
+        </w:rPr>
+        <w:t xml:space="preserve"> B </w:t>
+      </w:r>
+      <w:proofErr w:type="spellStart"/>
+      <w:r>
+        <w:rPr>
+          <w:lang w:val="en-ID"/>
+        </w:rPr>
+        <w:t>secara</w:t>
+      </w:r>
+      <w:proofErr w:type="spellEnd"/>
+      <w:r>
+        <w:rPr>
+          <w:lang w:val="en-ID"/>
+        </w:rPr>
+        <w:t xml:space="preserve"> </w:t>
+      </w:r>
+      <w:proofErr w:type="spellStart"/>
+      <w:r>
+        <w:rPr>
+          <w:lang w:val="en-ID"/>
+        </w:rPr>
+        <w:t>acak</w:t>
+      </w:r>
+      <w:proofErr w:type="spellEnd"/>
+      <w:r>
+        <w:rPr>
+          <w:lang w:val="en-ID"/>
+        </w:rPr>
+        <w:t xml:space="preserve"> </w:t>
+      </w:r>
+      <w:proofErr w:type="spellStart"/>
+      <w:r>
+        <w:rPr>
+          <w:lang w:val="en-ID"/>
+        </w:rPr>
+        <w:t>murni</w:t>
+      </w:r>
+      <w:proofErr w:type="spellEnd"/>
+      <w:r>
+        <w:rPr>
+          <w:lang w:val="en-ID"/>
+        </w:rPr>
+        <w:t xml:space="preserve">. </w:t>
+      </w:r>
+      <w:proofErr w:type="spellStart"/>
+      <w:r>
+        <w:rPr>
+          <w:lang w:val="en-ID"/>
+        </w:rPr>
+        <w:t>Melalui</w:t>
+      </w:r>
+      <w:proofErr w:type="spellEnd"/>
+      <w:r>
+        <w:rPr>
+          <w:lang w:val="en-ID"/>
+        </w:rPr>
+        <w:t xml:space="preserve"> </w:t>
+      </w:r>
+      <w:proofErr w:type="spellStart"/>
+      <w:r>
+        <w:rPr>
+          <w:lang w:val="en-ID"/>
+        </w:rPr>
+        <w:t>pengacakan</w:t>
+      </w:r>
+      <w:proofErr w:type="spellEnd"/>
+      <w:r>
+        <w:rPr>
+          <w:lang w:val="en-ID"/>
+        </w:rPr>
+        <w:t xml:space="preserve"> </w:t>
+      </w:r>
+      <w:proofErr w:type="spellStart"/>
+      <w:r>
+        <w:rPr>
+          <w:lang w:val="en-ID"/>
+        </w:rPr>
+        <w:t>ini</w:t>
+      </w:r>
+      <w:proofErr w:type="spellEnd"/>
+      <w:r>
+        <w:rPr>
+          <w:lang w:val="en-ID"/>
+        </w:rPr>
+        <w:t xml:space="preserve">, </w:t>
+      </w:r>
+      <w:proofErr w:type="spellStart"/>
+      <w:r>
+        <w:rPr>
+          <w:lang w:val="en-ID"/>
+        </w:rPr>
+        <w:t>efek</w:t>
+      </w:r>
+      <w:proofErr w:type="spellEnd"/>
+      <w:r>
+        <w:rPr>
+          <w:lang w:val="en-ID"/>
+        </w:rPr>
+        <w:t xml:space="preserve"> </w:t>
+      </w:r>
+      <w:proofErr w:type="spellStart"/>
+      <w:r>
+        <w:rPr>
+          <w:lang w:val="en-ID"/>
+        </w:rPr>
+        <w:t>dari</w:t>
+      </w:r>
+      <w:proofErr w:type="spellEnd"/>
+      <w:r>
+        <w:rPr>
+          <w:lang w:val="en-ID"/>
+        </w:rPr>
+        <w:t xml:space="preserve"> bias </w:t>
+      </w:r>
+      <w:proofErr w:type="spellStart"/>
+      <w:r>
+        <w:rPr>
+          <w:lang w:val="en-ID"/>
+        </w:rPr>
+        <w:t>posisi</w:t>
+      </w:r>
+      <w:proofErr w:type="spellEnd"/>
+      <w:r>
+        <w:rPr>
+          <w:lang w:val="en-ID"/>
+        </w:rPr>
+        <w:t xml:space="preserve"> </w:t>
+      </w:r>
+      <w:proofErr w:type="spellStart"/>
+      <w:r>
+        <w:rPr>
+          <w:lang w:val="en-ID"/>
+        </w:rPr>
+        <w:t>akan</w:t>
+      </w:r>
+      <w:proofErr w:type="spellEnd"/>
+      <w:r>
+        <w:rPr>
+          <w:lang w:val="en-ID"/>
+        </w:rPr>
+        <w:t xml:space="preserve"> </w:t>
+      </w:r>
+      <w:proofErr w:type="spellStart"/>
+      <w:r>
+        <w:rPr>
+          <w:lang w:val="en-ID"/>
+        </w:rPr>
+        <w:t>terdistribusi</w:t>
+      </w:r>
+      <w:proofErr w:type="spellEnd"/>
+      <w:r>
+        <w:rPr>
+          <w:lang w:val="en-ID"/>
+        </w:rPr>
+        <w:t xml:space="preserve"> </w:t>
+      </w:r>
+      <w:proofErr w:type="spellStart"/>
+      <w:r>
+        <w:rPr>
+          <w:lang w:val="en-ID"/>
+        </w:rPr>
+        <w:t>secara</w:t>
+      </w:r>
+      <w:proofErr w:type="spellEnd"/>
+      <w:r>
+        <w:rPr>
+          <w:lang w:val="en-ID"/>
+        </w:rPr>
+        <w:t xml:space="preserve"> </w:t>
+      </w:r>
+      <w:proofErr w:type="spellStart"/>
+      <w:r>
+        <w:rPr>
+          <w:lang w:val="en-ID"/>
+        </w:rPr>
+        <w:t>merata</w:t>
+      </w:r>
+      <w:proofErr w:type="spellEnd"/>
+      <w:r>
+        <w:rPr>
+          <w:lang w:val="en-ID"/>
+        </w:rPr>
+        <w:t xml:space="preserve"> </w:t>
+      </w:r>
+      <w:proofErr w:type="spellStart"/>
+      <w:r>
+        <w:rPr>
+          <w:lang w:val="en-ID"/>
+        </w:rPr>
+        <w:t>sebagai</w:t>
+      </w:r>
+      <w:proofErr w:type="spellEnd"/>
+      <w:r>
+        <w:rPr>
+          <w:lang w:val="en-ID"/>
+        </w:rPr>
+        <w:t xml:space="preserve"> </w:t>
+      </w:r>
       <w:r>
         <w:rPr>
           <w:i/>
           <w:iCs/>
-        </w:rPr>
-        <w:t>pairwise</w:t>
-      </w:r>
-      <w:proofErr w:type="spellEnd"/>
-      <w:r>
-        <w:rPr>
-          <w:i/>
-          <w:iCs/>
-        </w:rPr>
-        <w:t xml:space="preserve"> </w:t>
-      </w:r>
-      <w:proofErr w:type="spellStart"/>
-      <w:r>
-        <w:rPr>
-          <w:i/>
-          <w:iCs/>
-        </w:rPr>
-        <w:t>comparison</w:t>
-      </w:r>
-      <w:proofErr w:type="spellEnd"/>
-      <w:r>
-        <w:t xml:space="preserve">. Pendekatan ini dirancang untuk mengukur preferensi pengguna yang berfungsi sebagai proksi dari kualitas. Dengan menyembunyikan konfigurasi sistem (dimensi </w:t>
-      </w:r>
-      <w:proofErr w:type="spellStart"/>
-      <w:r>
-        <w:rPr>
-          <w:i/>
-          <w:iCs/>
-        </w:rPr>
-        <w:t>embedding</w:t>
-      </w:r>
-      <w:proofErr w:type="spellEnd"/>
-      <w:r>
-        <w:t xml:space="preserve">) yang menghasilkan setiap daftar, bias kognitif dari pengguna dapat diminimalkan. Selain itu, dengan meminta pengguna untuk memilih salah satu dari dua opsi, metode ini menghasilkan sinyal preferensi yang jelas dan kuat, yang sangat cocok untuk dianalisis lebih lanjut menggunakan Sistem Penilaian ELO. </w:t>
+          <w:lang w:val="en-ID"/>
+        </w:rPr>
+        <w:t>random noise</w:t>
+      </w:r>
+      <w:r>
+        <w:rPr>
+          <w:lang w:val="en-ID"/>
+        </w:rPr>
+        <w:t xml:space="preserve"> di </w:t>
+      </w:r>
+      <w:proofErr w:type="spellStart"/>
+      <w:r>
+        <w:rPr>
+          <w:lang w:val="en-ID"/>
+        </w:rPr>
+        <w:t>seluruh</w:t>
+      </w:r>
+      <w:proofErr w:type="spellEnd"/>
+      <w:r>
+        <w:rPr>
+          <w:lang w:val="en-ID"/>
+        </w:rPr>
+        <w:t xml:space="preserve"> </w:t>
+      </w:r>
+      <w:proofErr w:type="spellStart"/>
+      <w:r>
+        <w:rPr>
+          <w:lang w:val="en-ID"/>
+        </w:rPr>
+        <w:t>pengujian</w:t>
+      </w:r>
+      <w:proofErr w:type="spellEnd"/>
+      <w:r>
+        <w:rPr>
+          <w:lang w:val="en-ID"/>
+        </w:rPr>
+        <w:t xml:space="preserve">, </w:t>
+      </w:r>
+      <w:proofErr w:type="spellStart"/>
+      <w:r>
+        <w:rPr>
+          <w:lang w:val="en-ID"/>
+        </w:rPr>
+        <w:t>sehingga</w:t>
+      </w:r>
+      <w:proofErr w:type="spellEnd"/>
+      <w:r>
+        <w:rPr>
+          <w:lang w:val="en-ID"/>
+        </w:rPr>
+        <w:t xml:space="preserve"> </w:t>
+      </w:r>
+      <w:proofErr w:type="spellStart"/>
+      <w:r>
+        <w:rPr>
+          <w:lang w:val="en-ID"/>
+        </w:rPr>
+        <w:t>tidak</w:t>
+      </w:r>
+      <w:proofErr w:type="spellEnd"/>
+      <w:r>
+        <w:rPr>
+          <w:lang w:val="en-ID"/>
+        </w:rPr>
+        <w:t xml:space="preserve"> </w:t>
+      </w:r>
+      <w:proofErr w:type="spellStart"/>
+      <w:r>
+        <w:rPr>
+          <w:lang w:val="en-ID"/>
+        </w:rPr>
+        <w:t>akan</w:t>
+      </w:r>
+      <w:proofErr w:type="spellEnd"/>
+      <w:r>
+        <w:rPr>
+          <w:lang w:val="en-ID"/>
+        </w:rPr>
+        <w:t xml:space="preserve"> </w:t>
+      </w:r>
+      <w:proofErr w:type="spellStart"/>
+      <w:r>
+        <w:rPr>
+          <w:lang w:val="en-ID"/>
+        </w:rPr>
+        <w:t>menguntungkan</w:t>
+      </w:r>
+      <w:proofErr w:type="spellEnd"/>
+      <w:r>
+        <w:rPr>
+          <w:lang w:val="en-ID"/>
+        </w:rPr>
+        <w:t xml:space="preserve"> </w:t>
+      </w:r>
+      <w:proofErr w:type="spellStart"/>
+      <w:r>
+        <w:rPr>
+          <w:lang w:val="en-ID"/>
+        </w:rPr>
+        <w:t>atau</w:t>
+      </w:r>
+      <w:proofErr w:type="spellEnd"/>
+      <w:r>
+        <w:rPr>
+          <w:lang w:val="en-ID"/>
+        </w:rPr>
+        <w:t xml:space="preserve"> </w:t>
+      </w:r>
+      <w:proofErr w:type="spellStart"/>
+      <w:r>
+        <w:rPr>
+          <w:lang w:val="en-ID"/>
+        </w:rPr>
+        <w:t>merugikan</w:t>
+      </w:r>
+      <w:proofErr w:type="spellEnd"/>
+      <w:r>
+        <w:rPr>
+          <w:lang w:val="en-ID"/>
+        </w:rPr>
+        <w:t xml:space="preserve"> </w:t>
+      </w:r>
+      <w:proofErr w:type="spellStart"/>
+      <w:r>
+        <w:rPr>
+          <w:lang w:val="en-ID"/>
+        </w:rPr>
+        <w:t>dimensi</w:t>
+      </w:r>
+      <w:proofErr w:type="spellEnd"/>
+      <w:r>
+        <w:rPr>
+          <w:lang w:val="en-ID"/>
+        </w:rPr>
+        <w:t xml:space="preserve"> </w:t>
+      </w:r>
+      <w:proofErr w:type="spellStart"/>
+      <w:r>
+        <w:rPr>
+          <w:lang w:val="en-ID"/>
+        </w:rPr>
+        <w:t>tertentu</w:t>
+      </w:r>
+      <w:proofErr w:type="spellEnd"/>
+      <w:r>
+        <w:rPr>
+          <w:lang w:val="en-ID"/>
+        </w:rPr>
+        <w:t xml:space="preserve"> </w:t>
+      </w:r>
+      <w:proofErr w:type="spellStart"/>
+      <w:r>
+        <w:rPr>
+          <w:lang w:val="en-ID"/>
+        </w:rPr>
+        <w:t>secara</w:t>
+      </w:r>
+      <w:proofErr w:type="spellEnd"/>
+      <w:r>
+        <w:rPr>
+          <w:lang w:val="en-ID"/>
+        </w:rPr>
+        <w:t xml:space="preserve"> </w:t>
+      </w:r>
+      <w:proofErr w:type="spellStart"/>
+      <w:r>
+        <w:rPr>
+          <w:lang w:val="en-ID"/>
+        </w:rPr>
+        <w:t>sistematis</w:t>
+      </w:r>
+      <w:proofErr w:type="spellEnd"/>
+      <w:r>
+        <w:rPr>
+          <w:lang w:val="en-ID"/>
+        </w:rPr>
+        <w:t xml:space="preserve"> </w:t>
+      </w:r>
+      <w:proofErr w:type="spellStart"/>
+      <w:r>
+        <w:rPr>
+          <w:lang w:val="en-ID"/>
+        </w:rPr>
+        <w:t>dalam</w:t>
+      </w:r>
+      <w:proofErr w:type="spellEnd"/>
+      <w:r>
+        <w:rPr>
+          <w:lang w:val="en-ID"/>
+        </w:rPr>
+        <w:t xml:space="preserve"> </w:t>
+      </w:r>
+      <w:proofErr w:type="spellStart"/>
+      <w:r>
+        <w:rPr>
+          <w:lang w:val="en-ID"/>
+        </w:rPr>
+        <w:t>akumulasi</w:t>
+      </w:r>
+      <w:proofErr w:type="spellEnd"/>
+      <w:r>
+        <w:rPr>
+          <w:lang w:val="en-ID"/>
+        </w:rPr>
+        <w:t xml:space="preserve"> </w:t>
+      </w:r>
+      <w:proofErr w:type="spellStart"/>
+      <w:r>
+        <w:rPr>
+          <w:lang w:val="en-ID"/>
+        </w:rPr>
+        <w:t>skor</w:t>
+      </w:r>
+      <w:proofErr w:type="spellEnd"/>
+      <w:r>
+        <w:rPr>
+          <w:lang w:val="en-ID"/>
+        </w:rPr>
+        <w:t xml:space="preserve"> ELO </w:t>
+      </w:r>
+      <w:proofErr w:type="spellStart"/>
+      <w:r>
+        <w:rPr>
+          <w:lang w:val="en-ID"/>
+        </w:rPr>
+        <w:t>akhir</w:t>
+      </w:r>
+      <w:proofErr w:type="spellEnd"/>
+      <w:r>
+        <w:rPr>
+          <w:lang w:val="en-ID"/>
+        </w:rPr>
+        <w:t>.</w:t>
       </w:r>
     </w:p>
     <w:p>
       <w:pPr>
         <w:pStyle w:val="BodyTextFirstIndent"/>
-      </w:pPr>
-      <w:r>
+        <w:rPr>
+          <w:lang w:val="en-ID"/>
+        </w:rPr>
+      </w:pPr>
+      <w:r>
+        <w:rPr>
+          <w:lang w:val="en-ID"/>
+        </w:rPr>
         <w:t xml:space="preserve">Proses </w:t>
       </w:r>
       <w:proofErr w:type="spellStart"/>
       <w:r>
+        <w:rPr>
+          <w:lang w:val="en-ID"/>
+        </w:rPr>
         <w:t>evaluasi</w:t>
       </w:r>
       <w:proofErr w:type="spellEnd"/>
       <w:r>
-        <w:t xml:space="preserve"> </w:t>
-      </w:r>
-      <w:proofErr w:type="spellStart"/>
-      <w:r>
-        <w:t>difasilitasi</w:t>
-      </w:r>
-      <w:proofErr w:type="spellEnd"/>
-      <w:r>
-        <w:t xml:space="preserve"> </w:t>
-      </w:r>
-      <w:proofErr w:type="spellStart"/>
-      <w:r>
+        <w:rPr>
+          <w:lang w:val="en-ID"/>
+        </w:rPr>
+        <w:t xml:space="preserve"> </w:t>
+      </w:r>
+      <w:proofErr w:type="spellStart"/>
+      <w:r>
+        <w:rPr>
+          <w:lang w:val="en-ID"/>
+        </w:rPr>
+        <w:t>otomatis</w:t>
+      </w:r>
+      <w:proofErr w:type="spellEnd"/>
+      <w:r>
+        <w:rPr>
+          <w:lang w:val="en-ID"/>
+        </w:rPr>
+        <w:t xml:space="preserve"> </w:t>
+      </w:r>
+      <w:proofErr w:type="spellStart"/>
+      <w:r>
+        <w:rPr>
+          <w:lang w:val="en-ID"/>
+        </w:rPr>
+        <w:t>ini</w:t>
+      </w:r>
+      <w:proofErr w:type="spellEnd"/>
+      <w:r>
+        <w:rPr>
+          <w:lang w:val="en-ID"/>
+        </w:rPr>
+        <w:t xml:space="preserve"> </w:t>
+      </w:r>
+      <w:proofErr w:type="spellStart"/>
+      <w:r>
+        <w:rPr>
+          <w:lang w:val="en-ID"/>
+        </w:rPr>
+        <w:t>dijalankan</w:t>
+      </w:r>
+      <w:proofErr w:type="spellEnd"/>
+      <w:r>
+        <w:rPr>
+          <w:lang w:val="en-ID"/>
+        </w:rPr>
+        <w:t xml:space="preserve"> </w:t>
+      </w:r>
+      <w:proofErr w:type="spellStart"/>
+      <w:r>
+        <w:rPr>
+          <w:lang w:val="en-ID"/>
+        </w:rPr>
         <w:t>melalui</w:t>
       </w:r>
       <w:proofErr w:type="spellEnd"/>
       <w:r>
-        <w:t xml:space="preserve"> sebuah antarmuka web interaktif dengan prosedur sebagai berikut untuk setiap </w:t>
-      </w:r>
-      <w:proofErr w:type="spellStart"/>
-      <w:r>
-        <w:t>kueri</w:t>
-      </w:r>
-      <w:proofErr w:type="spellEnd"/>
-      <w:r>
+        <w:rPr>
+          <w:lang w:val="en-ID"/>
+        </w:rPr>
+        <w:t xml:space="preserve"> </w:t>
+      </w:r>
+      <w:proofErr w:type="spellStart"/>
+      <w:r>
+        <w:rPr>
+          <w:lang w:val="en-ID"/>
+        </w:rPr>
+        <w:t>skrip</w:t>
+      </w:r>
+      <w:proofErr w:type="spellEnd"/>
+      <w:r>
+        <w:rPr>
+          <w:lang w:val="en-ID"/>
+        </w:rPr>
+        <w:t xml:space="preserve"> program </w:t>
+      </w:r>
+      <w:proofErr w:type="spellStart"/>
+      <w:r>
+        <w:rPr>
+          <w:lang w:val="en-ID"/>
+        </w:rPr>
+        <w:t>pengujian</w:t>
+      </w:r>
+      <w:proofErr w:type="spellEnd"/>
+      <w:r>
+        <w:rPr>
+          <w:lang w:val="en-ID"/>
+        </w:rPr>
+        <w:t xml:space="preserve"> </w:t>
+      </w:r>
+      <w:proofErr w:type="spellStart"/>
+      <w:r>
+        <w:rPr>
+          <w:lang w:val="en-ID"/>
+        </w:rPr>
+        <w:t>dengan</w:t>
+      </w:r>
+      <w:proofErr w:type="spellEnd"/>
+      <w:r>
+        <w:rPr>
+          <w:lang w:val="en-ID"/>
+        </w:rPr>
+        <w:t xml:space="preserve"> </w:t>
+      </w:r>
+      <w:proofErr w:type="spellStart"/>
+      <w:r>
+        <w:rPr>
+          <w:lang w:val="en-ID"/>
+        </w:rPr>
+        <w:t>prosedur</w:t>
+      </w:r>
+      <w:proofErr w:type="spellEnd"/>
+      <w:r>
+        <w:rPr>
+          <w:lang w:val="en-ID"/>
+        </w:rPr>
+        <w:t xml:space="preserve"> </w:t>
+      </w:r>
+      <w:proofErr w:type="spellStart"/>
+      <w:r>
+        <w:rPr>
+          <w:lang w:val="en-ID"/>
+        </w:rPr>
+        <w:t>sistematis</w:t>
+      </w:r>
+      <w:proofErr w:type="spellEnd"/>
+      <w:r>
+        <w:rPr>
+          <w:lang w:val="en-ID"/>
+        </w:rPr>
+        <w:t xml:space="preserve"> </w:t>
+      </w:r>
+      <w:proofErr w:type="spellStart"/>
+      <w:r>
+        <w:rPr>
+          <w:lang w:val="en-ID"/>
+        </w:rPr>
+        <w:t>sebagai</w:t>
+      </w:r>
+      <w:proofErr w:type="spellEnd"/>
+      <w:r>
+        <w:rPr>
+          <w:lang w:val="en-ID"/>
+        </w:rPr>
+        <w:t xml:space="preserve"> </w:t>
+      </w:r>
+      <w:proofErr w:type="spellStart"/>
+      <w:r>
+        <w:rPr>
+          <w:lang w:val="en-ID"/>
+        </w:rPr>
+        <w:t>berikut</w:t>
+      </w:r>
+      <w:proofErr w:type="spellEnd"/>
+      <w:r>
+        <w:rPr>
+          <w:lang w:val="en-ID"/>
+        </w:rPr>
         <w:t>:</w:t>
       </w:r>
     </w:p>
@@ -24346,45 +28669,106 @@
           <w:ilvl w:val="0"/>
           <w:numId w:val="28"/>
         </w:numPr>
-      </w:pPr>
-      <w:proofErr w:type="spellStart"/>
-      <w:r>
-        <w:t>Pengguna</w:t>
-      </w:r>
-      <w:proofErr w:type="spellEnd"/>
-      <w:r>
-        <w:t xml:space="preserve"> </w:t>
-      </w:r>
-      <w:proofErr w:type="spellStart"/>
-      <w:r>
-        <w:t>memasukkan</w:t>
-      </w:r>
-      <w:proofErr w:type="spellEnd"/>
-      <w:r>
-        <w:t xml:space="preserve"> </w:t>
-      </w:r>
-      <w:proofErr w:type="spellStart"/>
-      <w:r>
+        <w:rPr>
+          <w:lang w:val="en-ID"/>
+        </w:rPr>
+      </w:pPr>
+      <w:proofErr w:type="spellStart"/>
+      <w:r>
+        <w:rPr>
+          <w:lang w:val="en-ID"/>
+        </w:rPr>
+        <w:t>Skrip</w:t>
+      </w:r>
+      <w:proofErr w:type="spellEnd"/>
+      <w:r>
+        <w:rPr>
+          <w:lang w:val="en-ID"/>
+        </w:rPr>
+        <w:t xml:space="preserve"> program </w:t>
+      </w:r>
+      <w:proofErr w:type="spellStart"/>
+      <w:r>
+        <w:rPr>
+          <w:lang w:val="en-ID"/>
+        </w:rPr>
+        <w:t>memanggil</w:t>
+      </w:r>
+      <w:proofErr w:type="spellEnd"/>
+      <w:r>
+        <w:rPr>
+          <w:lang w:val="en-ID"/>
+        </w:rPr>
+        <w:t xml:space="preserve"> </w:t>
+      </w:r>
+      <w:proofErr w:type="spellStart"/>
+      <w:r>
+        <w:rPr>
+          <w:lang w:val="en-ID"/>
+        </w:rPr>
         <w:t>kueri</w:t>
       </w:r>
       <w:proofErr w:type="spellEnd"/>
       <w:r>
-        <w:t xml:space="preserve"> </w:t>
-      </w:r>
-      <w:proofErr w:type="spellStart"/>
-      <w:r>
-        <w:t>topik</w:t>
-      </w:r>
-      <w:proofErr w:type="spellEnd"/>
-      <w:r>
-        <w:t xml:space="preserve"> </w:t>
-      </w:r>
-      <w:proofErr w:type="spellStart"/>
-      <w:r>
-        <w:t>kepakaran</w:t>
-      </w:r>
-      <w:proofErr w:type="spellEnd"/>
-      <w:r>
+        <w:rPr>
+          <w:lang w:val="en-ID"/>
+        </w:rPr>
+        <w:t xml:space="preserve"> </w:t>
+      </w:r>
+      <w:proofErr w:type="spellStart"/>
+      <w:r>
+        <w:rPr>
+          <w:lang w:val="en-ID"/>
+        </w:rPr>
+        <w:t>dari</w:t>
+      </w:r>
+      <w:proofErr w:type="spellEnd"/>
+      <w:r>
+        <w:rPr>
+          <w:lang w:val="en-ID"/>
+        </w:rPr>
+        <w:t xml:space="preserve"> daftar 100 </w:t>
+      </w:r>
+      <w:proofErr w:type="spellStart"/>
+      <w:r>
+        <w:rPr>
+          <w:lang w:val="en-ID"/>
+        </w:rPr>
+        <w:t>kueri</w:t>
+      </w:r>
+      <w:proofErr w:type="spellEnd"/>
+      <w:r>
+        <w:rPr>
+          <w:lang w:val="en-ID"/>
+        </w:rPr>
+        <w:t xml:space="preserve"> uji </w:t>
+      </w:r>
+      <w:proofErr w:type="spellStart"/>
+      <w:r>
+        <w:rPr>
+          <w:lang w:val="en-ID"/>
+        </w:rPr>
+        <w:t>hasil</w:t>
+      </w:r>
+      <w:proofErr w:type="spellEnd"/>
+      <w:r>
+        <w:rPr>
+          <w:lang w:val="en-ID"/>
+        </w:rPr>
+        <w:t xml:space="preserve"> generator </w:t>
+      </w:r>
+      <w:proofErr w:type="spellStart"/>
+      <w:r>
+        <w:rPr>
+          <w:lang w:val="en-ID"/>
+        </w:rPr>
+        <w:t>otomatis</w:t>
+      </w:r>
+      <w:proofErr w:type="spellEnd"/>
+      <w:r>
+        <w:rPr>
+          <w:lang w:val="en-ID"/>
+        </w:rPr>
         <w:t>.</w:t>
       </w:r>
     </w:p>
@@ -24395,95 +28779,162 @@
           <w:ilvl w:val="0"/>
           <w:numId w:val="28"/>
         </w:numPr>
-      </w:pPr>
-      <w:proofErr w:type="spellStart"/>
-      <w:r>
+        <w:rPr>
+          <w:lang w:val="en-ID"/>
+        </w:rPr>
+      </w:pPr>
+      <w:proofErr w:type="spellStart"/>
+      <w:r>
+        <w:rPr>
+          <w:lang w:val="en-ID"/>
+        </w:rPr>
         <w:t>Sistem</w:t>
       </w:r>
       <w:proofErr w:type="spellEnd"/>
       <w:r>
-        <w:t xml:space="preserve"> </w:t>
-      </w:r>
-      <w:proofErr w:type="spellStart"/>
-      <w:r>
-        <w:t>secara</w:t>
-      </w:r>
-      <w:proofErr w:type="spellEnd"/>
-      <w:r>
-        <w:t xml:space="preserve"> </w:t>
-      </w:r>
-      <w:proofErr w:type="spellStart"/>
-      <w:r>
-        <w:t>acak</w:t>
-      </w:r>
-      <w:proofErr w:type="spellEnd"/>
-      <w:r>
-        <w:t xml:space="preserve"> </w:t>
-      </w:r>
-      <w:proofErr w:type="spellStart"/>
-      <w:r>
+        <w:rPr>
+          <w:lang w:val="en-ID"/>
+        </w:rPr>
+        <w:t xml:space="preserve"> </w:t>
+      </w:r>
+      <w:proofErr w:type="spellStart"/>
+      <w:r>
+        <w:rPr>
+          <w:lang w:val="en-ID"/>
+        </w:rPr>
         <w:t>memilih</w:t>
       </w:r>
       <w:proofErr w:type="spellEnd"/>
       <w:r>
-        <w:t xml:space="preserve"> </w:t>
-      </w:r>
-      <w:proofErr w:type="spellStart"/>
-      <w:r>
+        <w:rPr>
+          <w:lang w:val="en-ID"/>
+        </w:rPr>
+        <w:t xml:space="preserve"> </w:t>
+      </w:r>
+      <w:proofErr w:type="spellStart"/>
+      <w:r>
+        <w:rPr>
+          <w:lang w:val="en-ID"/>
+        </w:rPr>
         <w:t>dua</w:t>
       </w:r>
       <w:proofErr w:type="spellEnd"/>
       <w:r>
-        <w:t xml:space="preserve"> </w:t>
-      </w:r>
-      <w:proofErr w:type="spellStart"/>
-      <w:r>
+        <w:rPr>
+          <w:lang w:val="en-ID"/>
+        </w:rPr>
+        <w:t xml:space="preserve"> </w:t>
+      </w:r>
+      <w:proofErr w:type="spellStart"/>
+      <w:r>
+        <w:rPr>
+          <w:lang w:val="en-ID"/>
+        </w:rPr>
         <w:t>konfigurasi</w:t>
       </w:r>
       <w:proofErr w:type="spellEnd"/>
       <w:r>
-        <w:t xml:space="preserve"> </w:t>
-      </w:r>
-      <w:proofErr w:type="spellStart"/>
-      <w:r>
+        <w:rPr>
+          <w:lang w:val="en-ID"/>
+        </w:rPr>
+        <w:t xml:space="preserve"> model </w:t>
+      </w:r>
+      <w:proofErr w:type="spellStart"/>
+      <w:r>
+        <w:rPr>
+          <w:lang w:val="en-ID"/>
+        </w:rPr>
         <w:t>dimensi</w:t>
       </w:r>
       <w:proofErr w:type="spellEnd"/>
       <w:r>
-        <w:t xml:space="preserve"> </w:t>
+        <w:rPr>
+          <w:lang w:val="en-ID"/>
+        </w:rPr>
+        <w:t> </w:t>
       </w:r>
       <w:r>
         <w:rPr>
           <w:i/>
           <w:iCs/>
-        </w:rPr>
-        <w:t>embedding</w:t>
-      </w:r>
-      <w:r>
-        <w:t xml:space="preserve"> Matryoshka yang </w:t>
-      </w:r>
-      <w:proofErr w:type="spellStart"/>
-      <w:r>
-        <w:t>berbeda</w:t>
-      </w:r>
-      <w:proofErr w:type="spellEnd"/>
-      <w:r>
-        <w:t xml:space="preserve"> </w:t>
-      </w:r>
-      <w:proofErr w:type="spellStart"/>
-      <w:r>
+          <w:lang w:val="en-ID"/>
+        </w:rPr>
+        <w:t>Matryoshka</w:t>
+      </w:r>
+      <w:r>
+        <w:rPr>
+          <w:lang w:val="en-ID"/>
+        </w:rPr>
+        <w:t> </w:t>
+      </w:r>
+      <w:proofErr w:type="spellStart"/>
+      <w:r>
+        <w:rPr>
+          <w:lang w:val="en-ID"/>
+        </w:rPr>
+        <w:t>secara</w:t>
+      </w:r>
+      <w:proofErr w:type="spellEnd"/>
+      <w:r>
+        <w:rPr>
+          <w:lang w:val="en-ID"/>
+        </w:rPr>
+        <w:t xml:space="preserve"> </w:t>
+      </w:r>
+      <w:proofErr w:type="spellStart"/>
+      <w:r>
+        <w:rPr>
+          <w:lang w:val="en-ID"/>
+        </w:rPr>
+        <w:t>acak</w:t>
+      </w:r>
+      <w:proofErr w:type="spellEnd"/>
+      <w:r>
+        <w:rPr>
+          <w:lang w:val="en-ID"/>
+        </w:rPr>
+        <w:t xml:space="preserve"> </w:t>
+      </w:r>
+      <w:proofErr w:type="spellStart"/>
+      <w:r>
+        <w:rPr>
+          <w:lang w:val="en-ID"/>
+        </w:rPr>
+        <w:t>murni</w:t>
+      </w:r>
+      <w:proofErr w:type="spellEnd"/>
+      <w:r>
+        <w:rPr>
+          <w:lang w:val="en-ID"/>
+        </w:rPr>
+        <w:t xml:space="preserve"> </w:t>
+      </w:r>
+      <w:proofErr w:type="spellStart"/>
+      <w:r>
+        <w:rPr>
+          <w:lang w:val="en-ID"/>
+        </w:rPr>
         <w:t>untuk</w:t>
       </w:r>
       <w:proofErr w:type="spellEnd"/>
       <w:r>
-        <w:t xml:space="preserve"> </w:t>
-      </w:r>
-      <w:proofErr w:type="spellStart"/>
-      <w:r>
+        <w:rPr>
+          <w:lang w:val="en-ID"/>
+        </w:rPr>
+        <w:t xml:space="preserve"> </w:t>
+      </w:r>
+      <w:proofErr w:type="spellStart"/>
+      <w:r>
+        <w:rPr>
+          <w:lang w:val="en-ID"/>
+        </w:rPr>
         <w:t>dibandingkan</w:t>
       </w:r>
       <w:proofErr w:type="spellEnd"/>
       <w:r>
+        <w:rPr>
+          <w:lang w:val="en-ID"/>
+        </w:rPr>
         <w:t>.</w:t>
       </w:r>
     </w:p>
@@ -24494,119 +28945,163 @@
           <w:ilvl w:val="0"/>
           <w:numId w:val="28"/>
         </w:numPr>
-      </w:pPr>
-      <w:proofErr w:type="spellStart"/>
-      <w:r>
-        <w:lastRenderedPageBreak/>
+        <w:rPr>
+          <w:lang w:val="en-ID"/>
+        </w:rPr>
+      </w:pPr>
+      <w:proofErr w:type="spellStart"/>
+      <w:r>
+        <w:rPr>
+          <w:lang w:val="en-ID"/>
+        </w:rPr>
         <w:t>Sistem</w:t>
       </w:r>
       <w:proofErr w:type="spellEnd"/>
       <w:r>
-        <w:t xml:space="preserve"> </w:t>
-      </w:r>
-      <w:proofErr w:type="spellStart"/>
-      <w:r>
-        <w:t>memproses</w:t>
-      </w:r>
-      <w:proofErr w:type="spellEnd"/>
-      <w:r>
-        <w:t xml:space="preserve"> </w:t>
-      </w:r>
-      <w:proofErr w:type="spellStart"/>
-      <w:r>
-        <w:t>kueri</w:t>
-      </w:r>
-      <w:proofErr w:type="spellEnd"/>
-      <w:r>
-        <w:t xml:space="preserve"> </w:t>
-      </w:r>
-      <w:proofErr w:type="spellStart"/>
-      <w:r>
-        <w:t>menggunakan</w:t>
-      </w:r>
-      <w:proofErr w:type="spellEnd"/>
-      <w:r>
-        <w:t xml:space="preserve"> </w:t>
-      </w:r>
-      <w:proofErr w:type="spellStart"/>
-      <w:r>
+        <w:rPr>
+          <w:lang w:val="en-ID"/>
+        </w:rPr>
+        <w:t xml:space="preserve"> </w:t>
+      </w:r>
+      <w:proofErr w:type="spellStart"/>
+      <w:r>
+        <w:rPr>
+          <w:lang w:val="en-ID"/>
+        </w:rPr>
+        <w:t>menjalankan</w:t>
+      </w:r>
+      <w:proofErr w:type="spellEnd"/>
+      <w:r>
+        <w:rPr>
+          <w:lang w:val="en-ID"/>
+        </w:rPr>
+        <w:t xml:space="preserve"> proses </w:t>
+      </w:r>
+      <w:proofErr w:type="spellStart"/>
+      <w:r>
+        <w:rPr>
+          <w:lang w:val="en-ID"/>
+        </w:rPr>
+        <w:t>pencarian</w:t>
+      </w:r>
+      <w:proofErr w:type="spellEnd"/>
+      <w:r>
+        <w:rPr>
+          <w:lang w:val="en-ID"/>
+        </w:rPr>
+        <w:t xml:space="preserve"> </w:t>
+      </w:r>
+      <w:proofErr w:type="spellStart"/>
+      <w:r>
+        <w:rPr>
+          <w:lang w:val="en-ID"/>
+        </w:rPr>
+        <w:t>pakar</w:t>
+      </w:r>
+      <w:proofErr w:type="spellEnd"/>
+      <w:r>
+        <w:rPr>
+          <w:lang w:val="en-ID"/>
+        </w:rPr>
+        <w:t xml:space="preserve"> pada </w:t>
+      </w:r>
+      <w:proofErr w:type="spellStart"/>
+      <w:r>
+        <w:rPr>
+          <w:lang w:val="en-ID"/>
+        </w:rPr>
         <w:t>kedua</w:t>
       </w:r>
       <w:proofErr w:type="spellEnd"/>
       <w:r>
-        <w:t xml:space="preserve"> </w:t>
-      </w:r>
-      <w:proofErr w:type="spellStart"/>
-      <w:r>
-        <w:t>konfigurasi</w:t>
-      </w:r>
-      <w:proofErr w:type="spellEnd"/>
-      <w:r>
-        <w:t xml:space="preserve"> </w:t>
-      </w:r>
-      <w:proofErr w:type="spellStart"/>
-      <w:r>
-        <w:t>tersebut</w:t>
-      </w:r>
-      <w:proofErr w:type="spellEnd"/>
-      <w:r>
-        <w:t xml:space="preserve">, </w:t>
-      </w:r>
-      <w:proofErr w:type="spellStart"/>
-      <w:r>
+        <w:rPr>
+          <w:lang w:val="en-ID"/>
+        </w:rPr>
+        <w:t xml:space="preserve"> </w:t>
+      </w:r>
+      <w:proofErr w:type="spellStart"/>
+      <w:r>
+        <w:rPr>
+          <w:lang w:val="en-ID"/>
+        </w:rPr>
+        <w:t>dimensi</w:t>
+      </w:r>
+      <w:proofErr w:type="spellEnd"/>
+      <w:r>
+        <w:rPr>
+          <w:lang w:val="en-ID"/>
+        </w:rPr>
+        <w:t xml:space="preserve"> </w:t>
+      </w:r>
+      <w:proofErr w:type="spellStart"/>
+      <w:r>
+        <w:rPr>
+          <w:lang w:val="en-ID"/>
+        </w:rPr>
+        <w:t>secara</w:t>
+      </w:r>
+      <w:proofErr w:type="spellEnd"/>
+      <w:r>
+        <w:rPr>
+          <w:lang w:val="en-ID"/>
+        </w:rPr>
+        <w:t xml:space="preserve"> </w:t>
+      </w:r>
+      <w:proofErr w:type="spellStart"/>
+      <w:r>
+        <w:rPr>
+          <w:lang w:val="en-ID"/>
+        </w:rPr>
+        <w:t>paralel</w:t>
+      </w:r>
+      <w:proofErr w:type="spellEnd"/>
+      <w:r>
+        <w:rPr>
+          <w:lang w:val="en-ID"/>
+        </w:rPr>
+        <w:t xml:space="preserve"> dan </w:t>
+      </w:r>
+      <w:proofErr w:type="spellStart"/>
+      <w:r>
+        <w:rPr>
+          <w:lang w:val="en-ID"/>
+        </w:rPr>
         <w:t>mencatat</w:t>
       </w:r>
       <w:proofErr w:type="spellEnd"/>
       <w:r>
-        <w:t xml:space="preserve"> </w:t>
-      </w:r>
-      <w:proofErr w:type="spellStart"/>
-      <w:r>
+        <w:rPr>
+          <w:lang w:val="en-ID"/>
+        </w:rPr>
+        <w:t xml:space="preserve"> </w:t>
+      </w:r>
+      <w:proofErr w:type="spellStart"/>
+      <w:r>
+        <w:rPr>
+          <w:lang w:val="en-ID"/>
+        </w:rPr>
         <w:t>waktu</w:t>
       </w:r>
       <w:proofErr w:type="spellEnd"/>
       <w:r>
-        <w:t xml:space="preserve"> </w:t>
-      </w:r>
-      <w:proofErr w:type="spellStart"/>
-      <w:r>
+        <w:rPr>
+          <w:lang w:val="en-ID"/>
+        </w:rPr>
+        <w:t xml:space="preserve"> </w:t>
+      </w:r>
+      <w:proofErr w:type="spellStart"/>
+      <w:r>
+        <w:rPr>
+          <w:lang w:val="en-ID"/>
+        </w:rPr>
         <w:t>eksekusi</w:t>
       </w:r>
       <w:proofErr w:type="spellEnd"/>
       <w:r>
-        <w:t xml:space="preserve"> masing-masing, dan </w:t>
-      </w:r>
-      <w:proofErr w:type="spellStart"/>
-      <w:r>
-        <w:t>menghasilkan</w:t>
-      </w:r>
-      <w:proofErr w:type="spellEnd"/>
-      <w:r>
-        <w:t xml:space="preserve"> </w:t>
-      </w:r>
-      <w:proofErr w:type="spellStart"/>
-      <w:r>
-        <w:t>dua</w:t>
-      </w:r>
-      <w:proofErr w:type="spellEnd"/>
-      <w:r>
-        <w:t xml:space="preserve"> daftar </w:t>
-      </w:r>
-      <w:proofErr w:type="spellStart"/>
-      <w:r>
-        <w:t>peringkat</w:t>
-      </w:r>
-      <w:proofErr w:type="spellEnd"/>
-      <w:r>
-        <w:t xml:space="preserve"> </w:t>
-      </w:r>
-      <w:proofErr w:type="spellStart"/>
-      <w:r>
-        <w:t>pakar</w:t>
-      </w:r>
-      <w:proofErr w:type="spellEnd"/>
-      <w:r>
-        <w:t>.</w:t>
+        <w:rPr>
+          <w:lang w:val="en-ID"/>
+        </w:rPr>
+        <w:t xml:space="preserve"> masing-masing.</w:t>
       </w:r>
     </w:p>
     <w:p>
@@ -24616,109 +29111,218 @@
           <w:ilvl w:val="0"/>
           <w:numId w:val="28"/>
         </w:numPr>
-      </w:pPr>
-      <w:proofErr w:type="spellStart"/>
-      <w:r>
-        <w:t>Kedua</w:t>
-      </w:r>
-      <w:proofErr w:type="spellEnd"/>
-      <w:r>
-        <w:t xml:space="preserve"> daftar </w:t>
-      </w:r>
-      <w:proofErr w:type="spellStart"/>
-      <w:r>
+        <w:rPr>
+          <w:lang w:val="en-ID"/>
+        </w:rPr>
+      </w:pPr>
+      <w:proofErr w:type="spellStart"/>
+      <w:r>
+        <w:rPr>
+          <w:lang w:val="en-ID"/>
+        </w:rPr>
+        <w:t>Sistem</w:t>
+      </w:r>
+      <w:proofErr w:type="spellEnd"/>
+      <w:r>
+        <w:rPr>
+          <w:lang w:val="en-ID"/>
+        </w:rPr>
+        <w:t xml:space="preserve"> </w:t>
+      </w:r>
+      <w:proofErr w:type="spellStart"/>
+      <w:r>
+        <w:rPr>
+          <w:lang w:val="en-ID"/>
+        </w:rPr>
+        <w:t>mengacak</w:t>
+      </w:r>
+      <w:proofErr w:type="spellEnd"/>
+      <w:r>
+        <w:rPr>
+          <w:lang w:val="en-ID"/>
+        </w:rPr>
+        <w:t xml:space="preserve"> </w:t>
+      </w:r>
+      <w:proofErr w:type="spellStart"/>
+      <w:r>
+        <w:rPr>
+          <w:lang w:val="en-ID"/>
+        </w:rPr>
+        <w:t>urutan</w:t>
+      </w:r>
+      <w:proofErr w:type="spellEnd"/>
+      <w:r>
+        <w:rPr>
+          <w:lang w:val="en-ID"/>
+        </w:rPr>
+        <w:t xml:space="preserve"> </w:t>
+      </w:r>
+      <w:proofErr w:type="spellStart"/>
+      <w:r>
+        <w:rPr>
+          <w:lang w:val="en-ID"/>
+        </w:rPr>
+        <w:t>penyajian</w:t>
+      </w:r>
+      <w:proofErr w:type="spellEnd"/>
+      <w:r>
+        <w:rPr>
+          <w:lang w:val="en-ID"/>
+        </w:rPr>
+        <w:t xml:space="preserve"> </w:t>
+      </w:r>
+      <w:proofErr w:type="spellStart"/>
+      <w:r>
+        <w:rPr>
+          <w:lang w:val="en-ID"/>
+        </w:rPr>
+        <w:t>kedua</w:t>
+      </w:r>
+      <w:proofErr w:type="spellEnd"/>
+      <w:r>
+        <w:rPr>
+          <w:lang w:val="en-ID"/>
+        </w:rPr>
+        <w:t xml:space="preserve"> </w:t>
+      </w:r>
+      <w:proofErr w:type="spellStart"/>
+      <w:r>
+        <w:rPr>
+          <w:lang w:val="en-ID"/>
+        </w:rPr>
         <w:t>hasil</w:t>
       </w:r>
       <w:proofErr w:type="spellEnd"/>
       <w:r>
-        <w:t xml:space="preserve"> </w:t>
-      </w:r>
-      <w:proofErr w:type="spellStart"/>
-      <w:r>
-        <w:t>disajikan</w:t>
-      </w:r>
-      <w:proofErr w:type="spellEnd"/>
-      <w:r>
-        <w:t xml:space="preserve"> </w:t>
-      </w:r>
-      <w:proofErr w:type="spellStart"/>
-      <w:r>
-        <w:t>berdampingan</w:t>
-      </w:r>
-      <w:proofErr w:type="spellEnd"/>
-      <w:r>
-        <w:t xml:space="preserve"> (</w:t>
-      </w:r>
-      <w:proofErr w:type="spellStart"/>
-      <w:r>
-        <w:t>dengan</w:t>
-      </w:r>
-      <w:proofErr w:type="spellEnd"/>
-      <w:r>
-        <w:t xml:space="preserve"> </w:t>
-      </w:r>
-      <w:proofErr w:type="spellStart"/>
-      <w:r>
-        <w:t>urutan</w:t>
-      </w:r>
-      <w:proofErr w:type="spellEnd"/>
-      <w:r>
-        <w:t xml:space="preserve"> </w:t>
-      </w:r>
-      <w:proofErr w:type="spellStart"/>
-      <w:r>
-        <w:t>acak</w:t>
-      </w:r>
-      <w:proofErr w:type="spellEnd"/>
-      <w:r>
-        <w:t xml:space="preserve">) </w:t>
-      </w:r>
-      <w:proofErr w:type="spellStart"/>
-      <w:r>
-        <w:t>tanpa</w:t>
-      </w:r>
-      <w:proofErr w:type="spellEnd"/>
-      <w:r>
-        <w:t xml:space="preserve"> </w:t>
-      </w:r>
-      <w:proofErr w:type="spellStart"/>
-      <w:r>
-        <w:t>memberikan</w:t>
-      </w:r>
-      <w:proofErr w:type="spellEnd"/>
-      <w:r>
-        <w:t xml:space="preserve"> </w:t>
-      </w:r>
-      <w:proofErr w:type="spellStart"/>
-      <w:r>
-        <w:t>informasi</w:t>
-      </w:r>
-      <w:proofErr w:type="spellEnd"/>
-      <w:r>
-        <w:t xml:space="preserve"> </w:t>
-      </w:r>
-      <w:proofErr w:type="spellStart"/>
-      <w:r>
-        <w:t>mengenai</w:t>
-      </w:r>
-      <w:proofErr w:type="spellEnd"/>
-      <w:r>
-        <w:t xml:space="preserve"> </w:t>
-      </w:r>
-      <w:proofErr w:type="spellStart"/>
-      <w:r>
-        <w:t>konfigurasi</w:t>
-      </w:r>
-      <w:proofErr w:type="spellEnd"/>
-      <w:r>
-        <w:t xml:space="preserve"> yang </w:t>
-      </w:r>
-      <w:proofErr w:type="spellStart"/>
-      <w:r>
-        <w:t>menghasilkannya</w:t>
-      </w:r>
-      <w:proofErr w:type="spellEnd"/>
-      <w:r>
+        <w:rPr>
+          <w:lang w:val="en-ID"/>
+        </w:rPr>
+        <w:t xml:space="preserve"> model </w:t>
+      </w:r>
+      <w:proofErr w:type="spellStart"/>
+      <w:r>
+        <w:rPr>
+          <w:lang w:val="en-ID"/>
+        </w:rPr>
+        <w:t>tersebut</w:t>
+      </w:r>
+      <w:proofErr w:type="spellEnd"/>
+      <w:r>
+        <w:rPr>
+          <w:lang w:val="en-ID"/>
+        </w:rPr>
+        <w:t xml:space="preserve"> </w:t>
+      </w:r>
+      <w:proofErr w:type="spellStart"/>
+      <w:r>
+        <w:rPr>
+          <w:lang w:val="en-ID"/>
+        </w:rPr>
+        <w:t>untuk</w:t>
+      </w:r>
+      <w:proofErr w:type="spellEnd"/>
+      <w:r>
+        <w:rPr>
+          <w:lang w:val="en-ID"/>
+        </w:rPr>
+        <w:t xml:space="preserve"> </w:t>
+      </w:r>
+      <w:proofErr w:type="spellStart"/>
+      <w:r>
+        <w:rPr>
+          <w:lang w:val="en-ID"/>
+        </w:rPr>
+        <w:t>menentukan</w:t>
+      </w:r>
+      <w:proofErr w:type="spellEnd"/>
+      <w:r>
+        <w:rPr>
+          <w:lang w:val="en-ID"/>
+        </w:rPr>
+        <w:t xml:space="preserve"> model yang </w:t>
+      </w:r>
+      <w:proofErr w:type="spellStart"/>
+      <w:r>
+        <w:rPr>
+          <w:lang w:val="en-ID"/>
+        </w:rPr>
+        <w:t>diposisikan</w:t>
+      </w:r>
+      <w:proofErr w:type="spellEnd"/>
+      <w:r>
+        <w:rPr>
+          <w:lang w:val="en-ID"/>
+        </w:rPr>
+        <w:t xml:space="preserve"> </w:t>
+      </w:r>
+      <w:proofErr w:type="spellStart"/>
+      <w:r>
+        <w:rPr>
+          <w:lang w:val="en-ID"/>
+        </w:rPr>
+        <w:t>sebagai</w:t>
+      </w:r>
+      <w:proofErr w:type="spellEnd"/>
+      <w:r>
+        <w:rPr>
+          <w:lang w:val="en-ID"/>
+        </w:rPr>
+        <w:t xml:space="preserve"> </w:t>
+      </w:r>
+      <w:proofErr w:type="spellStart"/>
+      <w:r>
+        <w:rPr>
+          <w:lang w:val="en-ID"/>
+        </w:rPr>
+        <w:t>Pilihan</w:t>
+      </w:r>
+      <w:proofErr w:type="spellEnd"/>
+      <w:r>
+        <w:rPr>
+          <w:lang w:val="en-ID"/>
+        </w:rPr>
+        <w:t xml:space="preserve"> A dan </w:t>
+      </w:r>
+      <w:proofErr w:type="spellStart"/>
+      <w:r>
+        <w:rPr>
+          <w:lang w:val="en-ID"/>
+        </w:rPr>
+        <w:t>Pilihan</w:t>
+      </w:r>
+      <w:proofErr w:type="spellEnd"/>
+      <w:r>
+        <w:rPr>
+          <w:lang w:val="en-ID"/>
+        </w:rPr>
+        <w:t xml:space="preserve"> B </w:t>
+      </w:r>
+      <w:proofErr w:type="spellStart"/>
+      <w:r>
+        <w:rPr>
+          <w:lang w:val="en-ID"/>
+        </w:rPr>
+        <w:t>secara</w:t>
+      </w:r>
+      <w:proofErr w:type="spellEnd"/>
+      <w:r>
+        <w:rPr>
+          <w:lang w:val="en-ID"/>
+        </w:rPr>
+        <w:t xml:space="preserve"> </w:t>
+      </w:r>
+      <w:proofErr w:type="spellStart"/>
+      <w:r>
+        <w:rPr>
+          <w:lang w:val="en-ID"/>
+        </w:rPr>
+        <w:t>anonim</w:t>
+      </w:r>
+      <w:proofErr w:type="spellEnd"/>
+      <w:r>
+        <w:rPr>
+          <w:lang w:val="en-ID"/>
+        </w:rPr>
         <w:t>.</w:t>
       </w:r>
     </w:p>
@@ -24729,85 +29333,330 @@
           <w:ilvl w:val="0"/>
           <w:numId w:val="28"/>
         </w:numPr>
-      </w:pPr>
-      <w:proofErr w:type="spellStart"/>
-      <w:r>
-        <w:t>Pengguna</w:t>
-      </w:r>
-      <w:proofErr w:type="spellEnd"/>
-      <w:r>
-        <w:t xml:space="preserve"> </w:t>
-      </w:r>
-      <w:proofErr w:type="spellStart"/>
-      <w:r>
-        <w:t>diminta</w:t>
-      </w:r>
-      <w:proofErr w:type="spellEnd"/>
-      <w:r>
-        <w:t xml:space="preserve"> </w:t>
-      </w:r>
-      <w:proofErr w:type="spellStart"/>
-      <w:r>
-        <w:t>untuk</w:t>
-      </w:r>
-      <w:proofErr w:type="spellEnd"/>
-      <w:r>
-        <w:t xml:space="preserve"> </w:t>
-      </w:r>
-      <w:proofErr w:type="spellStart"/>
-      <w:r>
-        <w:t>memilih</w:t>
-      </w:r>
-      <w:proofErr w:type="spellEnd"/>
-      <w:r>
-        <w:t xml:space="preserve"> daftar </w:t>
-      </w:r>
-      <w:proofErr w:type="spellStart"/>
-      <w:r>
+        <w:rPr>
+          <w:lang w:val="en-ID"/>
+        </w:rPr>
+      </w:pPr>
+      <w:proofErr w:type="spellStart"/>
+      <w:r>
+        <w:rPr>
+          <w:lang w:val="en-ID"/>
+        </w:rPr>
+        <w:t>Sistem</w:t>
+      </w:r>
+      <w:proofErr w:type="spellEnd"/>
+      <w:r>
+        <w:rPr>
+          <w:lang w:val="en-ID"/>
+        </w:rPr>
+        <w:t xml:space="preserve"> </w:t>
+      </w:r>
+      <w:proofErr w:type="spellStart"/>
+      <w:r>
+        <w:rPr>
+          <w:lang w:val="en-ID"/>
+        </w:rPr>
+        <w:t>menyusun</w:t>
+      </w:r>
+      <w:proofErr w:type="spellEnd"/>
+      <w:r>
+        <w:rPr>
+          <w:lang w:val="en-ID"/>
+        </w:rPr>
+        <w:t xml:space="preserve"> </w:t>
+      </w:r>
+      <w:proofErr w:type="spellStart"/>
+      <w:r>
+        <w:rPr>
+          <w:lang w:val="en-ID"/>
+        </w:rPr>
+        <w:t>draf</w:t>
+      </w:r>
+      <w:proofErr w:type="spellEnd"/>
+      <w:r>
+        <w:rPr>
+          <w:lang w:val="en-ID"/>
+        </w:rPr>
+        <w:t xml:space="preserve"> </w:t>
+      </w:r>
+      <w:proofErr w:type="spellStart"/>
+      <w:r>
+        <w:rPr>
+          <w:lang w:val="en-ID"/>
+        </w:rPr>
+        <w:t>instruksi</w:t>
+      </w:r>
+      <w:proofErr w:type="spellEnd"/>
+      <w:r>
+        <w:rPr>
+          <w:lang w:val="en-ID"/>
+        </w:rPr>
+        <w:t xml:space="preserve"> </w:t>
+      </w:r>
+      <w:proofErr w:type="spellStart"/>
+      <w:r>
+        <w:rPr>
+          <w:lang w:val="en-ID"/>
+        </w:rPr>
+        <w:t>evaluasi</w:t>
+      </w:r>
+      <w:proofErr w:type="spellEnd"/>
+      <w:r>
+        <w:rPr>
+          <w:lang w:val="en-ID"/>
+        </w:rPr>
+        <w:t xml:space="preserve"> (</w:t>
+      </w:r>
+      <w:r>
+        <w:rPr>
+          <w:i/>
+          <w:iCs/>
+          <w:lang w:val="en-ID"/>
+        </w:rPr>
+        <w:t>prompt</w:t>
+      </w:r>
+      <w:r>
+        <w:rPr>
+          <w:lang w:val="en-ID"/>
+        </w:rPr>
+        <w:t xml:space="preserve">) yang </w:t>
+      </w:r>
+      <w:proofErr w:type="spellStart"/>
+      <w:r>
+        <w:rPr>
+          <w:lang w:val="en-ID"/>
+        </w:rPr>
+        <w:t>menyandingkan</w:t>
+      </w:r>
+      <w:proofErr w:type="spellEnd"/>
+      <w:r>
+        <w:rPr>
+          <w:lang w:val="en-ID"/>
+        </w:rPr>
+        <w:t xml:space="preserve"> </w:t>
+      </w:r>
+      <w:proofErr w:type="spellStart"/>
+      <w:r>
+        <w:rPr>
+          <w:lang w:val="en-ID"/>
+        </w:rPr>
         <w:t>hasil</w:t>
       </w:r>
       <w:proofErr w:type="spellEnd"/>
       <w:r>
-        <w:t xml:space="preserve"> yang </w:t>
-      </w:r>
-      <w:proofErr w:type="spellStart"/>
-      <w:r>
-        <w:t>dianggap</w:t>
-      </w:r>
-      <w:proofErr w:type="spellEnd"/>
-      <w:r>
-        <w:t xml:space="preserve"> </w:t>
-      </w:r>
-      <w:proofErr w:type="spellStart"/>
-      <w:r>
-        <w:t>lebih</w:t>
-      </w:r>
-      <w:proofErr w:type="spellEnd"/>
-      <w:r>
-        <w:t xml:space="preserve"> </w:t>
-      </w:r>
-      <w:proofErr w:type="spellStart"/>
-      <w:r>
-        <w:t>relevan</w:t>
-      </w:r>
-      <w:proofErr w:type="spellEnd"/>
-      <w:r>
-        <w:t xml:space="preserve"> </w:t>
-      </w:r>
-      <w:proofErr w:type="spellStart"/>
-      <w:r>
-        <w:t>dengan</w:t>
-      </w:r>
-      <w:proofErr w:type="spellEnd"/>
-      <w:r>
-        <w:t xml:space="preserve"> </w:t>
-      </w:r>
-      <w:proofErr w:type="spellStart"/>
-      <w:r>
+        <w:rPr>
+          <w:lang w:val="en-ID"/>
+        </w:rPr>
+        <w:t xml:space="preserve"> </w:t>
+      </w:r>
+      <w:proofErr w:type="spellStart"/>
+      <w:r>
+        <w:rPr>
+          <w:lang w:val="en-ID"/>
+        </w:rPr>
+        <w:t>Pilihan</w:t>
+      </w:r>
+      <w:proofErr w:type="spellEnd"/>
+      <w:r>
+        <w:rPr>
+          <w:lang w:val="en-ID"/>
+        </w:rPr>
+        <w:t xml:space="preserve"> A dan </w:t>
+      </w:r>
+      <w:proofErr w:type="spellStart"/>
+      <w:r>
+        <w:rPr>
+          <w:lang w:val="en-ID"/>
+        </w:rPr>
+        <w:t>Pilihan</w:t>
+      </w:r>
+      <w:proofErr w:type="spellEnd"/>
+      <w:r>
+        <w:rPr>
+          <w:lang w:val="en-ID"/>
+        </w:rPr>
+        <w:t xml:space="preserve"> B </w:t>
+      </w:r>
+      <w:proofErr w:type="spellStart"/>
+      <w:r>
+        <w:rPr>
+          <w:lang w:val="en-ID"/>
+        </w:rPr>
+        <w:t>beserta</w:t>
+      </w:r>
+      <w:proofErr w:type="spellEnd"/>
+      <w:r>
+        <w:rPr>
+          <w:lang w:val="en-ID"/>
+        </w:rPr>
+        <w:t xml:space="preserve"> </w:t>
+      </w:r>
+      <w:proofErr w:type="spellStart"/>
+      <w:r>
+        <w:rPr>
+          <w:lang w:val="en-ID"/>
+        </w:rPr>
+        <w:t>konteks</w:t>
+      </w:r>
+      <w:proofErr w:type="spellEnd"/>
+      <w:r>
+        <w:rPr>
+          <w:lang w:val="en-ID"/>
+        </w:rPr>
+        <w:t xml:space="preserve"> </w:t>
+      </w:r>
+      <w:proofErr w:type="spellStart"/>
+      <w:r>
+        <w:rPr>
+          <w:lang w:val="en-ID"/>
+        </w:rPr>
         <w:t>kueri</w:t>
       </w:r>
       <w:proofErr w:type="spellEnd"/>
       <w:r>
+        <w:rPr>
+          <w:lang w:val="en-ID"/>
+        </w:rPr>
+        <w:t xml:space="preserve"> </w:t>
+      </w:r>
+      <w:proofErr w:type="spellStart"/>
+      <w:r>
+        <w:rPr>
+          <w:lang w:val="en-ID"/>
+        </w:rPr>
+        <w:t>asli</w:t>
+      </w:r>
+      <w:proofErr w:type="spellEnd"/>
+      <w:r>
+        <w:rPr>
+          <w:lang w:val="en-ID"/>
+        </w:rPr>
+        <w:t xml:space="preserve">, </w:t>
+      </w:r>
+      <w:proofErr w:type="spellStart"/>
+      <w:r>
+        <w:rPr>
+          <w:lang w:val="en-ID"/>
+        </w:rPr>
+        <w:t>kemudian</w:t>
+      </w:r>
+      <w:proofErr w:type="spellEnd"/>
+      <w:r>
+        <w:rPr>
+          <w:lang w:val="en-ID"/>
+        </w:rPr>
+        <w:t xml:space="preserve"> </w:t>
+      </w:r>
+      <w:proofErr w:type="spellStart"/>
+      <w:r>
+        <w:rPr>
+          <w:lang w:val="en-ID"/>
+        </w:rPr>
+        <w:t>mengirimkannya</w:t>
+      </w:r>
+      <w:proofErr w:type="spellEnd"/>
+      <w:r>
+        <w:rPr>
+          <w:lang w:val="en-ID"/>
+        </w:rPr>
+        <w:t xml:space="preserve"> </w:t>
+      </w:r>
+      <w:proofErr w:type="spellStart"/>
+      <w:r>
+        <w:rPr>
+          <w:lang w:val="en-ID"/>
+        </w:rPr>
+        <w:t>ke</w:t>
+      </w:r>
+      <w:proofErr w:type="spellEnd"/>
+      <w:r>
+        <w:rPr>
+          <w:lang w:val="en-ID"/>
+        </w:rPr>
+        <w:t xml:space="preserve"> </w:t>
+      </w:r>
+      <w:proofErr w:type="spellStart"/>
+      <w:r>
+        <w:rPr>
+          <w:lang w:val="en-ID"/>
+        </w:rPr>
+        <w:t>juri</w:t>
+      </w:r>
+      <w:proofErr w:type="spellEnd"/>
+      <w:r>
+        <w:rPr>
+          <w:lang w:val="en-ID"/>
+        </w:rPr>
+        <w:t xml:space="preserve"> </w:t>
+      </w:r>
+      <w:proofErr w:type="spellStart"/>
+      <w:r>
+        <w:rPr>
+          <w:lang w:val="en-ID"/>
+        </w:rPr>
+        <w:t>otomatis</w:t>
+      </w:r>
+      <w:proofErr w:type="spellEnd"/>
+      <w:r>
+        <w:rPr>
+          <w:lang w:val="en-ID"/>
+        </w:rPr>
+        <w:t xml:space="preserve"> </w:t>
+      </w:r>
+      <w:proofErr w:type="spellStart"/>
+      <w:r>
+        <w:rPr>
+          <w:lang w:val="en-ID"/>
+        </w:rPr>
+        <w:t>dalam</w:t>
+      </w:r>
+      <w:proofErr w:type="spellEnd"/>
+      <w:r>
+        <w:rPr>
+          <w:lang w:val="en-ID"/>
+        </w:rPr>
+        <w:t xml:space="preserve"> </w:t>
+      </w:r>
+      <w:proofErr w:type="spellStart"/>
+      <w:r>
+        <w:rPr>
+          <w:lang w:val="en-ID"/>
+        </w:rPr>
+        <w:t>satu</w:t>
+      </w:r>
+      <w:proofErr w:type="spellEnd"/>
+      <w:r>
+        <w:rPr>
+          <w:lang w:val="en-ID"/>
+        </w:rPr>
+        <w:t xml:space="preserve"> kali </w:t>
+      </w:r>
+      <w:proofErr w:type="spellStart"/>
+      <w:r>
+        <w:rPr>
+          <w:lang w:val="en-ID"/>
+        </w:rPr>
+        <w:t>pemanggilan</w:t>
+      </w:r>
+      <w:proofErr w:type="spellEnd"/>
+      <w:r>
+        <w:rPr>
+          <w:lang w:val="en-ID"/>
+        </w:rPr>
+        <w:t xml:space="preserve"> </w:t>
+      </w:r>
+      <w:proofErr w:type="spellStart"/>
+      <w:r>
+        <w:rPr>
+          <w:lang w:val="en-ID"/>
+        </w:rPr>
+        <w:t>tunggal</w:t>
+      </w:r>
+      <w:proofErr w:type="spellEnd"/>
+      <w:r>
+        <w:rPr>
+          <w:lang w:val="en-ID"/>
+        </w:rPr>
         <w:t>.</w:t>
       </w:r>
     </w:p>
@@ -24818,181 +29667,552 @@
           <w:ilvl w:val="0"/>
           <w:numId w:val="28"/>
         </w:numPr>
-      </w:pPr>
-      <w:proofErr w:type="spellStart"/>
-      <w:r>
-        <w:t>Pilihan</w:t>
-      </w:r>
-      <w:proofErr w:type="spellEnd"/>
-      <w:r>
-        <w:t xml:space="preserve"> </w:t>
-      </w:r>
-      <w:proofErr w:type="spellStart"/>
-      <w:r>
-        <w:t>pengguna</w:t>
-      </w:r>
-      <w:proofErr w:type="spellEnd"/>
-      <w:r>
+        <w:rPr>
+          <w:lang w:val="en-ID"/>
+        </w:rPr>
+      </w:pPr>
+      <w:proofErr w:type="spellStart"/>
+      <w:r>
+        <w:rPr>
+          <w:lang w:val="en-ID"/>
+        </w:rPr>
+        <w:t>Juri</w:t>
+      </w:r>
+      <w:proofErr w:type="spellEnd"/>
+      <w:r>
+        <w:rPr>
+          <w:lang w:val="en-ID"/>
+        </w:rPr>
+        <w:t xml:space="preserve"> </w:t>
+      </w:r>
+      <w:proofErr w:type="spellStart"/>
+      <w:r>
+        <w:rPr>
+          <w:lang w:val="en-ID"/>
+        </w:rPr>
+        <w:t>otomatis</w:t>
+      </w:r>
+      <w:proofErr w:type="spellEnd"/>
+      <w:r>
+        <w:rPr>
+          <w:lang w:val="en-ID"/>
+        </w:rPr>
+        <w:t xml:space="preserve"> </w:t>
+      </w:r>
+      <w:proofErr w:type="spellStart"/>
+      <w:r>
+        <w:rPr>
+          <w:lang w:val="en-ID"/>
+        </w:rPr>
+        <w:t>memproses</w:t>
+      </w:r>
+      <w:proofErr w:type="spellEnd"/>
+      <w:r>
+        <w:rPr>
+          <w:lang w:val="en-ID"/>
+        </w:rPr>
+        <w:t xml:space="preserve"> </w:t>
+      </w:r>
+      <w:proofErr w:type="spellStart"/>
+      <w:r>
+        <w:rPr>
+          <w:lang w:val="en-ID"/>
+        </w:rPr>
+        <w:t>instruksi</w:t>
+      </w:r>
+      <w:proofErr w:type="spellEnd"/>
+      <w:r>
+        <w:rPr>
+          <w:lang w:val="en-ID"/>
+        </w:rPr>
         <w:t xml:space="preserve">, </w:t>
       </w:r>
       <w:proofErr w:type="spellStart"/>
       <w:r>
-        <w:t>beserta</w:t>
-      </w:r>
-      <w:proofErr w:type="spellEnd"/>
-      <w:r>
-        <w:t xml:space="preserve"> data </w:t>
-      </w:r>
-      <w:proofErr w:type="spellStart"/>
-      <w:r>
-        <w:t>pendukungnya</w:t>
-      </w:r>
-      <w:proofErr w:type="spellEnd"/>
-      <w:r>
+        <w:rPr>
+          <w:lang w:val="en-ID"/>
+        </w:rPr>
+        <w:t>menentukan</w:t>
+      </w:r>
+      <w:proofErr w:type="spellEnd"/>
+      <w:r>
+        <w:rPr>
+          <w:lang w:val="en-ID"/>
+        </w:rPr>
+        <w:t xml:space="preserve"> </w:t>
+      </w:r>
+      <w:proofErr w:type="spellStart"/>
+      <w:r>
+        <w:rPr>
+          <w:lang w:val="en-ID"/>
+        </w:rPr>
+        <w:t>pilihan</w:t>
+      </w:r>
+      <w:proofErr w:type="spellEnd"/>
+      <w:r>
+        <w:rPr>
+          <w:lang w:val="en-ID"/>
+        </w:rPr>
+        <w:t xml:space="preserve"> </w:t>
+      </w:r>
+      <w:proofErr w:type="spellStart"/>
+      <w:r>
+        <w:rPr>
+          <w:lang w:val="en-ID"/>
+        </w:rPr>
+        <w:t>pemenang</w:t>
+      </w:r>
+      <w:proofErr w:type="spellEnd"/>
+      <w:r>
+        <w:rPr>
+          <w:lang w:val="en-ID"/>
+        </w:rPr>
         <w:t xml:space="preserve">, </w:t>
       </w:r>
       <w:proofErr w:type="spellStart"/>
       <w:r>
-        <w:t>dicatat</w:t>
-      </w:r>
-      <w:proofErr w:type="spellEnd"/>
-      <w:r>
-        <w:t xml:space="preserve"> </w:t>
-      </w:r>
-      <w:proofErr w:type="spellStart"/>
-      <w:r>
+        <w:rPr>
+          <w:lang w:val="en-ID"/>
+        </w:rPr>
+        <w:t>menuliskan</w:t>
+      </w:r>
+      <w:proofErr w:type="spellEnd"/>
+      <w:r>
+        <w:rPr>
+          <w:lang w:val="en-ID"/>
+        </w:rPr>
+        <w:t xml:space="preserve"> </w:t>
+      </w:r>
+      <w:proofErr w:type="spellStart"/>
+      <w:r>
+        <w:rPr>
+          <w:lang w:val="en-ID"/>
+        </w:rPr>
+        <w:t>teks</w:t>
+      </w:r>
+      <w:proofErr w:type="spellEnd"/>
+      <w:r>
+        <w:rPr>
+          <w:lang w:val="en-ID"/>
+        </w:rPr>
+        <w:t xml:space="preserve"> </w:t>
+      </w:r>
+      <w:proofErr w:type="spellStart"/>
+      <w:r>
+        <w:rPr>
+          <w:lang w:val="en-ID"/>
+        </w:rPr>
+        <w:t>penalaran</w:t>
+      </w:r>
+      <w:proofErr w:type="spellEnd"/>
+      <w:r>
+        <w:rPr>
+          <w:lang w:val="en-ID"/>
+        </w:rPr>
+        <w:t xml:space="preserve"> </w:t>
+      </w:r>
+      <w:proofErr w:type="spellStart"/>
+      <w:r>
+        <w:rPr>
+          <w:lang w:val="en-ID"/>
+        </w:rPr>
+        <w:t>rasional</w:t>
+      </w:r>
+      <w:proofErr w:type="spellEnd"/>
+      <w:r>
+        <w:rPr>
+          <w:lang w:val="en-ID"/>
+        </w:rPr>
+        <w:t xml:space="preserve">, dan </w:t>
+      </w:r>
+      <w:proofErr w:type="spellStart"/>
+      <w:r>
+        <w:rPr>
+          <w:lang w:val="en-ID"/>
+        </w:rPr>
+        <w:t>mengirimkan</w:t>
+      </w:r>
+      <w:proofErr w:type="spellEnd"/>
+      <w:r>
+        <w:rPr>
+          <w:lang w:val="en-ID"/>
+        </w:rPr>
+        <w:t xml:space="preserve"> </w:t>
+      </w:r>
+      <w:proofErr w:type="spellStart"/>
+      <w:r>
+        <w:rPr>
+          <w:lang w:val="en-ID"/>
+        </w:rPr>
+        <w:t>kembali</w:t>
+      </w:r>
+      <w:proofErr w:type="spellEnd"/>
+      <w:r>
+        <w:rPr>
+          <w:lang w:val="en-ID"/>
+        </w:rPr>
+        <w:t xml:space="preserve"> </w:t>
+      </w:r>
+      <w:proofErr w:type="spellStart"/>
+      <w:r>
+        <w:rPr>
+          <w:lang w:val="en-ID"/>
+        </w:rPr>
+        <w:t>respon</w:t>
+      </w:r>
+      <w:proofErr w:type="spellEnd"/>
+      <w:r>
+        <w:rPr>
+          <w:lang w:val="en-ID"/>
+        </w:rPr>
+        <w:t xml:space="preserve"> </w:t>
+      </w:r>
+      <w:proofErr w:type="spellStart"/>
+      <w:r>
+        <w:rPr>
+          <w:lang w:val="en-ID"/>
+        </w:rPr>
+        <w:t>tersebut</w:t>
+      </w:r>
+      <w:proofErr w:type="spellEnd"/>
+      <w:r>
+        <w:rPr>
+          <w:lang w:val="en-ID"/>
+        </w:rPr>
+        <w:t xml:space="preserve"> </w:t>
+      </w:r>
+      <w:proofErr w:type="spellStart"/>
+      <w:r>
+        <w:rPr>
+          <w:lang w:val="en-ID"/>
+        </w:rPr>
+        <w:t>kepada</w:t>
+      </w:r>
+      <w:proofErr w:type="spellEnd"/>
+      <w:r>
+        <w:rPr>
+          <w:lang w:val="en-ID"/>
+        </w:rPr>
+        <w:t xml:space="preserve"> </w:t>
+      </w:r>
+      <w:proofErr w:type="spellStart"/>
+      <w:r>
+        <w:rPr>
+          <w:lang w:val="en-ID"/>
+        </w:rPr>
+        <w:t>sistem</w:t>
+      </w:r>
+      <w:proofErr w:type="spellEnd"/>
+      <w:r>
+        <w:rPr>
+          <w:lang w:val="en-ID"/>
+        </w:rPr>
+        <w:t>.</w:t>
+      </w:r>
+    </w:p>
+    <w:p>
+      <w:pPr>
+        <w:pStyle w:val="ListNumber2"/>
+        <w:numPr>
+          <w:ilvl w:val="0"/>
+          <w:numId w:val="28"/>
+        </w:numPr>
+        <w:rPr>
+          <w:lang w:val="en-ID"/>
+        </w:rPr>
+      </w:pPr>
+      <w:proofErr w:type="spellStart"/>
+      <w:r>
+        <w:rPr>
+          <w:lang w:val="en-ID"/>
+        </w:rPr>
+        <w:t>Sistem</w:t>
+      </w:r>
+      <w:proofErr w:type="spellEnd"/>
+      <w:r>
+        <w:rPr>
+          <w:lang w:val="en-ID"/>
+        </w:rPr>
+        <w:t xml:space="preserve"> </w:t>
+      </w:r>
+      <w:proofErr w:type="spellStart"/>
+      <w:r>
+        <w:rPr>
+          <w:lang w:val="en-ID"/>
+        </w:rPr>
+        <w:t>menangkap</w:t>
+      </w:r>
+      <w:proofErr w:type="spellEnd"/>
+      <w:r>
+        <w:rPr>
+          <w:lang w:val="en-ID"/>
+        </w:rPr>
+        <w:t xml:space="preserve"> </w:t>
+      </w:r>
+      <w:proofErr w:type="spellStart"/>
+      <w:r>
+        <w:rPr>
+          <w:lang w:val="en-ID"/>
+        </w:rPr>
+        <w:t>respon</w:t>
+      </w:r>
+      <w:proofErr w:type="spellEnd"/>
+      <w:r>
+        <w:rPr>
+          <w:lang w:val="en-ID"/>
+        </w:rPr>
+        <w:t xml:space="preserve"> </w:t>
+      </w:r>
+      <w:proofErr w:type="spellStart"/>
+      <w:r>
+        <w:rPr>
+          <w:lang w:val="en-ID"/>
+        </w:rPr>
+        <w:t>tersebut</w:t>
+      </w:r>
+      <w:proofErr w:type="spellEnd"/>
+      <w:r>
+        <w:rPr>
+          <w:lang w:val="en-ID"/>
+        </w:rPr>
+        <w:t xml:space="preserve">, </w:t>
+      </w:r>
+      <w:proofErr w:type="spellStart"/>
+      <w:r>
+        <w:rPr>
+          <w:lang w:val="en-ID"/>
+        </w:rPr>
+        <w:t>memetakan</w:t>
+      </w:r>
+      <w:proofErr w:type="spellEnd"/>
+      <w:r>
+        <w:rPr>
+          <w:lang w:val="en-ID"/>
+        </w:rPr>
+        <w:t xml:space="preserve"> </w:t>
+      </w:r>
+      <w:proofErr w:type="spellStart"/>
+      <w:r>
+        <w:rPr>
+          <w:lang w:val="en-ID"/>
+        </w:rPr>
+        <w:t>kembali</w:t>
+      </w:r>
+      <w:proofErr w:type="spellEnd"/>
+      <w:r>
+        <w:rPr>
+          <w:lang w:val="en-ID"/>
+        </w:rPr>
+        <w:t xml:space="preserve"> </w:t>
+      </w:r>
+      <w:proofErr w:type="spellStart"/>
+      <w:r>
+        <w:rPr>
+          <w:lang w:val="en-ID"/>
+        </w:rPr>
+        <w:t>pilihan</w:t>
+      </w:r>
+      <w:proofErr w:type="spellEnd"/>
+      <w:r>
+        <w:rPr>
+          <w:lang w:val="en-ID"/>
+        </w:rPr>
+        <w:t xml:space="preserve"> </w:t>
+      </w:r>
+      <w:proofErr w:type="spellStart"/>
+      <w:r>
+        <w:rPr>
+          <w:lang w:val="en-ID"/>
+        </w:rPr>
+        <w:t>juri</w:t>
+      </w:r>
+      <w:proofErr w:type="spellEnd"/>
+      <w:r>
+        <w:rPr>
+          <w:lang w:val="en-ID"/>
+        </w:rPr>
+        <w:t xml:space="preserve"> </w:t>
+      </w:r>
+      <w:proofErr w:type="spellStart"/>
+      <w:r>
+        <w:rPr>
+          <w:lang w:val="en-ID"/>
+        </w:rPr>
+        <w:t>otomatis</w:t>
+      </w:r>
+      <w:proofErr w:type="spellEnd"/>
+      <w:r>
+        <w:rPr>
+          <w:lang w:val="en-ID"/>
+        </w:rPr>
+        <w:t xml:space="preserve"> </w:t>
+      </w:r>
+      <w:proofErr w:type="spellStart"/>
+      <w:r>
+        <w:rPr>
+          <w:lang w:val="en-ID"/>
+        </w:rPr>
+        <w:t>ke</w:t>
+      </w:r>
+      <w:proofErr w:type="spellEnd"/>
+      <w:r>
+        <w:rPr>
+          <w:lang w:val="en-ID"/>
+        </w:rPr>
+        <w:t xml:space="preserve"> ID model yang </w:t>
+      </w:r>
+      <w:proofErr w:type="spellStart"/>
+      <w:r>
+        <w:rPr>
+          <w:lang w:val="en-ID"/>
+        </w:rPr>
+        <w:t>sesungguhnya</w:t>
+      </w:r>
+      <w:proofErr w:type="spellEnd"/>
+      <w:r>
+        <w:rPr>
+          <w:lang w:val="en-ID"/>
+        </w:rPr>
+        <w:t xml:space="preserve">, dan </w:t>
+      </w:r>
+      <w:proofErr w:type="spellStart"/>
+      <w:r>
+        <w:rPr>
+          <w:lang w:val="en-ID"/>
+        </w:rPr>
+        <w:t>menyimpan</w:t>
+      </w:r>
+      <w:proofErr w:type="spellEnd"/>
+      <w:r>
+        <w:rPr>
+          <w:lang w:val="en-ID"/>
+        </w:rPr>
+        <w:t xml:space="preserve"> </w:t>
+      </w:r>
+      <w:proofErr w:type="spellStart"/>
+      <w:r>
+        <w:rPr>
+          <w:lang w:val="en-ID"/>
+        </w:rPr>
+        <w:t>seluruh</w:t>
+      </w:r>
+      <w:proofErr w:type="spellEnd"/>
+      <w:r>
+        <w:rPr>
+          <w:lang w:val="en-ID"/>
+        </w:rPr>
+        <w:t xml:space="preserve"> </w:t>
+      </w:r>
+      <w:proofErr w:type="spellStart"/>
+      <w:r>
+        <w:rPr>
+          <w:lang w:val="en-ID"/>
+        </w:rPr>
+        <w:t>metrik</w:t>
+      </w:r>
+      <w:proofErr w:type="spellEnd"/>
+      <w:r>
+        <w:rPr>
+          <w:lang w:val="en-ID"/>
+        </w:rPr>
+        <w:t xml:space="preserve"> </w:t>
+      </w:r>
+      <w:proofErr w:type="spellStart"/>
+      <w:r>
+        <w:rPr>
+          <w:lang w:val="en-ID"/>
+        </w:rPr>
+        <w:t>evaluasi</w:t>
+      </w:r>
+      <w:proofErr w:type="spellEnd"/>
+      <w:r>
+        <w:rPr>
+          <w:lang w:val="en-ID"/>
+        </w:rPr>
+        <w:t xml:space="preserve"> </w:t>
+      </w:r>
+      <w:proofErr w:type="spellStart"/>
+      <w:r>
+        <w:rPr>
+          <w:lang w:val="en-ID"/>
+        </w:rPr>
+        <w:t>ke</w:t>
+      </w:r>
+      <w:proofErr w:type="spellEnd"/>
+      <w:r>
+        <w:rPr>
+          <w:lang w:val="en-ID"/>
+        </w:rPr>
+        <w:t xml:space="preserve"> </w:t>
+      </w:r>
+      <w:proofErr w:type="spellStart"/>
+      <w:r>
+        <w:rPr>
+          <w:lang w:val="en-ID"/>
+        </w:rPr>
         <w:t>dalam</w:t>
       </w:r>
       <w:proofErr w:type="spellEnd"/>
       <w:r>
-        <w:t xml:space="preserve"> log </w:t>
-      </w:r>
-      <w:proofErr w:type="spellStart"/>
-      <w:r>
-        <w:t>eksperimen</w:t>
-      </w:r>
-      <w:proofErr w:type="spellEnd"/>
-      <w:r>
-        <w:t xml:space="preserve">. </w:t>
-      </w:r>
-      <w:proofErr w:type="spellStart"/>
-      <w:r>
-        <w:t>Catatan</w:t>
-      </w:r>
-      <w:proofErr w:type="spellEnd"/>
-      <w:r>
-        <w:t xml:space="preserve"> </w:t>
-      </w:r>
-      <w:proofErr w:type="spellStart"/>
-      <w:r>
-        <w:t>ini</w:t>
-      </w:r>
-      <w:proofErr w:type="spellEnd"/>
-      <w:r>
-        <w:t xml:space="preserve"> </w:t>
-      </w:r>
-      <w:proofErr w:type="spellStart"/>
-      <w:r>
-        <w:t>mencakup</w:t>
-      </w:r>
-      <w:proofErr w:type="spellEnd"/>
-      <w:r>
-        <w:t xml:space="preserve">: (a) </w:t>
-      </w:r>
-      <w:proofErr w:type="spellStart"/>
-      <w:r>
-        <w:t>kueri</w:t>
-      </w:r>
-      <w:proofErr w:type="spellEnd"/>
-      <w:r>
-        <w:t xml:space="preserve">, (b) </w:t>
-      </w:r>
-      <w:proofErr w:type="spellStart"/>
-      <w:r>
-        <w:t>dua</w:t>
-      </w:r>
-      <w:proofErr w:type="spellEnd"/>
-      <w:r>
-        <w:t xml:space="preserve"> </w:t>
-      </w:r>
-      <w:proofErr w:type="spellStart"/>
-      <w:r>
-        <w:t>dimensi</w:t>
-      </w:r>
-      <w:proofErr w:type="spellEnd"/>
-      <w:r>
-        <w:t xml:space="preserve"> yang </w:t>
-      </w:r>
-      <w:proofErr w:type="spellStart"/>
-      <w:r>
-        <w:t>dibandingkan</w:t>
-      </w:r>
-      <w:proofErr w:type="spellEnd"/>
-      <w:r>
-        <w:t xml:space="preserve">, (c) </w:t>
-      </w:r>
-      <w:proofErr w:type="spellStart"/>
-      <w:r>
-        <w:t>dimensi</w:t>
-      </w:r>
-      <w:proofErr w:type="spellEnd"/>
-      <w:r>
-        <w:t xml:space="preserve"> </w:t>
-      </w:r>
-      <w:proofErr w:type="spellStart"/>
-      <w:r>
-        <w:t>pemenang</w:t>
-      </w:r>
-      <w:proofErr w:type="spellEnd"/>
-      <w:r>
-        <w:t xml:space="preserve">, (d) </w:t>
-      </w:r>
-      <w:proofErr w:type="spellStart"/>
-      <w:r>
-        <w:t>waktu</w:t>
-      </w:r>
-      <w:proofErr w:type="spellEnd"/>
-      <w:r>
-        <w:t xml:space="preserve"> </w:t>
-      </w:r>
-      <w:proofErr w:type="spellStart"/>
-      <w:r>
-        <w:t>eksekusi</w:t>
-      </w:r>
-      <w:proofErr w:type="spellEnd"/>
-      <w:r>
-        <w:t xml:space="preserve"> </w:t>
-      </w:r>
-      <w:proofErr w:type="spellStart"/>
-      <w:r>
-        <w:t>keduanya</w:t>
-      </w:r>
-      <w:proofErr w:type="spellEnd"/>
-      <w:r>
-        <w:t xml:space="preserve">, dan (e) daftar </w:t>
-      </w:r>
-      <w:proofErr w:type="spellStart"/>
-      <w:r>
-        <w:t>kandidat</w:t>
-      </w:r>
-      <w:proofErr w:type="spellEnd"/>
-      <w:r>
-        <w:t xml:space="preserve"> </w:t>
-      </w:r>
-      <w:proofErr w:type="spellStart"/>
-      <w:r>
-        <w:t>pakar</w:t>
-      </w:r>
-      <w:proofErr w:type="spellEnd"/>
-      <w:r>
-        <w:t xml:space="preserve"> yang </w:t>
-      </w:r>
-      <w:proofErr w:type="spellStart"/>
-      <w:r>
-        <w:t>dihasilkan</w:t>
-      </w:r>
-      <w:proofErr w:type="spellEnd"/>
-      <w:r>
+        <w:rPr>
+          <w:lang w:val="en-ID"/>
+        </w:rPr>
+        <w:t xml:space="preserve"> </w:t>
+      </w:r>
+      <w:proofErr w:type="spellStart"/>
+      <w:r>
+        <w:rPr>
+          <w:lang w:val="en-ID"/>
+        </w:rPr>
+        <w:t>tabel</w:t>
+      </w:r>
+      <w:proofErr w:type="spellEnd"/>
+      <w:r>
+        <w:rPr>
+          <w:lang w:val="en-ID"/>
+        </w:rPr>
+        <w:t xml:space="preserve"> log basis data </w:t>
+      </w:r>
+      <w:proofErr w:type="spellStart"/>
+      <w:r>
+        <w:rPr>
+          <w:lang w:val="en-ID"/>
+        </w:rPr>
+        <w:t>untuk</w:t>
+      </w:r>
+      <w:proofErr w:type="spellEnd"/>
+      <w:r>
+        <w:rPr>
+          <w:lang w:val="en-ID"/>
+        </w:rPr>
+        <w:t xml:space="preserve"> </w:t>
+      </w:r>
+      <w:proofErr w:type="spellStart"/>
+      <w:r>
+        <w:rPr>
+          <w:lang w:val="en-ID"/>
+        </w:rPr>
+        <w:t>pemrosesan</w:t>
+      </w:r>
+      <w:proofErr w:type="spellEnd"/>
+      <w:r>
+        <w:rPr>
+          <w:lang w:val="en-ID"/>
+        </w:rPr>
+        <w:t xml:space="preserve"> ELO </w:t>
+      </w:r>
+      <w:proofErr w:type="spellStart"/>
+      <w:r>
+        <w:rPr>
+          <w:lang w:val="en-ID"/>
+        </w:rPr>
+        <w:t>akhir</w:t>
+      </w:r>
+      <w:proofErr w:type="spellEnd"/>
+      <w:r>
+        <w:rPr>
+          <w:lang w:val="en-ID"/>
+        </w:rPr>
         <w:t>.</w:t>
       </w:r>
     </w:p>
@@ -25638,6 +30858,7 @@
       </w:r>
       <w:proofErr w:type="spellStart"/>
       <w:r>
+        <w:lastRenderedPageBreak/>
         <w:t>kualitas</w:t>
       </w:r>
       <w:proofErr w:type="spellEnd"/>
@@ -44375,6 +49596,54 @@
       <w:pPr>
         <w:pStyle w:val="Bibliography"/>
         <w:rPr>
+          <w:rFonts w:cs="Calibri"/>
+          <w:lang w:val="en-US"/>
+        </w:rPr>
+      </w:pPr>
+      <w:r>
+        <w:rPr>
+          <w:rFonts w:cs="Calibri"/>
+          <w:lang w:val="en-US"/>
+        </w:rPr>
+        <w:t xml:space="preserve">Zheng, L., Chiang, W.-L., Sheng, Y., Zhuang, S., Wu, Z., Zhuang, Y., Lin, Z., Li, Z., Li, D., Xing, E., Zhang, H., Gonzalez, J. dan </w:t>
+      </w:r>
+      <w:proofErr w:type="spellStart"/>
+      <w:r>
+        <w:rPr>
+          <w:rFonts w:cs="Calibri"/>
+          <w:lang w:val="en-US"/>
+        </w:rPr>
+        <w:t>Stoica</w:t>
+      </w:r>
+      <w:proofErr w:type="spellEnd"/>
+      <w:r>
+        <w:rPr>
+          <w:rFonts w:cs="Calibri"/>
+          <w:lang w:val="en-US"/>
+        </w:rPr>
+        <w:t xml:space="preserve">, I., 2023. Judging LLM-as-a-Judge with MT-Bench and Chatbot Arena. </w:t>
+      </w:r>
+      <w:r>
+        <w:rPr>
+          <w:rFonts w:cs="Calibri"/>
+          <w:i/>
+          <w:iCs/>
+          <w:lang w:val="en-US"/>
+        </w:rPr>
+        <w:t>Advances in Neural Information Processing Systems</w:t>
+      </w:r>
+      <w:r>
+        <w:rPr>
+          <w:rFonts w:cs="Calibri"/>
+          <w:lang w:val="en-US"/>
+        </w:rPr>
+        <w:t>, 36, hlm.46595–46623.</w:t>
+      </w:r>
+    </w:p>
+    <w:p>
+      <w:pPr>
+        <w:pStyle w:val="Bibliography"/>
+        <w:rPr>
           <w:lang w:val="en-US"/>
         </w:rPr>
       </w:pPr>
@@ -45861,6 +51130,119 @@
     <w:numStyleLink w:val="AppendixHeadings"/>
   </w:abstractNum>
   <w:abstractNum w:abstractNumId="22" w15:restartNumberingAfterBreak="0">
+    <w:nsid w:val="36B21305"/>
+    <w:multiLevelType w:val="multilevel"/>
+    <w:tmpl w:val="AD0A08B6"/>
+    <w:lvl w:ilvl="0">
+      <w:start w:val="1"/>
+      <w:numFmt w:val="decimal"/>
+      <w:lvlText w:val="%1."/>
+      <w:lvlJc w:val="left"/>
+      <w:pPr>
+        <w:tabs>
+          <w:tab w:val="num" w:pos="720"/>
+        </w:tabs>
+        <w:ind w:left="720" w:hanging="360"/>
+      </w:pPr>
+    </w:lvl>
+    <w:lvl w:ilvl="1" w:tentative="1">
+      <w:start w:val="1"/>
+      <w:numFmt w:val="decimal"/>
+      <w:lvlText w:val="%2."/>
+      <w:lvlJc w:val="left"/>
+      <w:pPr>
+        <w:tabs>
+          <w:tab w:val="num" w:pos="1440"/>
+        </w:tabs>
+        <w:ind w:left="1440" w:hanging="360"/>
+      </w:pPr>
+    </w:lvl>
+    <w:lvl w:ilvl="2" w:tentative="1">
+      <w:start w:val="1"/>
+      <w:numFmt w:val="decimal"/>
+      <w:lvlText w:val="%3."/>
+      <w:lvlJc w:val="left"/>
+      <w:pPr>
+        <w:tabs>
+          <w:tab w:val="num" w:pos="2160"/>
+        </w:tabs>
+        <w:ind w:left="2160" w:hanging="360"/>
+      </w:pPr>
+    </w:lvl>
+    <w:lvl w:ilvl="3" w:tentative="1">
+      <w:start w:val="1"/>
+      <w:numFmt w:val="decimal"/>
+      <w:lvlText w:val="%4."/>
+      <w:lvlJc w:val="left"/>
+      <w:pPr>
+        <w:tabs>
+          <w:tab w:val="num" w:pos="2880"/>
+        </w:tabs>
+        <w:ind w:left="2880" w:hanging="360"/>
+      </w:pPr>
+    </w:lvl>
+    <w:lvl w:ilvl="4" w:tentative="1">
+      <w:start w:val="1"/>
+      <w:numFmt w:val="decimal"/>
+      <w:lvlText w:val="%5."/>
+      <w:lvlJc w:val="left"/>
+      <w:pPr>
+        <w:tabs>
+          <w:tab w:val="num" w:pos="3600"/>
+        </w:tabs>
+        <w:ind w:left="3600" w:hanging="360"/>
+      </w:pPr>
+    </w:lvl>
+    <w:lvl w:ilvl="5" w:tentative="1">
+      <w:start w:val="1"/>
+      <w:numFmt w:val="decimal"/>
+      <w:lvlText w:val="%6."/>
+      <w:lvlJc w:val="left"/>
+      <w:pPr>
+        <w:tabs>
+          <w:tab w:val="num" w:pos="4320"/>
+        </w:tabs>
+        <w:ind w:left="4320" w:hanging="360"/>
+      </w:pPr>
+    </w:lvl>
+    <w:lvl w:ilvl="6" w:tentative="1">
+      <w:start w:val="1"/>
+      <w:numFmt w:val="decimal"/>
+      <w:lvlText w:val="%7."/>
+      <w:lvlJc w:val="left"/>
+      <w:pPr>
+        <w:tabs>
+          <w:tab w:val="num" w:pos="5040"/>
+        </w:tabs>
+        <w:ind w:left="5040" w:hanging="360"/>
+      </w:pPr>
+    </w:lvl>
+    <w:lvl w:ilvl="7" w:tentative="1">
+      <w:start w:val="1"/>
+      <w:numFmt w:val="decimal"/>
+      <w:lvlText w:val="%8."/>
+      <w:lvlJc w:val="left"/>
+      <w:pPr>
+        <w:tabs>
+          <w:tab w:val="num" w:pos="5760"/>
+        </w:tabs>
+        <w:ind w:left="5760" w:hanging="360"/>
+      </w:pPr>
+    </w:lvl>
+    <w:lvl w:ilvl="8" w:tentative="1">
+      <w:start w:val="1"/>
+      <w:numFmt w:val="decimal"/>
+      <w:lvlText w:val="%9."/>
+      <w:lvlJc w:val="left"/>
+      <w:pPr>
+        <w:tabs>
+          <w:tab w:val="num" w:pos="6480"/>
+        </w:tabs>
+        <w:ind w:left="6480" w:hanging="360"/>
+      </w:pPr>
+    </w:lvl>
+  </w:abstractNum>
+  <w:abstractNum w:abstractNumId="23" w15:restartNumberingAfterBreak="0">
     <w:nsid w:val="3F5D1795"/>
     <w:multiLevelType w:val="hybridMultilevel"/>
     <w:tmpl w:val="CFC42DB6"/>
@@ -45947,7 +51329,7 @@
       </w:pPr>
     </w:lvl>
   </w:abstractNum>
-  <w:abstractNum w:abstractNumId="23" w15:restartNumberingAfterBreak="0">
+  <w:abstractNum w:abstractNumId="24" w15:restartNumberingAfterBreak="0">
     <w:nsid w:val="42132298"/>
     <w:multiLevelType w:val="hybridMultilevel"/>
     <w:tmpl w:val="D494D31A"/>
@@ -46040,7 +51422,7 @@
       </w:pPr>
     </w:lvl>
   </w:abstractNum>
-  <w:abstractNum w:abstractNumId="24" w15:restartNumberingAfterBreak="0">
+  <w:abstractNum w:abstractNumId="25" w15:restartNumberingAfterBreak="0">
     <w:nsid w:val="437106F5"/>
     <w:multiLevelType w:val="hybridMultilevel"/>
     <w:tmpl w:val="2B20D28E"/>
@@ -46153,7 +51535,7 @@
       </w:rPr>
     </w:lvl>
   </w:abstractNum>
-  <w:abstractNum w:abstractNumId="25" w15:restartNumberingAfterBreak="0">
+  <w:abstractNum w:abstractNumId="26" w15:restartNumberingAfterBreak="0">
     <w:nsid w:val="47DE450F"/>
     <w:multiLevelType w:val="hybridMultilevel"/>
     <w:tmpl w:val="D7022A74"/>
@@ -46246,14 +51628,14 @@
       </w:pPr>
     </w:lvl>
   </w:abstractNum>
-  <w:abstractNum w:abstractNumId="26" w15:restartNumberingAfterBreak="0">
+  <w:abstractNum w:abstractNumId="27" w15:restartNumberingAfterBreak="0">
     <w:nsid w:val="49D41C76"/>
     <w:multiLevelType w:val="multilevel"/>
     <w:tmpl w:val="A01A89D2"/>
     <w:name w:val="BodyHeads"/>
     <w:numStyleLink w:val="BodyHeadings"/>
   </w:abstractNum>
-  <w:abstractNum w:abstractNumId="27" w15:restartNumberingAfterBreak="0">
+  <w:abstractNum w:abstractNumId="28" w15:restartNumberingAfterBreak="0">
     <w:nsid w:val="4A1E1EA7"/>
     <w:multiLevelType w:val="hybridMultilevel"/>
     <w:tmpl w:val="4C40A060"/>
@@ -46339,14 +51721,14 @@
       </w:pPr>
     </w:lvl>
   </w:abstractNum>
-  <w:abstractNum w:abstractNumId="28" w15:restartNumberingAfterBreak="0">
+  <w:abstractNum w:abstractNumId="29" w15:restartNumberingAfterBreak="0">
     <w:nsid w:val="509107F9"/>
     <w:multiLevelType w:val="multilevel"/>
     <w:tmpl w:val="A01A89D2"/>
     <w:name w:val="BodyHeadings2"/>
     <w:numStyleLink w:val="BodyHeadings"/>
   </w:abstractNum>
-  <w:abstractNum w:abstractNumId="29" w15:restartNumberingAfterBreak="0">
+  <w:abstractNum w:abstractNumId="30" w15:restartNumberingAfterBreak="0">
     <w:nsid w:val="56DE3ADD"/>
     <w:multiLevelType w:val="multilevel"/>
     <w:tmpl w:val="A01A89D2"/>
@@ -46469,14 +51851,14 @@
       </w:rPr>
     </w:lvl>
   </w:abstractNum>
-  <w:abstractNum w:abstractNumId="30" w15:restartNumberingAfterBreak="0">
+  <w:abstractNum w:abstractNumId="31" w15:restartNumberingAfterBreak="0">
     <w:nsid w:val="57517C54"/>
     <w:multiLevelType w:val="multilevel"/>
     <w:tmpl w:val="62E8B9FA"/>
     <w:name w:val="AppHeads"/>
     <w:numStyleLink w:val="AppendixHeadings"/>
   </w:abstractNum>
-  <w:abstractNum w:abstractNumId="31" w15:restartNumberingAfterBreak="0">
+  <w:abstractNum w:abstractNumId="32" w15:restartNumberingAfterBreak="0">
     <w:nsid w:val="59D75C58"/>
     <w:multiLevelType w:val="hybridMultilevel"/>
     <w:tmpl w:val="E2F0C89A"/>
@@ -46563,14 +51945,14 @@
       </w:pPr>
     </w:lvl>
   </w:abstractNum>
-  <w:abstractNum w:abstractNumId="32" w15:restartNumberingAfterBreak="0">
+  <w:abstractNum w:abstractNumId="33" w15:restartNumberingAfterBreak="0">
     <w:nsid w:val="5C7F389E"/>
     <w:multiLevelType w:val="multilevel"/>
     <w:tmpl w:val="62E8B9FA"/>
     <w:name w:val="AppHeads4"/>
     <w:numStyleLink w:val="AppendixHeadings"/>
   </w:abstractNum>
-  <w:abstractNum w:abstractNumId="33" w15:restartNumberingAfterBreak="0">
+  <w:abstractNum w:abstractNumId="34" w15:restartNumberingAfterBreak="0">
     <w:nsid w:val="5E344E65"/>
     <w:multiLevelType w:val="hybridMultilevel"/>
     <w:tmpl w:val="A5CE6A30"/>
@@ -46657,21 +52039,21 @@
       </w:pPr>
     </w:lvl>
   </w:abstractNum>
-  <w:abstractNum w:abstractNumId="34" w15:restartNumberingAfterBreak="0">
+  <w:abstractNum w:abstractNumId="35" w15:restartNumberingAfterBreak="0">
     <w:nsid w:val="6E365AD2"/>
     <w:multiLevelType w:val="multilevel"/>
     <w:tmpl w:val="A01A89D2"/>
     <w:name w:val="BodyHeadings3"/>
     <w:numStyleLink w:val="BodyHeadings"/>
   </w:abstractNum>
-  <w:abstractNum w:abstractNumId="35" w15:restartNumberingAfterBreak="0">
+  <w:abstractNum w:abstractNumId="36" w15:restartNumberingAfterBreak="0">
     <w:nsid w:val="742E6936"/>
     <w:multiLevelType w:val="multilevel"/>
     <w:tmpl w:val="62E8B9FA"/>
     <w:name w:val="AppHeads3"/>
     <w:numStyleLink w:val="AppendixHeadings"/>
   </w:abstractNum>
-  <w:abstractNum w:abstractNumId="36" w15:restartNumberingAfterBreak="0">
+  <w:abstractNum w:abstractNumId="37" w15:restartNumberingAfterBreak="0">
     <w:nsid w:val="74D14619"/>
     <w:multiLevelType w:val="multilevel"/>
     <w:tmpl w:val="4C4C5A04"/>
@@ -46789,7 +52171,7 @@
       </w:rPr>
     </w:lvl>
   </w:abstractNum>
-  <w:abstractNum w:abstractNumId="37" w15:restartNumberingAfterBreak="0">
+  <w:abstractNum w:abstractNumId="38" w15:restartNumberingAfterBreak="0">
     <w:nsid w:val="75CD0F37"/>
     <w:multiLevelType w:val="hybridMultilevel"/>
     <w:tmpl w:val="35C4E890"/>
@@ -46875,7 +52257,7 @@
       </w:pPr>
     </w:lvl>
   </w:abstractNum>
-  <w:abstractNum w:abstractNumId="38" w15:restartNumberingAfterBreak="0">
+  <w:abstractNum w:abstractNumId="39" w15:restartNumberingAfterBreak="0">
     <w:nsid w:val="79EE763E"/>
     <w:multiLevelType w:val="hybridMultilevel"/>
     <w:tmpl w:val="762E3CD4"/>
@@ -46994,7 +52376,7 @@
     </w:lvlOverride>
   </w:num>
   <w:num w:numId="4">
-    <w:abstractNumId w:val="29"/>
+    <w:abstractNumId w:val="30"/>
   </w:num>
   <w:num w:numId="5">
     <w:abstractNumId w:val="13"/>
@@ -47140,19 +52522,19 @@
     <w:abstractNumId w:val="3"/>
   </w:num>
   <w:num w:numId="8">
-    <w:abstractNumId w:val="23"/>
+    <w:abstractNumId w:val="24"/>
   </w:num>
   <w:num w:numId="9">
-    <w:abstractNumId w:val="25"/>
+    <w:abstractNumId w:val="26"/>
   </w:num>
   <w:num w:numId="10">
-    <w:abstractNumId w:val="38"/>
+    <w:abstractNumId w:val="39"/>
   </w:num>
   <w:num w:numId="11">
     <w:abstractNumId w:val="17"/>
   </w:num>
   <w:num w:numId="12">
-    <w:abstractNumId w:val="31"/>
+    <w:abstractNumId w:val="32"/>
   </w:num>
   <w:num w:numId="13">
     <w:abstractNumId w:val="6"/>
@@ -47164,7 +52546,7 @@
     <w:abstractNumId w:val="14"/>
   </w:num>
   <w:num w:numId="16">
-    <w:abstractNumId w:val="22"/>
+    <w:abstractNumId w:val="23"/>
   </w:num>
   <w:num w:numId="17">
     <w:abstractNumId w:val="1"/>
@@ -47173,7 +52555,7 @@
     <w:abstractNumId w:val="0"/>
   </w:num>
   <w:num w:numId="19">
-    <w:abstractNumId w:val="33"/>
+    <w:abstractNumId w:val="34"/>
     <w:lvlOverride w:ilvl="0">
       <w:lvl w:ilvl="0" w:tplc="0DC22DC8">
         <w:start w:val="1"/>
@@ -47333,7 +52715,7 @@
     <w:abstractNumId w:val="2"/>
   </w:num>
   <w:num w:numId="31">
-    <w:abstractNumId w:val="33"/>
+    <w:abstractNumId w:val="34"/>
   </w:num>
   <w:num w:numId="32">
     <w:abstractNumId w:val="2"/>
@@ -47354,16 +52736,19 @@
     <w:abstractNumId w:val="11"/>
   </w:num>
   <w:num w:numId="38">
-    <w:abstractNumId w:val="37"/>
+    <w:abstractNumId w:val="38"/>
   </w:num>
   <w:num w:numId="39">
     <w:abstractNumId w:val="12"/>
   </w:num>
   <w:num w:numId="40">
-    <w:abstractNumId w:val="27"/>
+    <w:abstractNumId w:val="28"/>
   </w:num>
   <w:num w:numId="41">
-    <w:abstractNumId w:val="24"/>
+    <w:abstractNumId w:val="25"/>
+  </w:num>
+  <w:num w:numId="42">
+    <w:abstractNumId w:val="22"/>
   </w:num>
   <w:numIdMacAtCleanup w:val="29"/>
 </w:numbering>
